--- a/UX/Research/Design_Challenge_AI-coach_StudieStap.docx
+++ b/UX/Research/Design_Challenge_AI-coach_StudieStap.docx
@@ -4,783 +4,1287 @@
   <w:body>
     <w:p>
       <w:pPr>
-        <w:spacing w:before="2400"/>
-      </w:pPr>
-    </w:p>
-    <w:p>
-      <w:pPr>
-        <w:spacing w:after="200"/>
-      </w:pPr>
-      <w:r>
+        <w:spacing w:before="2400" w:after="240"/>
+        <w:jc w:val="center"/>
         <w:rPr>
-          <w:rFonts w:ascii="Calibri" w:eastAsia="Calibri" w:hAnsi="Calibri" w:cs="Calibri"/>
-          <w:b/>
-          <w:bCs/>
-          <w:color w:val="000000"/>
-          <w:sz w:val="56"/>
-          <w:szCs w:val="56"/>
+          <w:lang w:val="en-GB"/>
         </w:rPr>
-        <w:t>Design Challenge</w:t>
-      </w:r>
-    </w:p>
-    <w:p>
-      <w:pPr>
-        <w:spacing w:after="100"/>
       </w:pPr>
       <w:r>
         <w:rPr>
-          <w:rFonts w:ascii="Calibri" w:eastAsia="Calibri" w:hAnsi="Calibri" w:cs="Calibri"/>
-          <w:color w:val="2E74B5"/>
-          <w:sz w:val="28"/>
-          <w:szCs w:val="28"/>
-        </w:rPr>
-        <w:t>AI-coach StudieStap</w:t>
-      </w:r>
-    </w:p>
-    <w:p>
-      <w:pPr>
-        <w:spacing w:after="300"/>
-      </w:pPr>
-      <w:r>
-        <w:rPr>
-          <w:rFonts w:ascii="Calibri" w:eastAsia="Calibri" w:hAnsi="Calibri" w:cs="Calibri"/>
-          <w:color w:val="999999"/>
-          <w:sz w:val="22"/>
-          <w:szCs w:val="22"/>
-        </w:rPr>
-        <w:t>Hogeschool Leiden – 2026</w:t>
-      </w:r>
-    </w:p>
-    <w:p>
-      <w:r>
-        <w:rPr>
-          <w:rFonts w:ascii="Calibri" w:eastAsia="Calibri" w:hAnsi="Calibri" w:cs="Calibri"/>
-          <w:color w:val="000000"/>
-          <w:sz w:val="22"/>
-          <w:szCs w:val="22"/>
-        </w:rPr>
-        <w:t>Carolina Sauselé s1146388</w:t>
-      </w:r>
-    </w:p>
-    <w:p>
-      <w:pPr>
-        <w:pageBreakBefore/>
-        <w:spacing w:before="480" w:after="120"/>
-      </w:pPr>
-      <w:r>
-        <w:rPr>
-          <w:rFonts w:ascii="Calibri" w:eastAsia="Calibri" w:hAnsi="Calibri" w:cs="Calibri"/>
+          <w:rFonts w:ascii="Calibri Light" w:eastAsia="Calibri Light" w:hAnsi="Calibri Light" w:cs="Calibri Light"/>
           <w:b/>
           <w:bCs/>
           <w:color w:val="2E74B5"/>
-          <w:sz w:val="32"/>
-          <w:szCs w:val="32"/>
+          <w:sz w:val="44"/>
+          <w:szCs w:val="44"/>
+          <w:lang w:val="en-GB"/>
+        </w:rPr>
+        <w:t>Design Challenge</w:t>
+      </w:r>
+    </w:p>
+    <w:p>
+      <w:pPr>
+        <w:spacing w:after="160"/>
+        <w:jc w:val="center"/>
+        <w:rPr>
+          <w:lang w:val="en-GB"/>
+        </w:rPr>
+      </w:pPr>
+      <w:r>
+        <w:rPr>
+          <w:rFonts w:ascii="Calibri Light" w:eastAsia="Calibri Light" w:hAnsi="Calibri Light" w:cs="Calibri Light"/>
+          <w:b/>
+          <w:bCs/>
+          <w:color w:val="1F3864"/>
+          <w:sz w:val="28"/>
+          <w:szCs w:val="28"/>
+          <w:lang w:val="en-GB"/>
+        </w:rPr>
+        <w:t xml:space="preserve">AI-coach </w:t>
+      </w:r>
+      <w:proofErr w:type="spellStart"/>
+      <w:r>
+        <w:rPr>
+          <w:rFonts w:ascii="Calibri Light" w:eastAsia="Calibri Light" w:hAnsi="Calibri Light" w:cs="Calibri Light"/>
+          <w:b/>
+          <w:bCs/>
+          <w:color w:val="1F3864"/>
+          <w:sz w:val="28"/>
+          <w:szCs w:val="28"/>
+          <w:lang w:val="en-GB"/>
+        </w:rPr>
+        <w:t>StudieStap</w:t>
+      </w:r>
+      <w:proofErr w:type="spellEnd"/>
+    </w:p>
+    <w:p>
+      <w:pPr>
+        <w:spacing w:after="80"/>
+        <w:jc w:val="center"/>
+        <w:rPr>
+          <w:lang w:val="en-GB"/>
+        </w:rPr>
+      </w:pPr>
+      <w:r>
+        <w:rPr>
+          <w:lang w:val="en-GB"/>
+        </w:rPr>
+        <w:t>Carolina Sauselé</w:t>
+      </w:r>
+    </w:p>
+    <w:p>
+      <w:pPr>
+        <w:spacing w:after="80"/>
+        <w:jc w:val="center"/>
+      </w:pPr>
+      <w:r>
+        <w:t>Studentnummer: s1146388</w:t>
+      </w:r>
+    </w:p>
+    <w:p>
+      <w:pPr>
+        <w:spacing w:after="80"/>
+        <w:jc w:val="center"/>
+      </w:pPr>
+      <w:r>
+        <w:t>Hogeschool Leiden – 2026</w:t>
+      </w:r>
+    </w:p>
+    <w:sdt>
+      <w:sdtPr>
+        <w:rPr>
+          <w:rFonts w:ascii="Calibri" w:eastAsia="Calibri" w:hAnsi="Calibri" w:cs="Calibri"/>
+          <w:color w:val="auto"/>
+          <w:sz w:val="22"/>
+          <w:szCs w:val="22"/>
+          <w:lang w:val="nl-NL" w:eastAsia="nl-NL"/>
+        </w:rPr>
+        <w:id w:val="349457243"/>
+        <w:docPartObj>
+          <w:docPartGallery w:val="Table of Contents"/>
+          <w:docPartUnique/>
+        </w:docPartObj>
+      </w:sdtPr>
+      <w:sdtEndPr>
+        <w:rPr>
+          <w:b/>
+          <w:bCs/>
+          <w:noProof/>
+        </w:rPr>
+      </w:sdtEndPr>
+      <w:sdtContent>
+        <w:p>
+          <w:pPr>
+            <w:pStyle w:val="TOCHeading"/>
+            <w:pageBreakBefore/>
+          </w:pPr>
+          <w:r>
+            <w:t>Inhoudsopgave</w:t>
+          </w:r>
+        </w:p>
+        <w:p>
+          <w:pPr>
+            <w:pStyle w:val="TOC1"/>
+            <w:tabs>
+              <w:tab w:val="right" w:leader="dot" w:pos="9016"/>
+            </w:tabs>
+            <w:rPr>
+              <w:noProof/>
+            </w:rPr>
+          </w:pPr>
+          <w:r>
+            <w:fldChar w:fldCharType="begin"/>
+          </w:r>
+          <w:r>
+            <w:instrText xml:space="preserve"> TOC \o "1-3" \h \z \u </w:instrText>
+          </w:r>
+          <w:r>
+            <w:fldChar w:fldCharType="separate"/>
+          </w:r>
+          <w:hyperlink w:anchor="_Toc260400100" w:history="1">
+            <w:r>
+              <w:rPr>
+                <w:rStyle w:val="Hyperlink"/>
+                <w:rFonts w:ascii="Calibri Light" w:eastAsia="Calibri Light" w:hAnsi="Calibri Light" w:cs="Calibri Light"/>
+                <w:b/>
+                <w:bCs/>
+                <w:noProof/>
+              </w:rPr>
+              <w:t>1 Inleiding</w:t>
+            </w:r>
+            <w:r>
+              <w:rPr>
+                <w:noProof/>
+                <w:webHidden/>
+              </w:rPr>
+              <w:tab/>
+            </w:r>
+            <w:r>
+              <w:rPr>
+                <w:noProof/>
+                <w:webHidden/>
+              </w:rPr>
+              <w:fldChar w:fldCharType="begin"/>
+            </w:r>
+            <w:r>
+              <w:rPr>
+                <w:noProof/>
+                <w:webHidden/>
+              </w:rPr>
+              <w:instrText xml:space="preserve"> PAGEREF _Toc260400100 \h </w:instrText>
+            </w:r>
+            <w:r>
+              <w:rPr>
+                <w:noProof/>
+                <w:webHidden/>
+              </w:rPr>
+            </w:r>
+            <w:r>
+              <w:rPr>
+                <w:noProof/>
+                <w:webHidden/>
+              </w:rPr>
+              <w:fldChar w:fldCharType="separate"/>
+            </w:r>
+            <w:r>
+              <w:rPr>
+                <w:noProof/>
+                <w:webHidden/>
+              </w:rPr>
+              <w:t>3</w:t>
+            </w:r>
+            <w:r>
+              <w:rPr>
+                <w:noProof/>
+                <w:webHidden/>
+              </w:rPr>
+              <w:fldChar w:fldCharType="end"/>
+            </w:r>
+          </w:hyperlink>
+        </w:p>
+        <w:p>
+          <w:pPr>
+            <w:pStyle w:val="TOC1"/>
+            <w:tabs>
+              <w:tab w:val="right" w:leader="dot" w:pos="9016"/>
+            </w:tabs>
+            <w:rPr>
+              <w:noProof/>
+            </w:rPr>
+          </w:pPr>
+          <w:hyperlink w:anchor="_Toc260400101" w:history="1">
+            <w:r>
+              <w:rPr>
+                <w:rStyle w:val="Hyperlink"/>
+                <w:rFonts w:ascii="Calibri Light" w:eastAsia="Calibri Light" w:hAnsi="Calibri Light" w:cs="Calibri Light"/>
+                <w:b/>
+                <w:bCs/>
+                <w:noProof/>
+              </w:rPr>
+              <w:t>2 Probleemstelling</w:t>
+            </w:r>
+            <w:r>
+              <w:rPr>
+                <w:noProof/>
+                <w:webHidden/>
+              </w:rPr>
+              <w:tab/>
+            </w:r>
+            <w:r>
+              <w:rPr>
+                <w:noProof/>
+                <w:webHidden/>
+              </w:rPr>
+              <w:fldChar w:fldCharType="begin"/>
+            </w:r>
+            <w:r>
+              <w:rPr>
+                <w:noProof/>
+                <w:webHidden/>
+              </w:rPr>
+              <w:instrText xml:space="preserve"> PAGEREF _Toc260400101 \h </w:instrText>
+            </w:r>
+            <w:r>
+              <w:rPr>
+                <w:noProof/>
+                <w:webHidden/>
+              </w:rPr>
+            </w:r>
+            <w:r>
+              <w:rPr>
+                <w:noProof/>
+                <w:webHidden/>
+              </w:rPr>
+              <w:fldChar w:fldCharType="separate"/>
+            </w:r>
+            <w:r>
+              <w:rPr>
+                <w:noProof/>
+                <w:webHidden/>
+              </w:rPr>
+              <w:t>3</w:t>
+            </w:r>
+            <w:r>
+              <w:rPr>
+                <w:noProof/>
+                <w:webHidden/>
+              </w:rPr>
+              <w:fldChar w:fldCharType="end"/>
+            </w:r>
+          </w:hyperlink>
+        </w:p>
+        <w:p>
+          <w:pPr>
+            <w:pStyle w:val="TOC1"/>
+            <w:tabs>
+              <w:tab w:val="right" w:leader="dot" w:pos="9016"/>
+            </w:tabs>
+            <w:rPr>
+              <w:noProof/>
+            </w:rPr>
+          </w:pPr>
+          <w:hyperlink w:anchor="_Toc260400102" w:history="1">
+            <w:r>
+              <w:rPr>
+                <w:rStyle w:val="Hyperlink"/>
+                <w:rFonts w:ascii="Calibri Light" w:eastAsia="Calibri Light" w:hAnsi="Calibri Light" w:cs="Calibri Light"/>
+                <w:b/>
+                <w:bCs/>
+                <w:noProof/>
+              </w:rPr>
+              <w:t>3 Design challenge</w:t>
+            </w:r>
+            <w:r>
+              <w:rPr>
+                <w:noProof/>
+                <w:webHidden/>
+              </w:rPr>
+              <w:tab/>
+            </w:r>
+            <w:r>
+              <w:rPr>
+                <w:noProof/>
+                <w:webHidden/>
+              </w:rPr>
+              <w:fldChar w:fldCharType="begin"/>
+            </w:r>
+            <w:r>
+              <w:rPr>
+                <w:noProof/>
+                <w:webHidden/>
+              </w:rPr>
+              <w:instrText xml:space="preserve"> PAGEREF _Toc260400102 \h </w:instrText>
+            </w:r>
+            <w:r>
+              <w:rPr>
+                <w:noProof/>
+                <w:webHidden/>
+              </w:rPr>
+            </w:r>
+            <w:r>
+              <w:rPr>
+                <w:noProof/>
+                <w:webHidden/>
+              </w:rPr>
+              <w:fldChar w:fldCharType="separate"/>
+            </w:r>
+            <w:r>
+              <w:rPr>
+                <w:noProof/>
+                <w:webHidden/>
+              </w:rPr>
+              <w:t>3</w:t>
+            </w:r>
+            <w:r>
+              <w:rPr>
+                <w:noProof/>
+                <w:webHidden/>
+              </w:rPr>
+              <w:fldChar w:fldCharType="end"/>
+            </w:r>
+          </w:hyperlink>
+        </w:p>
+        <w:p>
+          <w:pPr>
+            <w:pStyle w:val="TOC2"/>
+            <w:tabs>
+              <w:tab w:val="right" w:leader="dot" w:pos="9016"/>
+            </w:tabs>
+            <w:rPr>
+              <w:noProof/>
+            </w:rPr>
+          </w:pPr>
+          <w:hyperlink w:anchor="_Toc260400103" w:history="1">
+            <w:r>
+              <w:rPr>
+                <w:rStyle w:val="Hyperlink"/>
+                <w:rFonts w:ascii="Calibri Light" w:eastAsia="Calibri Light" w:hAnsi="Calibri Light" w:cs="Calibri Light"/>
+                <w:b/>
+                <w:bCs/>
+                <w:noProof/>
+              </w:rPr>
+              <w:t>3.1 Onderbouwing van de design challenge</w:t>
+            </w:r>
+            <w:r>
+              <w:rPr>
+                <w:noProof/>
+                <w:webHidden/>
+              </w:rPr>
+              <w:tab/>
+            </w:r>
+            <w:r>
+              <w:rPr>
+                <w:noProof/>
+                <w:webHidden/>
+              </w:rPr>
+              <w:fldChar w:fldCharType="begin"/>
+            </w:r>
+            <w:r>
+              <w:rPr>
+                <w:noProof/>
+                <w:webHidden/>
+              </w:rPr>
+              <w:instrText xml:space="preserve"> PAGEREF _Toc260400103 \h </w:instrText>
+            </w:r>
+            <w:r>
+              <w:rPr>
+                <w:noProof/>
+                <w:webHidden/>
+              </w:rPr>
+            </w:r>
+            <w:r>
+              <w:rPr>
+                <w:noProof/>
+                <w:webHidden/>
+              </w:rPr>
+              <w:fldChar w:fldCharType="separate"/>
+            </w:r>
+            <w:r>
+              <w:rPr>
+                <w:noProof/>
+                <w:webHidden/>
+              </w:rPr>
+              <w:t>3</w:t>
+            </w:r>
+            <w:r>
+              <w:rPr>
+                <w:noProof/>
+                <w:webHidden/>
+              </w:rPr>
+              <w:fldChar w:fldCharType="end"/>
+            </w:r>
+          </w:hyperlink>
+        </w:p>
+        <w:p>
+          <w:pPr>
+            <w:pStyle w:val="TOC1"/>
+            <w:tabs>
+              <w:tab w:val="right" w:leader="dot" w:pos="9016"/>
+            </w:tabs>
+            <w:rPr>
+              <w:noProof/>
+            </w:rPr>
+          </w:pPr>
+          <w:hyperlink w:anchor="_Toc260400104" w:history="1">
+            <w:r>
+              <w:rPr>
+                <w:rStyle w:val="Hyperlink"/>
+                <w:rFonts w:ascii="Calibri Light" w:eastAsia="Calibri Light" w:hAnsi="Calibri Light" w:cs="Calibri Light"/>
+                <w:b/>
+                <w:bCs/>
+                <w:noProof/>
+              </w:rPr>
+              <w:t>4 Belangrijkste inzichten uit het onderzoek</w:t>
+            </w:r>
+            <w:r>
+              <w:rPr>
+                <w:noProof/>
+                <w:webHidden/>
+              </w:rPr>
+              <w:tab/>
+            </w:r>
+            <w:r>
+              <w:rPr>
+                <w:noProof/>
+                <w:webHidden/>
+              </w:rPr>
+              <w:fldChar w:fldCharType="begin"/>
+            </w:r>
+            <w:r>
+              <w:rPr>
+                <w:noProof/>
+                <w:webHidden/>
+              </w:rPr>
+              <w:instrText xml:space="preserve"> PAGEREF _Toc260400104 \h </w:instrText>
+            </w:r>
+            <w:r>
+              <w:rPr>
+                <w:noProof/>
+                <w:webHidden/>
+              </w:rPr>
+            </w:r>
+            <w:r>
+              <w:rPr>
+                <w:noProof/>
+                <w:webHidden/>
+              </w:rPr>
+              <w:fldChar w:fldCharType="separate"/>
+            </w:r>
+            <w:r>
+              <w:rPr>
+                <w:noProof/>
+                <w:webHidden/>
+              </w:rPr>
+              <w:t>4</w:t>
+            </w:r>
+            <w:r>
+              <w:rPr>
+                <w:noProof/>
+                <w:webHidden/>
+              </w:rPr>
+              <w:fldChar w:fldCharType="end"/>
+            </w:r>
+          </w:hyperlink>
+        </w:p>
+        <w:p>
+          <w:pPr>
+            <w:pStyle w:val="TOC1"/>
+            <w:tabs>
+              <w:tab w:val="right" w:leader="dot" w:pos="9016"/>
+            </w:tabs>
+            <w:rPr>
+              <w:noProof/>
+            </w:rPr>
+          </w:pPr>
+          <w:hyperlink w:anchor="_Toc260400105" w:history="1">
+            <w:r>
+              <w:rPr>
+                <w:rStyle w:val="Hyperlink"/>
+                <w:rFonts w:ascii="Calibri Light" w:eastAsia="Calibri Light" w:hAnsi="Calibri Light" w:cs="Calibri Light"/>
+                <w:b/>
+                <w:bCs/>
+                <w:noProof/>
+              </w:rPr>
+              <w:t>5 Afbakening</w:t>
+            </w:r>
+            <w:r>
+              <w:rPr>
+                <w:noProof/>
+                <w:webHidden/>
+              </w:rPr>
+              <w:tab/>
+            </w:r>
+            <w:r>
+              <w:rPr>
+                <w:noProof/>
+                <w:webHidden/>
+              </w:rPr>
+              <w:fldChar w:fldCharType="begin"/>
+            </w:r>
+            <w:r>
+              <w:rPr>
+                <w:noProof/>
+                <w:webHidden/>
+              </w:rPr>
+              <w:instrText xml:space="preserve"> PAGEREF _Toc260400105 \h </w:instrText>
+            </w:r>
+            <w:r>
+              <w:rPr>
+                <w:noProof/>
+                <w:webHidden/>
+              </w:rPr>
+            </w:r>
+            <w:r>
+              <w:rPr>
+                <w:noProof/>
+                <w:webHidden/>
+              </w:rPr>
+              <w:fldChar w:fldCharType="separate"/>
+            </w:r>
+            <w:r>
+              <w:rPr>
+                <w:noProof/>
+                <w:webHidden/>
+              </w:rPr>
+              <w:t>4</w:t>
+            </w:r>
+            <w:r>
+              <w:rPr>
+                <w:noProof/>
+                <w:webHidden/>
+              </w:rPr>
+              <w:fldChar w:fldCharType="end"/>
+            </w:r>
+          </w:hyperlink>
+        </w:p>
+        <w:p>
+          <w:pPr>
+            <w:pStyle w:val="TOC2"/>
+            <w:tabs>
+              <w:tab w:val="right" w:leader="dot" w:pos="9016"/>
+            </w:tabs>
+            <w:rPr>
+              <w:noProof/>
+            </w:rPr>
+          </w:pPr>
+          <w:hyperlink w:anchor="_Toc260400106" w:history="1">
+            <w:r>
+              <w:rPr>
+                <w:rStyle w:val="Hyperlink"/>
+                <w:rFonts w:ascii="Calibri Light" w:eastAsia="Calibri Light" w:hAnsi="Calibri Light" w:cs="Calibri Light"/>
+                <w:b/>
+                <w:bCs/>
+                <w:noProof/>
+              </w:rPr>
+              <w:t>5.1 Bewust meegenomen</w:t>
+            </w:r>
+            <w:r>
+              <w:rPr>
+                <w:noProof/>
+                <w:webHidden/>
+              </w:rPr>
+              <w:tab/>
+            </w:r>
+            <w:r>
+              <w:rPr>
+                <w:noProof/>
+                <w:webHidden/>
+              </w:rPr>
+              <w:fldChar w:fldCharType="begin"/>
+            </w:r>
+            <w:r>
+              <w:rPr>
+                <w:noProof/>
+                <w:webHidden/>
+              </w:rPr>
+              <w:instrText xml:space="preserve"> PAGEREF _Toc260400106 \h </w:instrText>
+            </w:r>
+            <w:r>
+              <w:rPr>
+                <w:noProof/>
+                <w:webHidden/>
+              </w:rPr>
+            </w:r>
+            <w:r>
+              <w:rPr>
+                <w:noProof/>
+                <w:webHidden/>
+              </w:rPr>
+              <w:fldChar w:fldCharType="separate"/>
+            </w:r>
+            <w:r>
+              <w:rPr>
+                <w:noProof/>
+                <w:webHidden/>
+              </w:rPr>
+              <w:t>4</w:t>
+            </w:r>
+            <w:r>
+              <w:rPr>
+                <w:noProof/>
+                <w:webHidden/>
+              </w:rPr>
+              <w:fldChar w:fldCharType="end"/>
+            </w:r>
+          </w:hyperlink>
+        </w:p>
+        <w:p>
+          <w:pPr>
+            <w:pStyle w:val="TOC2"/>
+            <w:tabs>
+              <w:tab w:val="right" w:leader="dot" w:pos="9016"/>
+            </w:tabs>
+            <w:rPr>
+              <w:noProof/>
+            </w:rPr>
+          </w:pPr>
+          <w:hyperlink w:anchor="_Toc260400107" w:history="1">
+            <w:r>
+              <w:rPr>
+                <w:rStyle w:val="Hyperlink"/>
+                <w:rFonts w:ascii="Calibri Light" w:eastAsia="Calibri Light" w:hAnsi="Calibri Light" w:cs="Calibri Light"/>
+                <w:b/>
+                <w:bCs/>
+                <w:noProof/>
+              </w:rPr>
+              <w:t>5.2 Bewust niet meegenomen</w:t>
+            </w:r>
+            <w:r>
+              <w:rPr>
+                <w:noProof/>
+                <w:webHidden/>
+              </w:rPr>
+              <w:tab/>
+            </w:r>
+            <w:r>
+              <w:rPr>
+                <w:noProof/>
+                <w:webHidden/>
+              </w:rPr>
+              <w:fldChar w:fldCharType="begin"/>
+            </w:r>
+            <w:r>
+              <w:rPr>
+                <w:noProof/>
+                <w:webHidden/>
+              </w:rPr>
+              <w:instrText xml:space="preserve"> PAGEREF _Toc260400107 \h </w:instrText>
+            </w:r>
+            <w:r>
+              <w:rPr>
+                <w:noProof/>
+                <w:webHidden/>
+              </w:rPr>
+            </w:r>
+            <w:r>
+              <w:rPr>
+                <w:noProof/>
+                <w:webHidden/>
+              </w:rPr>
+              <w:fldChar w:fldCharType="separate"/>
+            </w:r>
+            <w:r>
+              <w:rPr>
+                <w:noProof/>
+                <w:webHidden/>
+              </w:rPr>
+              <w:t>4</w:t>
+            </w:r>
+            <w:r>
+              <w:rPr>
+                <w:noProof/>
+                <w:webHidden/>
+              </w:rPr>
+              <w:fldChar w:fldCharType="end"/>
+            </w:r>
+          </w:hyperlink>
+        </w:p>
+        <w:p>
+          <w:pPr>
+            <w:pStyle w:val="TOC1"/>
+            <w:tabs>
+              <w:tab w:val="right" w:leader="dot" w:pos="9016"/>
+            </w:tabs>
+            <w:rPr>
+              <w:noProof/>
+            </w:rPr>
+          </w:pPr>
+          <w:hyperlink w:anchor="_Toc260400108" w:history="1">
+            <w:r>
+              <w:rPr>
+                <w:rStyle w:val="Hyperlink"/>
+                <w:rFonts w:ascii="Calibri Light" w:eastAsia="Calibri Light" w:hAnsi="Calibri Light" w:cs="Calibri Light"/>
+                <w:b/>
+                <w:bCs/>
+                <w:noProof/>
+              </w:rPr>
+              <w:t>6 Ontwerpuitgangspunten</w:t>
+            </w:r>
+            <w:r>
+              <w:rPr>
+                <w:noProof/>
+                <w:webHidden/>
+              </w:rPr>
+              <w:tab/>
+            </w:r>
+            <w:r>
+              <w:rPr>
+                <w:noProof/>
+                <w:webHidden/>
+              </w:rPr>
+              <w:fldChar w:fldCharType="begin"/>
+            </w:r>
+            <w:r>
+              <w:rPr>
+                <w:noProof/>
+                <w:webHidden/>
+              </w:rPr>
+              <w:instrText xml:space="preserve"> PAGEREF _Toc260400108 \h </w:instrText>
+            </w:r>
+            <w:r>
+              <w:rPr>
+                <w:noProof/>
+                <w:webHidden/>
+              </w:rPr>
+            </w:r>
+            <w:r>
+              <w:rPr>
+                <w:noProof/>
+                <w:webHidden/>
+              </w:rPr>
+              <w:fldChar w:fldCharType="separate"/>
+            </w:r>
+            <w:r>
+              <w:rPr>
+                <w:noProof/>
+                <w:webHidden/>
+              </w:rPr>
+              <w:t>5</w:t>
+            </w:r>
+            <w:r>
+              <w:rPr>
+                <w:noProof/>
+                <w:webHidden/>
+              </w:rPr>
+              <w:fldChar w:fldCharType="end"/>
+            </w:r>
+          </w:hyperlink>
+        </w:p>
+        <w:p>
+          <w:pPr>
+            <w:pStyle w:val="TOC1"/>
+            <w:tabs>
+              <w:tab w:val="right" w:leader="dot" w:pos="9016"/>
+            </w:tabs>
+            <w:rPr>
+              <w:noProof/>
+            </w:rPr>
+          </w:pPr>
+          <w:hyperlink w:anchor="_Toc260400109" w:history="1">
+            <w:r>
+              <w:rPr>
+                <w:rStyle w:val="Hyperlink"/>
+                <w:rFonts w:ascii="Calibri Light" w:eastAsia="Calibri Light" w:hAnsi="Calibri Light" w:cs="Calibri Light"/>
+                <w:b/>
+                <w:bCs/>
+                <w:noProof/>
+              </w:rPr>
+              <w:t>7 Ontwerp</w:t>
+            </w:r>
+            <w:r>
+              <w:rPr>
+                <w:noProof/>
+                <w:webHidden/>
+              </w:rPr>
+              <w:tab/>
+            </w:r>
+            <w:r>
+              <w:rPr>
+                <w:noProof/>
+                <w:webHidden/>
+              </w:rPr>
+              <w:fldChar w:fldCharType="begin"/>
+            </w:r>
+            <w:r>
+              <w:rPr>
+                <w:noProof/>
+                <w:webHidden/>
+              </w:rPr>
+              <w:instrText xml:space="preserve"> PAGEREF _Toc260400109 \h </w:instrText>
+            </w:r>
+            <w:r>
+              <w:rPr>
+                <w:noProof/>
+                <w:webHidden/>
+              </w:rPr>
+            </w:r>
+            <w:r>
+              <w:rPr>
+                <w:noProof/>
+                <w:webHidden/>
+              </w:rPr>
+              <w:fldChar w:fldCharType="separate"/>
+            </w:r>
+            <w:r>
+              <w:rPr>
+                <w:noProof/>
+                <w:webHidden/>
+              </w:rPr>
+              <w:t>5</w:t>
+            </w:r>
+            <w:r>
+              <w:rPr>
+                <w:noProof/>
+                <w:webHidden/>
+              </w:rPr>
+              <w:fldChar w:fldCharType="end"/>
+            </w:r>
+          </w:hyperlink>
+        </w:p>
+        <w:p>
+          <w:pPr>
+            <w:pStyle w:val="TOC2"/>
+            <w:tabs>
+              <w:tab w:val="right" w:leader="dot" w:pos="9016"/>
+            </w:tabs>
+            <w:rPr>
+              <w:noProof/>
+            </w:rPr>
+          </w:pPr>
+          <w:hyperlink w:anchor="_Toc260400110" w:history="1">
+            <w:r>
+              <w:rPr>
+                <w:rStyle w:val="Hyperlink"/>
+                <w:rFonts w:ascii="Calibri Light" w:eastAsia="Calibri Light" w:hAnsi="Calibri Light" w:cs="Calibri Light"/>
+                <w:b/>
+                <w:bCs/>
+                <w:noProof/>
+              </w:rPr>
+              <w:t>7.1 Brainstormsessies</w:t>
+            </w:r>
+            <w:r>
+              <w:rPr>
+                <w:noProof/>
+                <w:webHidden/>
+              </w:rPr>
+              <w:tab/>
+            </w:r>
+            <w:r>
+              <w:rPr>
+                <w:noProof/>
+                <w:webHidden/>
+              </w:rPr>
+              <w:fldChar w:fldCharType="begin"/>
+            </w:r>
+            <w:r>
+              <w:rPr>
+                <w:noProof/>
+                <w:webHidden/>
+              </w:rPr>
+              <w:instrText xml:space="preserve"> PAGEREF _Toc260400110 \h </w:instrText>
+            </w:r>
+            <w:r>
+              <w:rPr>
+                <w:noProof/>
+                <w:webHidden/>
+              </w:rPr>
+            </w:r>
+            <w:r>
+              <w:rPr>
+                <w:noProof/>
+                <w:webHidden/>
+              </w:rPr>
+              <w:fldChar w:fldCharType="separate"/>
+            </w:r>
+            <w:r>
+              <w:rPr>
+                <w:noProof/>
+                <w:webHidden/>
+              </w:rPr>
+              <w:t>5</w:t>
+            </w:r>
+            <w:r>
+              <w:rPr>
+                <w:noProof/>
+                <w:webHidden/>
+              </w:rPr>
+              <w:fldChar w:fldCharType="end"/>
+            </w:r>
+          </w:hyperlink>
+        </w:p>
+        <w:p>
+          <w:pPr>
+            <w:pStyle w:val="TOC1"/>
+            <w:tabs>
+              <w:tab w:val="right" w:leader="dot" w:pos="9016"/>
+            </w:tabs>
+            <w:rPr>
+              <w:noProof/>
+            </w:rPr>
+          </w:pPr>
+          <w:hyperlink w:anchor="_Toc260400111" w:history="1">
+            <w:r>
+              <w:rPr>
+                <w:rStyle w:val="Hyperlink"/>
+                <w:rFonts w:ascii="Calibri Light" w:eastAsia="Calibri Light" w:hAnsi="Calibri Light" w:cs="Calibri Light"/>
+                <w:b/>
+                <w:bCs/>
+                <w:noProof/>
+              </w:rPr>
+              <w:t>8 Bronnenlijst</w:t>
+            </w:r>
+            <w:r>
+              <w:rPr>
+                <w:noProof/>
+                <w:webHidden/>
+              </w:rPr>
+              <w:tab/>
+            </w:r>
+            <w:r>
+              <w:rPr>
+                <w:noProof/>
+                <w:webHidden/>
+              </w:rPr>
+              <w:fldChar w:fldCharType="begin"/>
+            </w:r>
+            <w:r>
+              <w:rPr>
+                <w:noProof/>
+                <w:webHidden/>
+              </w:rPr>
+              <w:instrText xml:space="preserve"> PAGEREF _Toc260400111 \h </w:instrText>
+            </w:r>
+            <w:r>
+              <w:rPr>
+                <w:noProof/>
+                <w:webHidden/>
+              </w:rPr>
+            </w:r>
+            <w:r>
+              <w:rPr>
+                <w:noProof/>
+                <w:webHidden/>
+              </w:rPr>
+              <w:fldChar w:fldCharType="separate"/>
+            </w:r>
+            <w:r>
+              <w:rPr>
+                <w:noProof/>
+                <w:webHidden/>
+              </w:rPr>
+              <w:t>5</w:t>
+            </w:r>
+            <w:r>
+              <w:rPr>
+                <w:noProof/>
+                <w:webHidden/>
+              </w:rPr>
+              <w:fldChar w:fldCharType="end"/>
+            </w:r>
+          </w:hyperlink>
+        </w:p>
+        <w:p>
+          <w:r>
+            <w:rPr>
+              <w:b/>
+              <w:bCs/>
+              <w:noProof/>
+            </w:rPr>
+            <w:fldChar w:fldCharType="end"/>
+          </w:r>
+        </w:p>
+      </w:sdtContent>
+    </w:sdt>
+    <w:p>
+      <w:pPr>
+        <w:pStyle w:val="Heading1"/>
+        <w:keepNext/>
+        <w:pageBreakBefore/>
+        <w:spacing w:before="480" w:after="200"/>
+      </w:pPr>
+      <w:bookmarkStart w:id="0" w:name="_Toc260400100"/>
+      <w:r>
+        <w:rPr>
+          <w:rFonts w:ascii="Calibri Light" w:eastAsia="Calibri Light" w:hAnsi="Calibri Light" w:cs="Calibri Light"/>
+          <w:b/>
+          <w:bCs/>
         </w:rPr>
         <w:lastRenderedPageBreak/>
-        <w:t>Inhoud</w:t>
-      </w:r>
-    </w:p>
-    <w:p>
-      <w:pPr>
-        <w:tabs>
-          <w:tab w:val="right" w:leader="dot" w:pos="9026"/>
-        </w:tabs>
-        <w:spacing w:after="80"/>
-      </w:pPr>
+        <w:t>1 Inleiding</w:t>
+      </w:r>
+      <w:bookmarkEnd w:id="0"/>
+    </w:p>
+    <w:p>
+      <w:pPr>
+        <w:spacing w:after="240"/>
+      </w:pPr>
+      <w:r>
+        <w:t>In dit document staat de design challenge voor de AI-coach die ik ontwerp tijdens mijn stage bij StudieStap. De design challenge is het resultaat van de empathize- en define-fase: mijn Plan van Aanpak, het vooronderzoek, het losse literatuuronderzoek naar feedback en de opdrachtomschrijving van StudieStap.</w:t>
+      </w:r>
+    </w:p>
+    <w:p>
+      <w:pPr>
+        <w:spacing w:after="240"/>
+      </w:pPr>
+      <w:r>
+        <w:t>StudieStap geeft workshops op middelbare scholen om leerlingen te helpen bij hun studiekeuze. Deze workshops worden gegeven door StudieStappers, een groep van ongeveer veertig mensen met heel uiteenlopende achtergronden, van psychologie tot data-analyse tot werktuigbouwkunde. Er is op dit moment geen vaste manier om te zien hoe een workshop is verlopen, omdat er niet bij elke workshop iemand kan meekijken. Daarom wordt er een AI-coach ontwikkeld die audio van een workshop analyseert en de StudieStapper daarna feedback geeft.</w:t>
+      </w:r>
+    </w:p>
+    <w:p>
+      <w:r>
+        <w:t>Mijn rol in dit project is het UX-gedeelte</w:t>
+      </w:r>
+      <w:r>
+        <w:t>.</w:t>
+      </w:r>
+      <w:r>
+        <w:t xml:space="preserve"> </w:t>
+      </w:r>
+      <w:r>
+        <w:t>I</w:t>
+      </w:r>
+      <w:r>
+        <w:t>k onderzoek, ontwerp</w:t>
+      </w:r>
+      <w:r>
+        <w:t xml:space="preserve">, </w:t>
+      </w:r>
+      <w:r>
+        <w:t>test hoe die feedback-ervaring eruit moet zien</w:t>
+      </w:r>
+      <w:r>
+        <w:t xml:space="preserve"> en maak dit voor de frontend</w:t>
+      </w:r>
+      <w:r>
+        <w:t>. De audioanalyse en de techniek daarachter worden gedaan door mijn medestagiair, die zich richt op het datagedeelte.</w:t>
+      </w:r>
+    </w:p>
+    <w:p>
+      <w:pPr>
+        <w:pStyle w:val="Heading1"/>
+        <w:keepNext/>
+        <w:spacing w:before="480" w:after="200"/>
+      </w:pPr>
+      <w:bookmarkStart w:id="1" w:name="_Toc260400101"/>
       <w:r>
         <w:rPr>
-          <w:rFonts w:ascii="Calibri" w:eastAsia="Calibri" w:hAnsi="Calibri" w:cs="Calibri"/>
-          <w:sz w:val="22"/>
-          <w:szCs w:val="22"/>
-        </w:rPr>
-        <w:t>Versiebeheer</w:t>
-      </w:r>
-      <w:r>
-        <w:rPr>
-          <w:rFonts w:ascii="Calibri" w:eastAsia="Calibri" w:hAnsi="Calibri" w:cs="Calibri"/>
-          <w:sz w:val="22"/>
-          <w:szCs w:val="22"/>
-        </w:rPr>
-        <w:tab/>
-        <w:t>2</w:t>
-      </w:r>
-    </w:p>
-    <w:p>
-      <w:pPr>
-        <w:tabs>
-          <w:tab w:val="right" w:leader="dot" w:pos="9026"/>
-        </w:tabs>
-        <w:spacing w:after="80"/>
-      </w:pPr>
-      <w:r>
-        <w:rPr>
-          <w:rFonts w:ascii="Calibri" w:eastAsia="Calibri" w:hAnsi="Calibri" w:cs="Calibri"/>
-          <w:sz w:val="22"/>
-          <w:szCs w:val="22"/>
-        </w:rPr>
-        <w:t>1.  Inleiding</w:t>
-      </w:r>
-      <w:r>
-        <w:rPr>
-          <w:rFonts w:ascii="Calibri" w:eastAsia="Calibri" w:hAnsi="Calibri" w:cs="Calibri"/>
-          <w:sz w:val="22"/>
-          <w:szCs w:val="22"/>
-        </w:rPr>
-        <w:tab/>
-        <w:t>3</w:t>
-      </w:r>
-    </w:p>
-    <w:p>
-      <w:pPr>
-        <w:tabs>
-          <w:tab w:val="right" w:leader="dot" w:pos="9026"/>
-        </w:tabs>
-        <w:spacing w:after="80"/>
-      </w:pPr>
-      <w:r>
-        <w:rPr>
-          <w:rFonts w:ascii="Calibri" w:eastAsia="Calibri" w:hAnsi="Calibri" w:cs="Calibri"/>
-          <w:sz w:val="22"/>
-          <w:szCs w:val="22"/>
-        </w:rPr>
-        <w:t>2.  Probleemstelling</w:t>
-      </w:r>
-      <w:r>
-        <w:rPr>
-          <w:rFonts w:ascii="Calibri" w:eastAsia="Calibri" w:hAnsi="Calibri" w:cs="Calibri"/>
-          <w:sz w:val="22"/>
-          <w:szCs w:val="22"/>
-        </w:rPr>
-        <w:tab/>
-        <w:t>3</w:t>
-      </w:r>
-    </w:p>
-    <w:p>
-      <w:pPr>
-        <w:tabs>
-          <w:tab w:val="right" w:leader="dot" w:pos="9026"/>
-        </w:tabs>
-        <w:spacing w:after="80"/>
-      </w:pPr>
-      <w:r>
-        <w:rPr>
-          <w:rFonts w:ascii="Calibri" w:eastAsia="Calibri" w:hAnsi="Calibri" w:cs="Calibri"/>
-          <w:sz w:val="22"/>
-          <w:szCs w:val="22"/>
-        </w:rPr>
-        <w:t>3.  Design challenge</w:t>
-      </w:r>
-      <w:r>
-        <w:rPr>
-          <w:rFonts w:ascii="Calibri" w:eastAsia="Calibri" w:hAnsi="Calibri" w:cs="Calibri"/>
-          <w:sz w:val="22"/>
-          <w:szCs w:val="22"/>
-        </w:rPr>
-        <w:tab/>
-        <w:t>3</w:t>
-      </w:r>
-    </w:p>
-    <w:p>
-      <w:pPr>
-        <w:tabs>
-          <w:tab w:val="right" w:leader="dot" w:pos="9026"/>
-        </w:tabs>
-        <w:spacing w:after="80"/>
-        <w:ind w:left="300"/>
-      </w:pPr>
-      <w:r>
-        <w:rPr>
-          <w:rFonts w:ascii="Calibri" w:eastAsia="Calibri" w:hAnsi="Calibri" w:cs="Calibri"/>
-          <w:sz w:val="22"/>
-          <w:szCs w:val="22"/>
-        </w:rPr>
-        <w:t>3.1  Onderbouwing van de design challenge</w:t>
-      </w:r>
-      <w:r>
-        <w:rPr>
-          <w:rFonts w:ascii="Calibri" w:eastAsia="Calibri" w:hAnsi="Calibri" w:cs="Calibri"/>
-          <w:sz w:val="22"/>
-          <w:szCs w:val="22"/>
-        </w:rPr>
-        <w:tab/>
-        <w:t>3</w:t>
-      </w:r>
-    </w:p>
-    <w:p>
-      <w:pPr>
-        <w:tabs>
-          <w:tab w:val="right" w:leader="dot" w:pos="9026"/>
-        </w:tabs>
-        <w:spacing w:after="80"/>
-      </w:pPr>
-      <w:r>
-        <w:rPr>
-          <w:rFonts w:ascii="Calibri" w:eastAsia="Calibri" w:hAnsi="Calibri" w:cs="Calibri"/>
-          <w:sz w:val="22"/>
-          <w:szCs w:val="22"/>
-        </w:rPr>
-        <w:t>4.  Belangrijkste inzichten uit het onderzoek</w:t>
-      </w:r>
-      <w:r>
-        <w:rPr>
-          <w:rFonts w:ascii="Calibri" w:eastAsia="Calibri" w:hAnsi="Calibri" w:cs="Calibri"/>
-          <w:sz w:val="22"/>
-          <w:szCs w:val="22"/>
-        </w:rPr>
-        <w:tab/>
-        <w:t>4</w:t>
-      </w:r>
-    </w:p>
-    <w:p>
-      <w:pPr>
-        <w:tabs>
-          <w:tab w:val="right" w:leader="dot" w:pos="9026"/>
-        </w:tabs>
-        <w:spacing w:after="80"/>
-      </w:pPr>
-      <w:r>
-        <w:rPr>
-          <w:rFonts w:ascii="Calibri" w:eastAsia="Calibri" w:hAnsi="Calibri" w:cs="Calibri"/>
-          <w:sz w:val="22"/>
-          <w:szCs w:val="22"/>
-        </w:rPr>
-        <w:t>5.  Afbakening</w:t>
-      </w:r>
-      <w:r>
-        <w:rPr>
-          <w:rFonts w:ascii="Calibri" w:eastAsia="Calibri" w:hAnsi="Calibri" w:cs="Calibri"/>
-          <w:sz w:val="22"/>
-          <w:szCs w:val="22"/>
-        </w:rPr>
-        <w:tab/>
-        <w:t>4</w:t>
-      </w:r>
-    </w:p>
-    <w:p>
-      <w:pPr>
-        <w:tabs>
-          <w:tab w:val="right" w:leader="dot" w:pos="9026"/>
-        </w:tabs>
-        <w:spacing w:after="80"/>
-        <w:ind w:left="300"/>
-      </w:pPr>
-      <w:r>
-        <w:rPr>
-          <w:rFonts w:ascii="Calibri" w:eastAsia="Calibri" w:hAnsi="Calibri" w:cs="Calibri"/>
-          <w:sz w:val="22"/>
-          <w:szCs w:val="22"/>
-        </w:rPr>
-        <w:t>5.1  Bewust meegenomen</w:t>
-      </w:r>
-      <w:r>
-        <w:rPr>
-          <w:rFonts w:ascii="Calibri" w:eastAsia="Calibri" w:hAnsi="Calibri" w:cs="Calibri"/>
-          <w:sz w:val="22"/>
-          <w:szCs w:val="22"/>
-        </w:rPr>
-        <w:tab/>
-        <w:t>4</w:t>
-      </w:r>
-    </w:p>
-    <w:p>
-      <w:pPr>
-        <w:tabs>
-          <w:tab w:val="right" w:leader="dot" w:pos="9026"/>
-        </w:tabs>
-        <w:spacing w:after="80"/>
-        <w:ind w:left="300"/>
-      </w:pPr>
-      <w:r>
-        <w:rPr>
-          <w:rFonts w:ascii="Calibri" w:eastAsia="Calibri" w:hAnsi="Calibri" w:cs="Calibri"/>
-          <w:sz w:val="22"/>
-          <w:szCs w:val="22"/>
-        </w:rPr>
-        <w:t>5.2  Bewust niet meegenomen</w:t>
-      </w:r>
-      <w:r>
-        <w:rPr>
-          <w:rFonts w:ascii="Calibri" w:eastAsia="Calibri" w:hAnsi="Calibri" w:cs="Calibri"/>
-          <w:sz w:val="22"/>
-          <w:szCs w:val="22"/>
-        </w:rPr>
-        <w:tab/>
-        <w:t>4</w:t>
-      </w:r>
-    </w:p>
-    <w:p>
-      <w:pPr>
-        <w:tabs>
-          <w:tab w:val="right" w:leader="dot" w:pos="9026"/>
-        </w:tabs>
-        <w:spacing w:after="80"/>
-      </w:pPr>
-      <w:r>
-        <w:rPr>
-          <w:rFonts w:ascii="Calibri" w:eastAsia="Calibri" w:hAnsi="Calibri" w:cs="Calibri"/>
-          <w:sz w:val="22"/>
-          <w:szCs w:val="22"/>
-        </w:rPr>
-        <w:t>6.  Ontwerpuitgangspunten</w:t>
-      </w:r>
-      <w:r>
-        <w:rPr>
-          <w:rFonts w:ascii="Calibri" w:eastAsia="Calibri" w:hAnsi="Calibri" w:cs="Calibri"/>
-          <w:sz w:val="22"/>
-          <w:szCs w:val="22"/>
-        </w:rPr>
-        <w:tab/>
-        <w:t>5</w:t>
-      </w:r>
-    </w:p>
-    <w:p>
-      <w:pPr>
-        <w:tabs>
-          <w:tab w:val="right" w:leader="dot" w:pos="9026"/>
-        </w:tabs>
-        <w:spacing w:after="80"/>
-      </w:pPr>
-      <w:r>
-        <w:rPr>
-          <w:rFonts w:ascii="Calibri" w:eastAsia="Calibri" w:hAnsi="Calibri" w:cs="Calibri"/>
-          <w:sz w:val="22"/>
-          <w:szCs w:val="22"/>
-        </w:rPr>
-        <w:t>7.  Ontwerp</w:t>
-      </w:r>
-      <w:r>
-        <w:rPr>
-          <w:rFonts w:ascii="Calibri" w:eastAsia="Calibri" w:hAnsi="Calibri" w:cs="Calibri"/>
-          <w:sz w:val="22"/>
-          <w:szCs w:val="22"/>
-        </w:rPr>
-        <w:tab/>
-        <w:t>5</w:t>
-      </w:r>
-    </w:p>
-    <w:p>
-      <w:pPr>
-        <w:tabs>
-          <w:tab w:val="right" w:leader="dot" w:pos="9026"/>
-        </w:tabs>
-        <w:spacing w:after="80"/>
-        <w:ind w:left="300"/>
-      </w:pPr>
-      <w:r>
-        <w:rPr>
-          <w:rFonts w:ascii="Calibri" w:eastAsia="Calibri" w:hAnsi="Calibri" w:cs="Calibri"/>
-          <w:sz w:val="22"/>
-          <w:szCs w:val="22"/>
-        </w:rPr>
-        <w:t>7.1  Brainstormsessies</w:t>
-      </w:r>
-      <w:r>
-        <w:rPr>
-          <w:rFonts w:ascii="Calibri" w:eastAsia="Calibri" w:hAnsi="Calibri" w:cs="Calibri"/>
-          <w:sz w:val="22"/>
-          <w:szCs w:val="22"/>
-        </w:rPr>
-        <w:tab/>
-        <w:t>5</w:t>
-      </w:r>
-    </w:p>
-    <w:p>
-      <w:pPr>
-        <w:tabs>
-          <w:tab w:val="right" w:leader="dot" w:pos="9026"/>
-        </w:tabs>
-        <w:spacing w:after="80"/>
-      </w:pPr>
-      <w:r>
-        <w:rPr>
-          <w:rFonts w:ascii="Calibri" w:eastAsia="Calibri" w:hAnsi="Calibri" w:cs="Calibri"/>
-          <w:sz w:val="22"/>
-          <w:szCs w:val="22"/>
-        </w:rPr>
-        <w:t>8.  Bronnenlijst</w:t>
-      </w:r>
-      <w:r>
-        <w:rPr>
-          <w:rFonts w:ascii="Calibri" w:eastAsia="Calibri" w:hAnsi="Calibri" w:cs="Calibri"/>
-          <w:sz w:val="22"/>
-          <w:szCs w:val="22"/>
-        </w:rPr>
-        <w:tab/>
-        <w:t>5</w:t>
-      </w:r>
-    </w:p>
-    <w:p>
-      <w:pPr>
-        <w:pageBreakBefore/>
-        <w:spacing w:before="480" w:after="120"/>
-      </w:pPr>
-      <w:r>
-        <w:rPr>
-          <w:rFonts w:ascii="Calibri" w:eastAsia="Calibri" w:hAnsi="Calibri" w:cs="Calibri"/>
+          <w:rFonts w:ascii="Calibri Light" w:eastAsia="Calibri Light" w:hAnsi="Calibri Light" w:cs="Calibri Light"/>
           <w:b/>
           <w:bCs/>
-          <w:color w:val="2E74B5"/>
-          <w:sz w:val="32"/>
-          <w:szCs w:val="32"/>
         </w:rPr>
-        <w:lastRenderedPageBreak/>
-        <w:t>1.  Inleiding</w:t>
-      </w:r>
-    </w:p>
-    <w:p>
-      <w:pPr>
-        <w:spacing w:after="160"/>
-      </w:pPr>
+        <w:t>2 Probleemstelling</w:t>
+      </w:r>
+      <w:bookmarkEnd w:id="1"/>
+    </w:p>
+    <w:p>
+      <w:pPr>
+        <w:spacing w:after="240"/>
+      </w:pPr>
+      <w:r>
+        <w:t>StudieStappers geven workshops zonder dat er structureel iemand meekijkt of feedback geeft. Daardoor weten ze niet goed of, en hoe, ze bijvoorbeeld genoeg vragen stellen die het denken van leerlingen stimuleren, checken of leerlingen iets echt begrepen hebben, goed reageren op wat leerlingen zeggen, en genoeg afwisseling houden tussen uitleg en interactie.</w:t>
+      </w:r>
+    </w:p>
+    <w:p>
+      <w:r>
+        <w:t>Bestaande manieren om feedback te krijgen schalen niet mee met veertig StudieStappers die door het hele land workshops geven. StudieStap wil dit oplossen met een AI-coach, maar mist op dit moment een uitgewerkt idee van hoe die feedback eruit moet zien, zodat StudieStappers er ook echt iets mee doen.</w:t>
+      </w:r>
+    </w:p>
+    <w:p>
+      <w:pPr>
+        <w:pStyle w:val="Heading1"/>
+        <w:keepNext/>
+        <w:spacing w:before="480" w:after="200"/>
+      </w:pPr>
+      <w:bookmarkStart w:id="2" w:name="_Toc260400102"/>
       <w:r>
         <w:rPr>
-          <w:rFonts w:ascii="Calibri" w:eastAsia="Calibri" w:hAnsi="Calibri" w:cs="Calibri"/>
-          <w:sz w:val="22"/>
-          <w:szCs w:val="22"/>
-        </w:rPr>
-        <w:t>In dit document staat de design challenge voor de AI-coach die ik ontwerp tijdens mijn stage bij StudieStap. De design challenge is het resultaat van de empathize- en define-fase: mijn Plan van Aanpak, het vooronderzoek, het losse literatuuronderzoek naar feedback en de opdrachtomschrijving van StudieStap.</w:t>
-      </w:r>
-    </w:p>
-    <w:p>
-      <w:pPr>
-        <w:spacing w:after="160"/>
-      </w:pPr>
-      <w:r>
-        <w:rPr>
-          <w:rFonts w:ascii="Calibri" w:eastAsia="Calibri" w:hAnsi="Calibri" w:cs="Calibri"/>
-          <w:sz w:val="22"/>
-          <w:szCs w:val="22"/>
-        </w:rPr>
-        <w:t>StudieStap geeft workshops op middelbare scholen om leerlingen te helpen bij hun studiekeuze. Deze workshops worden gegeven door StudieStappers, een groep van ongeveer veertig mensen met heel uiteenlopende achtergronden, van psychologie tot data-analyse tot werktuigbouwkunde. Er is op dit moment geen vaste manier om te zien hoe een workshop is verlopen, omdat er niet bij elke workshop iemand kan meekijken. Daarom wordt er een AI-coach ontwikkeld die audio van een workshop analyseert en de StudieStapper daarna feedback geeft.</w:t>
-      </w:r>
-    </w:p>
-    <w:p>
-      <w:pPr>
-        <w:spacing w:after="160"/>
-      </w:pPr>
-      <w:r>
-        <w:rPr>
-          <w:rFonts w:ascii="Calibri" w:eastAsia="Calibri" w:hAnsi="Calibri" w:cs="Calibri"/>
-          <w:sz w:val="22"/>
-          <w:szCs w:val="22"/>
-        </w:rPr>
-        <w:t>Mijn rol in dit project is het UX-gedeelte</w:t>
-      </w:r>
-      <w:r>
-        <w:rPr>
-          <w:rFonts w:ascii="Calibri" w:eastAsia="Calibri" w:hAnsi="Calibri" w:cs="Calibri"/>
-          <w:sz w:val="22"/>
-          <w:szCs w:val="22"/>
-        </w:rPr>
-        <w:t>;</w:t>
-      </w:r>
-      <w:r>
-        <w:rPr>
-          <w:rFonts w:ascii="Calibri" w:eastAsia="Calibri" w:hAnsi="Calibri" w:cs="Calibri"/>
-          <w:sz w:val="22"/>
-          <w:szCs w:val="22"/>
-        </w:rPr>
-        <w:t xml:space="preserve"> ik onderzoek, ontwerp en test hoe die feedback-ervaring eruit moet zien. De audioanalyse en de techniek daarachter worden gedaan door mijn medestagiair, die zich richt op het datagedeelte.</w:t>
-      </w:r>
-    </w:p>
-    <w:p>
-      <w:pPr>
-        <w:spacing w:before="480" w:after="120"/>
-      </w:pPr>
-      <w:r>
-        <w:rPr>
-          <w:rFonts w:ascii="Calibri" w:eastAsia="Calibri" w:hAnsi="Calibri" w:cs="Calibri"/>
+          <w:rFonts w:ascii="Calibri Light" w:eastAsia="Calibri Light" w:hAnsi="Calibri Light" w:cs="Calibri Light"/>
           <w:b/>
           <w:bCs/>
-          <w:color w:val="2E74B5"/>
-          <w:sz w:val="32"/>
-          <w:szCs w:val="32"/>
         </w:rPr>
-        <w:t>2.  Probleemstelling</w:t>
-      </w:r>
-    </w:p>
-    <w:p>
-      <w:pPr>
-        <w:spacing w:after="160"/>
-      </w:pPr>
+        <w:t>3 Design challenge</w:t>
+      </w:r>
+      <w:bookmarkEnd w:id="2"/>
+    </w:p>
+    <w:p>
       <w:r>
         <w:rPr>
-          <w:rFonts w:ascii="Calibri" w:eastAsia="Calibri" w:hAnsi="Calibri" w:cs="Calibri"/>
-          <w:sz w:val="22"/>
-          <w:szCs w:val="22"/>
-        </w:rPr>
-        <w:t>StudieStappers geven workshops zonder dat er structureel iemand meekijkt of feedback geeft. Daardoor weten ze niet goed of, en hoe, ze bijvoorbeeld genoeg vragen stellen die het denken van leerlingen stimuleren, checken of leerlingen iets echt begrepen hebben, goed reageren op wat leerlingen zeggen, en genoeg afwisseling houden tussen uitleg en interactie.</w:t>
-      </w:r>
-    </w:p>
-    <w:p>
-      <w:pPr>
-        <w:spacing w:after="160"/>
-      </w:pPr>
-      <w:r>
-        <w:rPr>
-          <w:rFonts w:ascii="Calibri" w:eastAsia="Calibri" w:hAnsi="Calibri" w:cs="Calibri"/>
-          <w:sz w:val="22"/>
-          <w:szCs w:val="22"/>
-        </w:rPr>
-        <w:t>Bestaande manieren om feedback te krijgen schalen niet mee met veertig StudieStappers die door het hele land workshops geven. StudieStap wil dit oplossen met een AI-coach, maar mist op dit moment een uitgewerkt idee van hoe die feedback eruit moet zien, zodat StudieStappers er ook echt iets mee doen.</w:t>
-      </w:r>
-    </w:p>
-    <w:p>
-      <w:pPr>
-        <w:spacing w:before="480" w:after="120"/>
-      </w:pPr>
-      <w:r>
-        <w:rPr>
-          <w:rFonts w:ascii="Calibri" w:eastAsia="Calibri" w:hAnsi="Calibri" w:cs="Calibri"/>
-          <w:b/>
-          <w:bCs/>
-          <w:color w:val="2E74B5"/>
-          <w:sz w:val="32"/>
-          <w:szCs w:val="32"/>
-        </w:rPr>
-        <w:t>3.  Design challenge</w:t>
-      </w:r>
-    </w:p>
-    <w:p>
-      <w:pPr>
-        <w:spacing w:after="200"/>
-      </w:pPr>
-      <w:r>
-        <w:rPr>
-          <w:rFonts w:ascii="Calibri" w:eastAsia="Calibri" w:hAnsi="Calibri" w:cs="Calibri"/>
           <w:b/>
           <w:bCs/>
           <w:i/>
           <w:iCs/>
-          <w:sz w:val="22"/>
-          <w:szCs w:val="22"/>
         </w:rPr>
         <w:t>Hoe kunnen we StudieStappers na een workshop feedback geven die ze begrijpen, vertrouwen en ook echt gebruiken om te verbeteren?</w:t>
       </w:r>
     </w:p>
     <w:p>
       <w:pPr>
-        <w:spacing w:before="280" w:after="80"/>
-      </w:pPr>
+        <w:pStyle w:val="Heading2"/>
+        <w:keepNext/>
+        <w:spacing w:before="320" w:after="160"/>
+      </w:pPr>
+      <w:bookmarkStart w:id="3" w:name="_Toc260400103"/>
       <w:r>
         <w:rPr>
-          <w:rFonts w:ascii="Calibri" w:eastAsia="Calibri" w:hAnsi="Calibri" w:cs="Calibri"/>
+          <w:rFonts w:ascii="Calibri Light" w:eastAsia="Calibri Light" w:hAnsi="Calibri Light" w:cs="Calibri Light"/>
           <w:b/>
           <w:bCs/>
           <w:color w:val="1F3864"/>
-          <w:sz w:val="26"/>
-          <w:szCs w:val="26"/>
         </w:rPr>
-        <w:t>3.1  Onderbouwing van de design challenge</w:t>
-      </w:r>
-    </w:p>
-    <w:p>
-      <w:pPr>
-        <w:spacing w:after="160"/>
+        <w:t>3.1 Onderbouwing van de design challenge</w:t>
+      </w:r>
+      <w:bookmarkEnd w:id="3"/>
+    </w:p>
+    <w:p>
+      <w:r>
+        <w:t>De keuzes voor de design challenge zijn gemaakt op basis van het vooronderzoek, het literatuuronderzoek en de opdrachtomschrijving van StudieStap.</w:t>
+      </w:r>
+    </w:p>
+    <w:p>
+      <w:pPr>
+        <w:keepNext/>
+        <w:spacing w:before="240" w:after="40"/>
       </w:pPr>
       <w:r>
         <w:rPr>
-          <w:rFonts w:ascii="Calibri" w:eastAsia="Calibri" w:hAnsi="Calibri" w:cs="Calibri"/>
-          <w:sz w:val="22"/>
-          <w:szCs w:val="22"/>
-        </w:rPr>
-        <w:t>De keuzes voor de design challenge zijn gemaakt op basis van het vooronderzoek, het literatuuronderzoek en de opdrachtomschrijving van StudieStap.</w:t>
-      </w:r>
-    </w:p>
-    <w:p>
-      <w:pPr>
-        <w:spacing w:before="120" w:after="40"/>
-      </w:pPr>
-      <w:r>
-        <w:rPr>
-          <w:rFonts w:ascii="Calibri" w:eastAsia="Calibri" w:hAnsi="Calibri" w:cs="Calibri"/>
           <w:b/>
           <w:bCs/>
-          <w:sz w:val="22"/>
-          <w:szCs w:val="22"/>
         </w:rPr>
         <w:t>Waarom ‘begrijpen’?</w:t>
       </w:r>
     </w:p>
     <w:p>
-      <w:pPr>
-        <w:spacing w:after="160"/>
+      <w:r>
+        <w:t>StudieStappers hebben heel verschillende achtergronden en niet iedereen kent vaktaal. Uit het literatuuronderzoek kwam naar voren dat feedback het beste laag voor laag opgebouwd kan worden, bijvoorbeeld in een dashboard: eerst de hoofdlijn, met de mogelijkheid om door te klikken naar meer detail. Zo blijft de feedback voor iedereen te volgen, ongeacht ervaring of achtergrond.</w:t>
+      </w:r>
+    </w:p>
+    <w:p>
+      <w:pPr>
+        <w:keepNext/>
+        <w:spacing w:before="240" w:after="40"/>
       </w:pPr>
       <w:r>
         <w:rPr>
-          <w:rFonts w:ascii="Calibri" w:eastAsia="Calibri" w:hAnsi="Calibri" w:cs="Calibri"/>
-          <w:sz w:val="22"/>
-          <w:szCs w:val="22"/>
-        </w:rPr>
-        <w:t>StudieStappers hebben heel verschillende achtergronden en niet iedereen kent vaktaal. Uit het literatuuronderzoek kwam naar voren dat feedback het beste laag voor laag opgebouwd kan worden, bijvoorbeeld in een dashboard: eerst de hoofdlijn, met de mogelijkheid om door te klikken naar meer detail. Zo blijft de feedback voor iedereen te volgen, ongeacht ervaring of achtergrond.</w:t>
-      </w:r>
-    </w:p>
-    <w:p>
-      <w:pPr>
-        <w:spacing w:before="120" w:after="40"/>
-      </w:pPr>
-      <w:r>
-        <w:rPr>
-          <w:rFonts w:ascii="Calibri" w:eastAsia="Calibri" w:hAnsi="Calibri" w:cs="Calibri"/>
           <w:b/>
           <w:bCs/>
-          <w:sz w:val="22"/>
-          <w:szCs w:val="22"/>
         </w:rPr>
         <w:t>Waarom ‘vertrouwen’?</w:t>
       </w:r>
     </w:p>
     <w:p>
-      <w:pPr>
-        <w:spacing w:after="160"/>
+      <w:r>
+        <w:t>Uit het literatuuronderzoek bleek dat feedback zich moet richten op gedrag in plaats van op de persoon, en dat transparant moet zijn hoe de AI tot die feedback komt. Als een StudieStapper niet snapt waar de feedback vandaan komt, zal die minder snel als eerlijk of terecht ervaren worden.</w:t>
+      </w:r>
+    </w:p>
+    <w:p>
+      <w:pPr>
+        <w:keepNext/>
+        <w:spacing w:before="240" w:after="40"/>
       </w:pPr>
       <w:r>
         <w:rPr>
-          <w:rFonts w:ascii="Calibri" w:eastAsia="Calibri" w:hAnsi="Calibri" w:cs="Calibri"/>
-          <w:sz w:val="22"/>
-          <w:szCs w:val="22"/>
-        </w:rPr>
-        <w:t>Uit het literatuuronderzoek bleek dat feedback zich moet richten op gedrag in plaats van op de persoon, en dat transparant moet zijn hoe de AI tot die feedback komt. Als een StudieStapper niet snapt waar de feedback vandaan komt, zal die minder snel als eerlijk of terecht ervaren worden.</w:t>
-      </w:r>
-    </w:p>
-    <w:p>
-      <w:pPr>
-        <w:spacing w:before="120" w:after="40"/>
-      </w:pPr>
-      <w:r>
-        <w:rPr>
-          <w:rFonts w:ascii="Calibri" w:eastAsia="Calibri" w:hAnsi="Calibri" w:cs="Calibri"/>
           <w:b/>
           <w:bCs/>
-          <w:sz w:val="22"/>
-          <w:szCs w:val="22"/>
-        </w:rPr>
-        <w:t>Waarom ‘gebruiken om te verbeteren’?</w:t>
-      </w:r>
-    </w:p>
-    <w:p>
-      <w:pPr>
-        <w:spacing w:after="160"/>
-      </w:pPr>
-      <w:r>
-        <w:rPr>
-          <w:rFonts w:ascii="Calibri" w:eastAsia="Calibri" w:hAnsi="Calibri" w:cs="Calibri"/>
-          <w:sz w:val="22"/>
-          <w:szCs w:val="22"/>
         </w:rPr>
         <w:lastRenderedPageBreak/>
+        <w:t>Waarom ‘gebruiken om te verbeteren’?</w:t>
+      </w:r>
+    </w:p>
+    <w:p>
+      <w:r>
         <w:t>Feedback die alleen gelezen en daarna vergeten wordt, lost het schaalprobleem niet op. Het doel is dat StudieStappers de feedback ook echt meenemen naar hun volgende workshop, in plaats van dat het een eenmalig rapportje is.</w:t>
       </w:r>
     </w:p>
     <w:p>
       <w:pPr>
-        <w:spacing w:before="480" w:after="120"/>
-      </w:pPr>
+        <w:pStyle w:val="Heading1"/>
+        <w:keepNext/>
+        <w:spacing w:before="480" w:after="200"/>
+      </w:pPr>
+      <w:bookmarkStart w:id="4" w:name="_Toc260400104"/>
       <w:r>
         <w:rPr>
-          <w:rFonts w:ascii="Calibri" w:eastAsia="Calibri" w:hAnsi="Calibri" w:cs="Calibri"/>
+          <w:rFonts w:ascii="Calibri Light" w:eastAsia="Calibri Light" w:hAnsi="Calibri Light" w:cs="Calibri Light"/>
           <w:b/>
           <w:bCs/>
-          <w:color w:val="2E74B5"/>
-          <w:sz w:val="32"/>
-          <w:szCs w:val="32"/>
         </w:rPr>
-        <w:t>4.  Belangrijkste inzichten uit het onderzoek</w:t>
-      </w:r>
-    </w:p>
-    <w:p>
-      <w:pPr>
-        <w:spacing w:after="160"/>
-      </w:pPr>
+        <w:t>4 Belangrijkste inzichten uit het onderzoek</w:t>
+      </w:r>
+      <w:bookmarkEnd w:id="4"/>
+    </w:p>
+    <w:p>
+      <w:pPr>
+        <w:spacing w:after="240"/>
+      </w:pPr>
+      <w:r>
+        <w:t>Uit het vooronderzoek kwam naar voren dat feedback zich het beste kan richten op vier concrete dingen: het soort vragen dat een StudieStapper stelt, of ze checken dat leerlingen iets echt begrepen hebben, hoe ze reageren op antwoorden van leerlingen, en of er genoeg afwisseling is tussen uitleg en interactie. Deze vier meetpunten vormen de kern van waar de AI-coach op gaat letten, en dus ook van de feedback die uiteindelijk getoond wordt.</w:t>
+      </w:r>
+    </w:p>
+    <w:p>
+      <w:pPr>
+        <w:spacing w:after="240"/>
+      </w:pPr>
+      <w:r>
+        <w:t>Het losse literatuuronderzoek naar feedback (‘Hoe geef je StudieStappers feedback die ze begrijpen, vertrouwen en gebruiken?’) leverde een aantal concrete richtlijnen op: feedback werkt het beste in een dashboardvorm die laag voor laag is opgebouwd, gericht op gedrag in plaats van op de persoon, en transparant over hoe de AI tot die feedback komt.</w:t>
+      </w:r>
+    </w:p>
+    <w:p>
+      <w:pPr>
+        <w:spacing w:after="240"/>
+      </w:pPr>
+      <w:r>
+        <w:t>De drie persona’s die ik heb uitgewerkt (Sanne, nieuw en met een achtergrond in psychologie; Daan, ervaren en data-analist; Omar, vakspecialist en werktuigbouwkundig ingenieur) laten zien hoe breed de doelgroep is. De feedback-ervaring moet dus voor een beginnende StudieStapper net zo goed werken als voor een ervaren specialist.</w:t>
+      </w:r>
+    </w:p>
+    <w:p>
       <w:r>
         <w:rPr>
-          <w:rFonts w:ascii="Calibri" w:eastAsia="Calibri" w:hAnsi="Calibri" w:cs="Calibri"/>
-          <w:sz w:val="22"/>
-          <w:szCs w:val="22"/>
-        </w:rPr>
-        <w:t>Uit het vooronderzoek kwam naar voren dat feedback zich het beste kan richten op vier concrete dingen: het soort vragen dat een StudieStapper stelt, of ze checken dat leerlingen iets echt begrepen hebben, hoe ze reageren op antwoorden van leerlingen, en of er genoeg afwisseling is tussen uitleg en interactie. Deze vier meetpunten vormen de kern van waar de AI-coach op gaat letten, en dus ook van de feedback die uiteindelijk getoond wordt.</w:t>
-      </w:r>
-    </w:p>
-    <w:p>
-      <w:pPr>
-        <w:spacing w:after="160"/>
-      </w:pPr>
-      <w:r>
-        <w:rPr>
-          <w:rFonts w:ascii="Calibri" w:eastAsia="Calibri" w:hAnsi="Calibri" w:cs="Calibri"/>
-          <w:sz w:val="22"/>
-          <w:szCs w:val="22"/>
-        </w:rPr>
-        <w:t>Het losse literatuuronderzoek naar feedback (‘Hoe geef je StudieStappers feedback die ze begrijpen, vertrouwen en gebruiken?’) leverde een aantal concrete richtlijnen op: feedback werkt het beste in een dashboardvorm die laag voor laag is opgebouwd, gericht op gedrag in plaats van op de persoon, en transparant over hoe de AI tot die feedback komt.</w:t>
-      </w:r>
-    </w:p>
-    <w:p>
-      <w:pPr>
-        <w:spacing w:after="160"/>
-      </w:pPr>
-      <w:r>
-        <w:rPr>
-          <w:rFonts w:ascii="Calibri" w:eastAsia="Calibri" w:hAnsi="Calibri" w:cs="Calibri"/>
-          <w:sz w:val="22"/>
-          <w:szCs w:val="22"/>
-        </w:rPr>
-        <w:t>De drie persona’s die ik heb uitgewerkt (Sanne, nieuw en met een achtergrond in psychologie; Daan, ervaren en data-analist; Omar, vakspecialist en werktuigbouwkundig ingenieur) laten zien hoe breed de doelgroep is. De feedback-ervaring moet dus voor een beginnende StudieStapper net zo goed werken als voor een ervaren specialist.</w:t>
-      </w:r>
-    </w:p>
-    <w:p>
-      <w:pPr>
-        <w:spacing w:after="160"/>
-      </w:pPr>
-      <w:r>
-        <w:rPr>
-          <w:rFonts w:ascii="Calibri" w:eastAsia="Calibri" w:hAnsi="Calibri" w:cs="Calibri"/>
-          <w:sz w:val="22"/>
-          <w:szCs w:val="22"/>
+          <w:highlight w:val="red"/>
         </w:rPr>
         <w:t>De enquête onder StudieStappers zelf moet nog worden afgenomen. De inzichten hierboven zijn dus gebaseerd op het vooronderzoek en het literatuuronderzoek tot nu toe, en worden na de enquête verder aangescherpt.</w:t>
       </w:r>
     </w:p>
     <w:p>
       <w:pPr>
-        <w:spacing w:before="480" w:after="120"/>
-      </w:pPr>
+        <w:pStyle w:val="Heading1"/>
+        <w:keepNext/>
+        <w:spacing w:before="480" w:after="200"/>
+      </w:pPr>
+      <w:bookmarkStart w:id="5" w:name="_Toc260400105"/>
       <w:r>
         <w:rPr>
-          <w:rFonts w:ascii="Calibri" w:eastAsia="Calibri" w:hAnsi="Calibri" w:cs="Calibri"/>
+          <w:rFonts w:ascii="Calibri Light" w:eastAsia="Calibri Light" w:hAnsi="Calibri Light" w:cs="Calibri Light"/>
           <w:b/>
           <w:bCs/>
-          <w:color w:val="2E74B5"/>
-          <w:sz w:val="32"/>
-          <w:szCs w:val="32"/>
         </w:rPr>
-        <w:t>5.  Afbakening</w:t>
-      </w:r>
-    </w:p>
-    <w:p>
-      <w:pPr>
-        <w:spacing w:before="280" w:after="80"/>
-      </w:pPr>
+        <w:t>5 Afbakening</w:t>
+      </w:r>
+      <w:bookmarkEnd w:id="5"/>
+    </w:p>
+    <w:p>
+      <w:pPr>
+        <w:pStyle w:val="Heading2"/>
+        <w:keepNext/>
+        <w:spacing w:before="320" w:after="160"/>
+      </w:pPr>
+      <w:bookmarkStart w:id="6" w:name="_Toc260400106"/>
       <w:r>
         <w:rPr>
-          <w:rFonts w:ascii="Calibri" w:eastAsia="Calibri" w:hAnsi="Calibri" w:cs="Calibri"/>
+          <w:rFonts w:ascii="Calibri Light" w:eastAsia="Calibri Light" w:hAnsi="Calibri Light" w:cs="Calibri Light"/>
           <w:b/>
           <w:bCs/>
           <w:color w:val="1F3864"/>
-          <w:sz w:val="26"/>
-          <w:szCs w:val="26"/>
         </w:rPr>
-        <w:t>5.1  Bewust meegenomen</w:t>
-      </w:r>
-    </w:p>
-    <w:p>
-      <w:pPr>
-        <w:spacing w:after="160"/>
-      </w:pPr>
-      <w:r>
-        <w:rPr>
-          <w:rFonts w:ascii="Calibri" w:eastAsia="Calibri" w:hAnsi="Calibri" w:cs="Calibri"/>
-          <w:sz w:val="22"/>
-          <w:szCs w:val="22"/>
-        </w:rPr>
+        <w:t>5.1 Bewust meegenomen</w:t>
+      </w:r>
+      <w:bookmarkEnd w:id="6"/>
+    </w:p>
+    <w:p>
+      <w:pPr>
+        <w:spacing w:after="120"/>
+      </w:pPr>
+      <w:r>
         <w:t>Om aan alle betrokkenen duidelijk te maken waar dit project wel over gaat, staat hieronder wat ik bewust meeneem:</w:t>
       </w:r>
     </w:p>
@@ -791,14 +1295,9 @@
           <w:ilvl w:val="0"/>
           <w:numId w:val="1"/>
         </w:numPr>
-        <w:spacing w:after="100"/>
-      </w:pPr>
-      <w:r>
-        <w:rPr>
-          <w:rFonts w:ascii="Calibri" w:eastAsia="Calibri" w:hAnsi="Calibri" w:cs="Calibri"/>
-          <w:sz w:val="22"/>
-          <w:szCs w:val="22"/>
-        </w:rPr>
+        <w:spacing w:after="80"/>
+      </w:pPr>
+      <w:r>
         <w:t>Onderzoek naar hoe StudieStappers feedback het liefst ontvangen: welke vorm, welke toon en hoeveel detail.</w:t>
       </w:r>
     </w:p>
@@ -809,14 +1308,9 @@
           <w:ilvl w:val="0"/>
           <w:numId w:val="1"/>
         </w:numPr>
-        <w:spacing w:after="100"/>
-      </w:pPr>
-      <w:r>
-        <w:rPr>
-          <w:rFonts w:ascii="Calibri" w:eastAsia="Calibri" w:hAnsi="Calibri" w:cs="Calibri"/>
-          <w:sz w:val="22"/>
-          <w:szCs w:val="22"/>
-        </w:rPr>
+        <w:spacing w:after="80"/>
+      </w:pPr>
+      <w:r>
         <w:t>Het ontwerpen van de feedback-interface, bijvoorbeeld een dashboard, die na een workshop wordt getoond.</w:t>
       </w:r>
     </w:p>
@@ -827,14 +1321,9 @@
           <w:ilvl w:val="0"/>
           <w:numId w:val="1"/>
         </w:numPr>
-        <w:spacing w:after="100"/>
-      </w:pPr>
-      <w:r>
-        <w:rPr>
-          <w:rFonts w:ascii="Calibri" w:eastAsia="Calibri" w:hAnsi="Calibri" w:cs="Calibri"/>
-          <w:sz w:val="22"/>
-          <w:szCs w:val="22"/>
-        </w:rPr>
+        <w:spacing w:after="80"/>
+      </w:pPr>
+      <w:r>
         <w:t>Het testen van dat ontwerp met (een deel van) de StudieStappers en/of de persona’s.</w:t>
       </w:r>
     </w:p>
@@ -845,43 +1334,34 @@
           <w:ilvl w:val="0"/>
           <w:numId w:val="1"/>
         </w:numPr>
-        <w:spacing w:after="100"/>
-      </w:pPr>
+      </w:pPr>
+      <w:r>
+        <w:t>Nauw samenwerken met mijn medestagiair, zodat het ontwerp aansluit op wat er technisch mogelijk is.</w:t>
+      </w:r>
+    </w:p>
+    <w:p>
+      <w:pPr>
+        <w:pStyle w:val="Heading2"/>
+        <w:keepNext/>
+        <w:spacing w:before="320" w:after="160"/>
+      </w:pPr>
+      <w:bookmarkStart w:id="7" w:name="_Toc260400107"/>
       <w:r>
         <w:rPr>
-          <w:rFonts w:ascii="Calibri" w:eastAsia="Calibri" w:hAnsi="Calibri" w:cs="Calibri"/>
-          <w:sz w:val="22"/>
-          <w:szCs w:val="22"/>
-        </w:rPr>
-        <w:t>Nauw samenwerken met mijn medestagiair, zodat het ontwerp aansluit op wat er technisch mogelijk is.</w:t>
-      </w:r>
-    </w:p>
-    <w:p>
-      <w:pPr>
-        <w:spacing w:before="280" w:after="80"/>
-      </w:pPr>
-      <w:r>
-        <w:rPr>
-          <w:rFonts w:ascii="Calibri" w:eastAsia="Calibri" w:hAnsi="Calibri" w:cs="Calibri"/>
+          <w:rFonts w:ascii="Calibri Light" w:eastAsia="Calibri Light" w:hAnsi="Calibri Light" w:cs="Calibri Light"/>
           <w:b/>
           <w:bCs/>
           <w:color w:val="1F3864"/>
-          <w:sz w:val="26"/>
-          <w:szCs w:val="26"/>
         </w:rPr>
-        <w:t>5.2  Bewust niet meegenomen</w:t>
-      </w:r>
-    </w:p>
-    <w:p>
-      <w:pPr>
-        <w:spacing w:after="160"/>
-      </w:pPr>
-      <w:r>
-        <w:rPr>
-          <w:rFonts w:ascii="Calibri" w:eastAsia="Calibri" w:hAnsi="Calibri" w:cs="Calibri"/>
-          <w:sz w:val="22"/>
-          <w:szCs w:val="22"/>
-        </w:rPr>
+        <w:t>5.2 Bewust niet meegenomen</w:t>
+      </w:r>
+      <w:bookmarkEnd w:id="7"/>
+    </w:p>
+    <w:p>
+      <w:pPr>
+        <w:spacing w:after="120"/>
+      </w:pPr>
+      <w:r>
         <w:t>Net zo belangrijk is wat ik niet meeneem, om realistisch te blijven over tijd en haalbaarheid:</w:t>
       </w:r>
     </w:p>
@@ -892,14 +1372,9 @@
           <w:ilvl w:val="0"/>
           <w:numId w:val="1"/>
         </w:numPr>
-        <w:spacing w:after="100"/>
-      </w:pPr>
-      <w:r>
-        <w:rPr>
-          <w:rFonts w:ascii="Calibri" w:eastAsia="Calibri" w:hAnsi="Calibri" w:cs="Calibri"/>
-          <w:sz w:val="22"/>
-          <w:szCs w:val="22"/>
-        </w:rPr>
+        <w:spacing w:after="80"/>
+      </w:pPr>
+      <w:r>
         <w:t>De audioanalyse en het herkennen van gedrag in de opname zelf — dat is het datagedeelte van mijn medestagiair.</w:t>
       </w:r>
     </w:p>
@@ -910,14 +1385,9 @@
           <w:ilvl w:val="0"/>
           <w:numId w:val="1"/>
         </w:numPr>
-        <w:spacing w:after="100"/>
-      </w:pPr>
-      <w:r>
-        <w:rPr>
-          <w:rFonts w:ascii="Calibri" w:eastAsia="Calibri" w:hAnsi="Calibri" w:cs="Calibri"/>
-          <w:sz w:val="22"/>
-          <w:szCs w:val="22"/>
-        </w:rPr>
+        <w:spacing w:after="80"/>
+      </w:pPr>
+      <w:r>
         <w:t>Het bouwen van de volledige backend en de AI-analyse.</w:t>
       </w:r>
     </w:p>
@@ -928,14 +1398,10 @@
           <w:ilvl w:val="0"/>
           <w:numId w:val="1"/>
         </w:numPr>
-        <w:spacing w:after="100"/>
-      </w:pPr>
-      <w:r>
-        <w:rPr>
-          <w:rFonts w:ascii="Calibri" w:eastAsia="Calibri" w:hAnsi="Calibri" w:cs="Calibri"/>
-          <w:sz w:val="22"/>
-          <w:szCs w:val="22"/>
-        </w:rPr>
+        <w:spacing w:after="80"/>
+      </w:pPr>
+      <w:r>
+        <w:lastRenderedPageBreak/>
         <w:t>Herontwerp van de digitale leeromgeving van StudieStap — dit staat los van de hoofdopdracht en pak ik alleen op als er tijd over is.</w:t>
       </w:r>
     </w:p>
@@ -946,44 +1412,33 @@
           <w:ilvl w:val="0"/>
           <w:numId w:val="1"/>
         </w:numPr>
-        <w:spacing w:after="100"/>
-      </w:pPr>
+      </w:pPr>
+      <w:r>
+        <w:t>Grootschalig kwantitatief onderzoek; met veertig StudieStappers is een enquête plus een paar gesprekken realistischer dan brede gebruikerstests.</w:t>
+      </w:r>
+    </w:p>
+    <w:p>
+      <w:pPr>
+        <w:pStyle w:val="Heading1"/>
+        <w:keepNext/>
+        <w:spacing w:before="480" w:after="200"/>
+      </w:pPr>
+      <w:bookmarkStart w:id="8" w:name="_Toc260400108"/>
       <w:r>
         <w:rPr>
-          <w:rFonts w:ascii="Calibri" w:eastAsia="Calibri" w:hAnsi="Calibri" w:cs="Calibri"/>
-          <w:sz w:val="22"/>
-          <w:szCs w:val="22"/>
-        </w:rPr>
-        <w:lastRenderedPageBreak/>
-        <w:t>Grootschalig kwantitatief onderzoek; met veertig StudieStappers is een enquête plus een paar gesprekken realistischer dan brede gebruikerstests.</w:t>
-      </w:r>
-    </w:p>
-    <w:p>
-      <w:pPr>
-        <w:spacing w:before="480" w:after="120"/>
-      </w:pPr>
-      <w:r>
-        <w:rPr>
-          <w:rFonts w:ascii="Calibri" w:eastAsia="Calibri" w:hAnsi="Calibri" w:cs="Calibri"/>
+          <w:rFonts w:ascii="Calibri Light" w:eastAsia="Calibri Light" w:hAnsi="Calibri Light" w:cs="Calibri Light"/>
           <w:b/>
           <w:bCs/>
-          <w:color w:val="2E74B5"/>
-          <w:sz w:val="32"/>
-          <w:szCs w:val="32"/>
         </w:rPr>
-        <w:t>6.  Ontwerpuitgangspunten</w:t>
-      </w:r>
+        <w:t>6 Ontwerpuitgangspunten</w:t>
+      </w:r>
+      <w:bookmarkEnd w:id="8"/>
     </w:p>
     <w:p>
       <w:pPr>
         <w:spacing w:after="160"/>
       </w:pPr>
       <w:r>
-        <w:rPr>
-          <w:rFonts w:ascii="Calibri" w:eastAsia="Calibri" w:hAnsi="Calibri" w:cs="Calibri"/>
-          <w:sz w:val="22"/>
-          <w:szCs w:val="22"/>
-        </w:rPr>
         <w:t>Op basis van de onderzoeksresultaten heb ik ontwerpuitgangspunten opgesteld. Deze dienen als richtlijn voor het ontwerpproces en helpen om keuzes te maken die aansluiten bij de behoeften van StudieStappers en de verwachtingen van de opdrachtgever.</w:t>
       </w:r>
     </w:p>
@@ -1010,12 +1465,6 @@
         <w:gridCol w:w="5926"/>
       </w:tblGrid>
       <w:tr>
-        <w:tblPrEx>
-          <w:tblCellMar>
-            <w:top w:w="0" w:type="dxa"/>
-            <w:bottom w:w="0" w:type="dxa"/>
-          </w:tblCellMar>
-        </w:tblPrEx>
         <w:trPr>
           <w:tblHeader/>
         </w:trPr>
@@ -1040,11 +1489,8 @@
           <w:p>
             <w:r>
               <w:rPr>
-                <w:rFonts w:ascii="Calibri" w:eastAsia="Calibri" w:hAnsi="Calibri" w:cs="Calibri"/>
                 <w:b/>
                 <w:bCs/>
-                <w:sz w:val="22"/>
-                <w:szCs w:val="22"/>
               </w:rPr>
               <w:t>#</w:t>
             </w:r>
@@ -1071,11 +1517,8 @@
           <w:p>
             <w:r>
               <w:rPr>
-                <w:rFonts w:ascii="Calibri" w:eastAsia="Calibri" w:hAnsi="Calibri" w:cs="Calibri"/>
                 <w:b/>
                 <w:bCs/>
-                <w:sz w:val="22"/>
-                <w:szCs w:val="22"/>
               </w:rPr>
               <w:t>Principe</w:t>
             </w:r>
@@ -1102,11 +1545,8 @@
           <w:p>
             <w:r>
               <w:rPr>
-                <w:rFonts w:ascii="Calibri" w:eastAsia="Calibri" w:hAnsi="Calibri" w:cs="Calibri"/>
                 <w:b/>
                 <w:bCs/>
-                <w:sz w:val="22"/>
-                <w:szCs w:val="22"/>
               </w:rPr>
               <w:t>Onderbouwing</w:t>
             </w:r>
@@ -1114,12 +1554,6 @@
         </w:tc>
       </w:tr>
       <w:tr>
-        <w:tblPrEx>
-          <w:tblCellMar>
-            <w:top w:w="0" w:type="dxa"/>
-            <w:bottom w:w="0" w:type="dxa"/>
-          </w:tblCellMar>
-        </w:tblPrEx>
         <w:tc>
           <w:tcPr>
             <w:tcW w:w="500" w:type="dxa"/>
@@ -1139,11 +1573,6 @@
           </w:tcPr>
           <w:p>
             <w:r>
-              <w:rPr>
-                <w:rFonts w:ascii="Calibri" w:eastAsia="Calibri" w:hAnsi="Calibri" w:cs="Calibri"/>
-                <w:sz w:val="22"/>
-                <w:szCs w:val="22"/>
-              </w:rPr>
               <w:t>1</w:t>
             </w:r>
           </w:p>
@@ -1168,11 +1597,8 @@
           <w:p>
             <w:r>
               <w:rPr>
-                <w:rFonts w:ascii="Calibri" w:eastAsia="Calibri" w:hAnsi="Calibri" w:cs="Calibri"/>
                 <w:b/>
                 <w:bCs/>
-                <w:sz w:val="22"/>
-                <w:szCs w:val="22"/>
               </w:rPr>
               <w:t>Feedback in eenvoudige taal</w:t>
             </w:r>
@@ -1197,23 +1623,12 @@
           </w:tcPr>
           <w:p>
             <w:r>
-              <w:rPr>
-                <w:rFonts w:ascii="Calibri" w:eastAsia="Calibri" w:hAnsi="Calibri" w:cs="Calibri"/>
-                <w:sz w:val="22"/>
-                <w:szCs w:val="22"/>
-              </w:rPr>
               <w:t>Geen vaktaal, zodat feedback te begrijpen is voor StudieStappers met heel uiteenlopende achtergronden.</w:t>
             </w:r>
           </w:p>
         </w:tc>
       </w:tr>
       <w:tr>
-        <w:tblPrEx>
-          <w:tblCellMar>
-            <w:top w:w="0" w:type="dxa"/>
-            <w:bottom w:w="0" w:type="dxa"/>
-          </w:tblCellMar>
-        </w:tblPrEx>
         <w:tc>
           <w:tcPr>
             <w:tcW w:w="500" w:type="dxa"/>
@@ -1233,11 +1648,6 @@
           </w:tcPr>
           <w:p>
             <w:r>
-              <w:rPr>
-                <w:rFonts w:ascii="Calibri" w:eastAsia="Calibri" w:hAnsi="Calibri" w:cs="Calibri"/>
-                <w:sz w:val="22"/>
-                <w:szCs w:val="22"/>
-              </w:rPr>
               <w:t>2</w:t>
             </w:r>
           </w:p>
@@ -1262,11 +1672,8 @@
           <w:p>
             <w:r>
               <w:rPr>
-                <w:rFonts w:ascii="Calibri" w:eastAsia="Calibri" w:hAnsi="Calibri" w:cs="Calibri"/>
                 <w:b/>
                 <w:bCs/>
-                <w:sz w:val="22"/>
-                <w:szCs w:val="22"/>
               </w:rPr>
               <w:t>Laag voor laag opgebouwd (dashboard)</w:t>
             </w:r>
@@ -1291,23 +1698,12 @@
           </w:tcPr>
           <w:p>
             <w:r>
-              <w:rPr>
-                <w:rFonts w:ascii="Calibri" w:eastAsia="Calibri" w:hAnsi="Calibri" w:cs="Calibri"/>
-                <w:sz w:val="22"/>
-                <w:szCs w:val="22"/>
-              </w:rPr>
               <w:t>Uit het literatuuronderzoek: voorkomt dat een StudieStapper meteen wordt overladen. Begint met de hoofdlijn en biedt ruimte om door te klikken naar detail.</w:t>
             </w:r>
           </w:p>
         </w:tc>
       </w:tr>
       <w:tr>
-        <w:tblPrEx>
-          <w:tblCellMar>
-            <w:top w:w="0" w:type="dxa"/>
-            <w:bottom w:w="0" w:type="dxa"/>
-          </w:tblCellMar>
-        </w:tblPrEx>
         <w:tc>
           <w:tcPr>
             <w:tcW w:w="500" w:type="dxa"/>
@@ -1327,11 +1723,6 @@
           </w:tcPr>
           <w:p>
             <w:r>
-              <w:rPr>
-                <w:rFonts w:ascii="Calibri" w:eastAsia="Calibri" w:hAnsi="Calibri" w:cs="Calibri"/>
-                <w:sz w:val="22"/>
-                <w:szCs w:val="22"/>
-              </w:rPr>
               <w:t>3</w:t>
             </w:r>
           </w:p>
@@ -1356,11 +1747,8 @@
           <w:p>
             <w:r>
               <w:rPr>
-                <w:rFonts w:ascii="Calibri" w:eastAsia="Calibri" w:hAnsi="Calibri" w:cs="Calibri"/>
                 <w:b/>
                 <w:bCs/>
-                <w:sz w:val="22"/>
-                <w:szCs w:val="22"/>
               </w:rPr>
               <w:t>Gericht op gedrag, niet op de persoon</w:t>
             </w:r>
@@ -1385,23 +1773,12 @@
           </w:tcPr>
           <w:p>
             <w:r>
-              <w:rPr>
-                <w:rFonts w:ascii="Calibri" w:eastAsia="Calibri" w:hAnsi="Calibri" w:cs="Calibri"/>
-                <w:sz w:val="22"/>
-                <w:szCs w:val="22"/>
-              </w:rPr>
               <w:t>Feedback voelt minder als een beoordeling en dus veiliger, waardoor een StudieStapper eerder openstaat voor het advies.</w:t>
             </w:r>
           </w:p>
         </w:tc>
       </w:tr>
       <w:tr>
-        <w:tblPrEx>
-          <w:tblCellMar>
-            <w:top w:w="0" w:type="dxa"/>
-            <w:bottom w:w="0" w:type="dxa"/>
-          </w:tblCellMar>
-        </w:tblPrEx>
         <w:tc>
           <w:tcPr>
             <w:tcW w:w="500" w:type="dxa"/>
@@ -1421,11 +1798,6 @@
           </w:tcPr>
           <w:p>
             <w:r>
-              <w:rPr>
-                <w:rFonts w:ascii="Calibri" w:eastAsia="Calibri" w:hAnsi="Calibri" w:cs="Calibri"/>
-                <w:sz w:val="22"/>
-                <w:szCs w:val="22"/>
-              </w:rPr>
               <w:t>4</w:t>
             </w:r>
           </w:p>
@@ -1450,11 +1822,8 @@
           <w:p>
             <w:r>
               <w:rPr>
-                <w:rFonts w:ascii="Calibri" w:eastAsia="Calibri" w:hAnsi="Calibri" w:cs="Calibri"/>
                 <w:b/>
                 <w:bCs/>
-                <w:sz w:val="22"/>
-                <w:szCs w:val="22"/>
               </w:rPr>
               <w:t>Transparant over hoe de AI tot feedback komt</w:t>
             </w:r>
@@ -1479,23 +1848,12 @@
           </w:tcPr>
           <w:p>
             <w:r>
-              <w:rPr>
-                <w:rFonts w:ascii="Calibri" w:eastAsia="Calibri" w:hAnsi="Calibri" w:cs="Calibri"/>
-                <w:sz w:val="22"/>
-                <w:szCs w:val="22"/>
-              </w:rPr>
               <w:t>Vertrouwen ontstaat door begrijpen: als duidelijk is waarop feedback gebaseerd is, wordt die sneller geaccepteerd.</w:t>
             </w:r>
           </w:p>
         </w:tc>
       </w:tr>
       <w:tr>
-        <w:tblPrEx>
-          <w:tblCellMar>
-            <w:top w:w="0" w:type="dxa"/>
-            <w:bottom w:w="0" w:type="dxa"/>
-          </w:tblCellMar>
-        </w:tblPrEx>
         <w:tc>
           <w:tcPr>
             <w:tcW w:w="500" w:type="dxa"/>
@@ -1515,11 +1873,6 @@
           </w:tcPr>
           <w:p>
             <w:r>
-              <w:rPr>
-                <w:rFonts w:ascii="Calibri" w:eastAsia="Calibri" w:hAnsi="Calibri" w:cs="Calibri"/>
-                <w:sz w:val="22"/>
-                <w:szCs w:val="22"/>
-              </w:rPr>
               <w:t>5</w:t>
             </w:r>
           </w:p>
@@ -1544,11 +1897,8 @@
           <w:p>
             <w:r>
               <w:rPr>
-                <w:rFonts w:ascii="Calibri" w:eastAsia="Calibri" w:hAnsi="Calibri" w:cs="Calibri"/>
                 <w:b/>
                 <w:bCs/>
-                <w:sz w:val="22"/>
-                <w:szCs w:val="22"/>
               </w:rPr>
               <w:t>Gebouwd rond de vier meetpunten</w:t>
             </w:r>
@@ -1573,23 +1923,12 @@
           </w:tcPr>
           <w:p>
             <w:r>
-              <w:rPr>
-                <w:rFonts w:ascii="Calibri" w:eastAsia="Calibri" w:hAnsi="Calibri" w:cs="Calibri"/>
-                <w:sz w:val="22"/>
-                <w:szCs w:val="22"/>
-              </w:rPr>
               <w:t>Vraaggedrag, controleren van begrip, reageren op antwoorden en de afwisseling tussen uitleg en interactie vormen de kern van de feedback.</w:t>
             </w:r>
           </w:p>
         </w:tc>
       </w:tr>
       <w:tr>
-        <w:tblPrEx>
-          <w:tblCellMar>
-            <w:top w:w="0" w:type="dxa"/>
-            <w:bottom w:w="0" w:type="dxa"/>
-          </w:tblCellMar>
-        </w:tblPrEx>
         <w:tc>
           <w:tcPr>
             <w:tcW w:w="500" w:type="dxa"/>
@@ -1609,11 +1948,6 @@
           </w:tcPr>
           <w:p>
             <w:r>
-              <w:rPr>
-                <w:rFonts w:ascii="Calibri" w:eastAsia="Calibri" w:hAnsi="Calibri" w:cs="Calibri"/>
-                <w:sz w:val="22"/>
-                <w:szCs w:val="22"/>
-              </w:rPr>
               <w:t>6</w:t>
             </w:r>
           </w:p>
@@ -1638,11 +1972,8 @@
           <w:p>
             <w:r>
               <w:rPr>
-                <w:rFonts w:ascii="Calibri" w:eastAsia="Calibri" w:hAnsi="Calibri" w:cs="Calibri"/>
                 <w:b/>
                 <w:bCs/>
-                <w:sz w:val="22"/>
-                <w:szCs w:val="22"/>
               </w:rPr>
               <w:t>Bruikbaar voor een brede doelgroep</w:t>
             </w:r>
@@ -1667,23 +1998,12 @@
           </w:tcPr>
           <w:p>
             <w:r>
-              <w:rPr>
-                <w:rFonts w:ascii="Calibri" w:eastAsia="Calibri" w:hAnsi="Calibri" w:cs="Calibri"/>
-                <w:sz w:val="22"/>
-                <w:szCs w:val="22"/>
-              </w:rPr>
               <w:t>StudieStappers lopen sterk uiteen in achtergrond en ervaring. Het ontwerp moet voor een startende én een ervaren StudieStapper werken.</w:t>
             </w:r>
           </w:p>
         </w:tc>
       </w:tr>
       <w:tr>
-        <w:tblPrEx>
-          <w:tblCellMar>
-            <w:top w:w="0" w:type="dxa"/>
-            <w:bottom w:w="0" w:type="dxa"/>
-          </w:tblCellMar>
-        </w:tblPrEx>
         <w:tc>
           <w:tcPr>
             <w:tcW w:w="500" w:type="dxa"/>
@@ -1703,11 +2023,6 @@
           </w:tcPr>
           <w:p>
             <w:r>
-              <w:rPr>
-                <w:rFonts w:ascii="Calibri" w:eastAsia="Calibri" w:hAnsi="Calibri" w:cs="Calibri"/>
-                <w:sz w:val="22"/>
-                <w:szCs w:val="22"/>
-              </w:rPr>
               <w:t>7</w:t>
             </w:r>
           </w:p>
@@ -1732,11 +2047,8 @@
           <w:p>
             <w:r>
               <w:rPr>
-                <w:rFonts w:ascii="Calibri" w:eastAsia="Calibri" w:hAnsi="Calibri" w:cs="Calibri"/>
                 <w:b/>
                 <w:bCs/>
-                <w:sz w:val="22"/>
-                <w:szCs w:val="22"/>
               </w:rPr>
               <w:t>Snel te doorgronden na een workshop</w:t>
             </w:r>
@@ -1761,11 +2073,6 @@
           </w:tcPr>
           <w:p>
             <w:r>
-              <w:rPr>
-                <w:rFonts w:ascii="Calibri" w:eastAsia="Calibri" w:hAnsi="Calibri" w:cs="Calibri"/>
-                <w:sz w:val="22"/>
-                <w:szCs w:val="22"/>
-              </w:rPr>
               <w:t>StudieStappers hebben na een workshop weinig tijd. Feedback moet binnen een paar minuten te begrijpen zijn.</w:t>
             </w:r>
           </w:p>
@@ -1774,108 +2081,83 @@
     </w:tbl>
     <w:p>
       <w:pPr>
-        <w:spacing w:before="480" w:after="120"/>
-      </w:pPr>
+        <w:pStyle w:val="Heading1"/>
+        <w:keepNext/>
+        <w:spacing w:before="480" w:after="200"/>
+      </w:pPr>
+      <w:bookmarkStart w:id="9" w:name="_Toc260400109"/>
       <w:r>
         <w:rPr>
-          <w:rFonts w:ascii="Calibri" w:eastAsia="Calibri" w:hAnsi="Calibri" w:cs="Calibri"/>
+          <w:rFonts w:ascii="Calibri Light" w:eastAsia="Calibri Light" w:hAnsi="Calibri Light" w:cs="Calibri Light"/>
           <w:b/>
           <w:bCs/>
-          <w:color w:val="2E74B5"/>
-          <w:sz w:val="32"/>
-          <w:szCs w:val="32"/>
         </w:rPr>
-        <w:t>7.  Ontwerp</w:t>
-      </w:r>
-    </w:p>
-    <w:p>
-      <w:pPr>
-        <w:spacing w:before="280" w:after="80"/>
-      </w:pPr>
+        <w:t>7 Ontwerp</w:t>
+      </w:r>
+      <w:bookmarkEnd w:id="9"/>
+    </w:p>
+    <w:p>
+      <w:pPr>
+        <w:pStyle w:val="Heading2"/>
+        <w:keepNext/>
+        <w:spacing w:before="320" w:after="160"/>
+      </w:pPr>
+      <w:bookmarkStart w:id="10" w:name="_Toc260400110"/>
       <w:r>
         <w:rPr>
-          <w:rFonts w:ascii="Calibri" w:eastAsia="Calibri" w:hAnsi="Calibri" w:cs="Calibri"/>
+          <w:rFonts w:ascii="Calibri Light" w:eastAsia="Calibri Light" w:hAnsi="Calibri Light" w:cs="Calibri Light"/>
           <w:b/>
           <w:bCs/>
           <w:color w:val="1F3864"/>
-          <w:sz w:val="26"/>
-          <w:szCs w:val="26"/>
         </w:rPr>
-        <w:t>7.1  Brainstormsessies</w:t>
-      </w:r>
-    </w:p>
-    <w:p>
-      <w:pPr>
-        <w:spacing w:after="160"/>
-      </w:pPr>
+        <w:t>7.1 Brainstormsessies</w:t>
+      </w:r>
+      <w:bookmarkEnd w:id="10"/>
+    </w:p>
+    <w:p>
       <w:r>
         <w:rPr>
-          <w:rFonts w:ascii="Calibri" w:eastAsia="Calibri" w:hAnsi="Calibri" w:cs="Calibri"/>
           <w:i/>
           <w:iCs/>
-          <w:sz w:val="22"/>
-          <w:szCs w:val="22"/>
+          <w:highlight w:val="red"/>
         </w:rPr>
         <w:t>Dit hoofdstuk vul ik aan zodra de brainstormsessies voor de feedback-interface zijn uitgevoerd, bijvoorbeeld met een COCD-box en Crazy 8’s, zoals ik die ook bij eerdere projecten heb gebruikt. De uitkomsten daarvan werk ik hier verder uit, samen met de onderbouwing van de conceptrichting die ik kies.</w:t>
       </w:r>
     </w:p>
     <w:p>
       <w:pPr>
-        <w:spacing w:before="480" w:after="120"/>
-      </w:pPr>
+        <w:pStyle w:val="Heading1"/>
+        <w:keepNext/>
+        <w:spacing w:before="480" w:after="200"/>
+      </w:pPr>
+      <w:bookmarkStart w:id="11" w:name="_Toc260400111"/>
       <w:r>
         <w:rPr>
-          <w:rFonts w:ascii="Calibri" w:eastAsia="Calibri" w:hAnsi="Calibri" w:cs="Calibri"/>
+          <w:rFonts w:ascii="Calibri Light" w:eastAsia="Calibri Light" w:hAnsi="Calibri Light" w:cs="Calibri Light"/>
           <w:b/>
           <w:bCs/>
-          <w:color w:val="2E74B5"/>
-          <w:sz w:val="32"/>
-          <w:szCs w:val="32"/>
         </w:rPr>
-        <w:t>8.  Bronnenlijst</w:t>
-      </w:r>
-    </w:p>
-    <w:p>
-      <w:pPr>
-        <w:spacing w:after="160"/>
-      </w:pPr>
-      <w:r>
-        <w:rPr>
-          <w:rFonts w:ascii="Calibri" w:eastAsia="Calibri" w:hAnsi="Calibri" w:cs="Calibri"/>
-          <w:sz w:val="22"/>
-          <w:szCs w:val="22"/>
-        </w:rPr>
+        <w:t>8 Bronnenlijst</w:t>
+      </w:r>
+      <w:bookmarkEnd w:id="11"/>
+    </w:p>
+    <w:p>
+      <w:pPr>
+        <w:spacing w:after="240"/>
+      </w:pPr>
+      <w:r>
         <w:t>Sauselé, C. (2026). Vooronderzoek AI-coach StudieStap [Vooronderzoek]. Niet gepubliceerd.</w:t>
       </w:r>
     </w:p>
     <w:p>
       <w:pPr>
-        <w:spacing w:after="160"/>
-      </w:pPr>
-      <w:r>
-        <w:rPr>
-          <w:rFonts w:ascii="Calibri" w:eastAsia="Calibri" w:hAnsi="Calibri" w:cs="Calibri"/>
-          <w:sz w:val="22"/>
-          <w:szCs w:val="22"/>
-        </w:rPr>
+        <w:spacing w:after="240"/>
+      </w:pPr>
+      <w:r>
         <w:t>Sauselé, C. (2026). Hoe geef je StudieStappers feedback die ze begrijpen, vertrouwen en gebruiken? [Literatuuronderzoek]. Niet gepubliceerd.</w:t>
       </w:r>
     </w:p>
-    <w:p>
-      <w:pPr>
-        <w:spacing w:after="160"/>
-      </w:pPr>
-      <w:r>
-        <w:rPr>
-          <w:rFonts w:ascii="Calibri" w:eastAsia="Calibri" w:hAnsi="Calibri" w:cs="Calibri"/>
-          <w:sz w:val="22"/>
-          <w:szCs w:val="22"/>
-        </w:rPr>
-        <w:t>Van Setten van der Meer, T. (2026). Opdrachtomschrijving stage UX: AI-coach StudieStap. StudieStap.</w:t>
-      </w:r>
-    </w:p>
     <w:sectPr>
-      <w:headerReference w:type="default" r:id="rId7"/>
       <w:footerReference w:type="default" r:id="rId8"/>
       <w:pgSz w:w="11906" w:h="16838"/>
       <w:pgMar w:top="1440" w:right="1440" w:bottom="1440" w:left="1440" w:header="708" w:footer="708" w:gutter="0"/>
@@ -1910,15 +2192,14 @@
   <w:p>
     <w:pPr>
       <w:pBdr>
-        <w:top w:val="single" w:sz="4" w:space="1" w:color="CCCCCC"/>
+        <w:top w:val="single" w:sz="4" w:space="4" w:color="A6A6A6"/>
       </w:pBdr>
-      <w:spacing w:before="80"/>
+      <w:spacing w:before="120"/>
       <w:jc w:val="right"/>
     </w:pPr>
     <w:r>
       <w:rPr>
-        <w:rFonts w:ascii="Calibri" w:eastAsia="Calibri" w:hAnsi="Calibri" w:cs="Calibri"/>
-        <w:color w:val="999999"/>
+        <w:color w:val="595959"/>
         <w:sz w:val="18"/>
         <w:szCs w:val="18"/>
       </w:rPr>
@@ -1926,8 +2207,7 @@
     </w:r>
     <w:r>
       <w:rPr>
-        <w:rFonts w:ascii="Calibri" w:eastAsia="Calibri" w:hAnsi="Calibri" w:cs="Calibri"/>
-        <w:color w:val="999999"/>
+        <w:color w:val="595959"/>
         <w:sz w:val="18"/>
         <w:szCs w:val="18"/>
       </w:rPr>
@@ -1935,8 +2215,7 @@
     </w:r>
     <w:r>
       <w:rPr>
-        <w:rFonts w:ascii="Calibri" w:eastAsia="Calibri" w:hAnsi="Calibri" w:cs="Calibri"/>
-        <w:color w:val="999999"/>
+        <w:color w:val="595959"/>
         <w:sz w:val="18"/>
         <w:szCs w:val="18"/>
       </w:rPr>
@@ -1944,9 +2223,8 @@
     </w:r>
     <w:r>
       <w:rPr>
-        <w:rFonts w:ascii="Calibri" w:eastAsia="Calibri" w:hAnsi="Calibri" w:cs="Calibri"/>
         <w:noProof/>
-        <w:color w:val="999999"/>
+        <w:color w:val="595959"/>
         <w:sz w:val="18"/>
         <w:szCs w:val="18"/>
       </w:rPr>
@@ -1954,8 +2232,7 @@
     </w:r>
     <w:r>
       <w:rPr>
-        <w:rFonts w:ascii="Calibri" w:eastAsia="Calibri" w:hAnsi="Calibri" w:cs="Calibri"/>
-        <w:color w:val="999999"/>
+        <w:color w:val="595959"/>
         <w:sz w:val="18"/>
         <w:szCs w:val="18"/>
       </w:rPr>
@@ -1982,28 +2259,6 @@
     </w:p>
   </w:footnote>
 </w:footnotes>
-</file>
-
-<file path=word/header1.xml><?xml version="1.0" encoding="utf-8"?>
-<w:hdr xmlns:wpc="http://schemas.microsoft.com/office/word/2010/wordprocessingCanvas" xmlns:cx="http://schemas.microsoft.com/office/drawing/2014/chartex" xmlns:cx1="http://schemas.microsoft.com/office/drawing/2015/9/8/chartex" xmlns:cx2="http://schemas.microsoft.com/office/drawing/2015/10/21/chartex" xmlns:cx3="http://schemas.microsoft.com/office/drawing/2016/5/9/chartex" xmlns:cx4="http://schemas.microsoft.com/office/drawing/2016/5/10/chartex" xmlns:cx5="http://schemas.microsoft.com/office/drawing/2016/5/11/chartex" xmlns:cx6="http://schemas.microsoft.com/office/drawing/2016/5/12/chartex" xmlns:cx7="http://schemas.microsoft.com/office/drawing/2016/5/13/chartex" xmlns:cx8="http://schemas.microsoft.com/office/drawing/2016/5/14/chartex" xmlns:mc="http://schemas.openxmlformats.org/markup-compatibility/2006" xmlns:aink="http://schemas.microsoft.com/office/drawing/2016/ink" xmlns:am3d="http://schemas.microsoft.com/office/drawing/2017/model3d" xmlns:o="urn:schemas-microsoft-com:office:office" xmlns:oel="http://schemas.microsoft.com/office/2019/extlst" xmlns:r="http://schemas.openxmlformats.org/officeDocument/2006/relationships" xmlns:m="http://schemas.openxmlformats.org/officeDocument/2006/math" xmlns:v="urn:schemas-microsoft-com:vml" xmlns:wp14="http://schemas.microsoft.com/office/word/2010/wordprocessingDrawing" xmlns:wp="http://schemas.openxmlformats.org/drawingml/2006/wordprocessingDrawing" xmlns:w10="urn:schemas-microsoft-com:office:word" xmlns:w="http://schemas.openxmlformats.org/wordprocessingml/2006/main" xmlns:w14="http://schemas.microsoft.com/office/word/2010/wordml" xmlns:w15="http://schemas.microsoft.com/office/word/2012/wordml" xmlns:w16cex="http://schemas.microsoft.com/office/word/2018/wordml/cex" xmlns:w16cid="http://schemas.microsoft.com/office/word/2016/wordml/cid" xmlns:w16="http://schemas.microsoft.com/office/word/2018/wordml" xmlns:w16du="http://schemas.microsoft.com/office/word/2023/wordml/word16du" xmlns:w16sdtdh="http://schemas.microsoft.com/office/word/2020/wordml/sdtdatahash" xmlns:w16sdtfl="http://schemas.microsoft.com/office/word/2024/wordml/sdtformatlock" xmlns:w16se="http://schemas.microsoft.com/office/word/2015/wordml/symex" xmlns:wpg="http://schemas.microsoft.com/office/word/2010/wordprocessingGroup" xmlns:wpi="http://schemas.microsoft.com/office/word/2010/wordprocessingInk" xmlns:wne="http://schemas.microsoft.com/office/word/2006/wordml" xmlns:wps="http://schemas.microsoft.com/office/word/2010/wordprocessingShape" mc:Ignorable="w14 w15 w16se w16cid w16 w16cex w16sdtdh w16sdtfl w16du wp14">
-  <w:p>
-    <w:pPr>
-      <w:pBdr>
-        <w:bottom w:val="single" w:sz="4" w:space="1" w:color="CCCCCC"/>
-      </w:pBdr>
-      <w:spacing w:after="80"/>
-    </w:pPr>
-    <w:r>
-      <w:rPr>
-        <w:rFonts w:ascii="Calibri" w:eastAsia="Calibri" w:hAnsi="Calibri" w:cs="Calibri"/>
-        <w:color w:val="999999"/>
-        <w:sz w:val="18"/>
-        <w:szCs w:val="18"/>
-      </w:rPr>
-      <w:t>Design Challenge — AI-coach StudieStap</w:t>
-    </w:r>
-  </w:p>
-</w:hdr>
 </file>
 
 <file path=word/numbering.xml><?xml version="1.0" encoding="utf-8"?>
@@ -2108,7 +2363,9 @@
   <w:docDefaults>
     <w:rPrDefault>
       <w:rPr>
-        <w:rFonts w:ascii="Times New Roman" w:eastAsia="Times New Roman" w:hAnsi="Times New Roman" w:cs="Times New Roman"/>
+        <w:rFonts w:ascii="Calibri" w:eastAsia="Calibri" w:hAnsi="Calibri" w:cs="Calibri"/>
+        <w:sz w:val="22"/>
+        <w:szCs w:val="22"/>
         <w:lang w:val="nl-NL" w:eastAsia="nl-NL" w:bidi="ar-SA"/>
       </w:rPr>
     </w:rPrDefault>
@@ -2512,7 +2769,6 @@
   <w:style w:type="paragraph" w:styleId="Heading2">
     <w:name w:val="heading 2"/>
     <w:uiPriority w:val="9"/>
-    <w:semiHidden/>
     <w:unhideWhenUsed/>
     <w:qFormat/>
     <w:pPr>
@@ -2652,6 +2908,10 @@
     <w:uiPriority w:val="99"/>
     <w:semiHidden/>
     <w:unhideWhenUsed/>
+    <w:rPr>
+      <w:sz w:val="20"/>
+      <w:szCs w:val="20"/>
+    </w:rPr>
   </w:style>
   <w:style w:type="character" w:customStyle="1" w:styleId="FootnoteTextChar">
     <w:name w:val="Footnote Text Char"/>
@@ -2679,6 +2939,10 @@
     <w:uiPriority w:val="99"/>
     <w:semiHidden/>
     <w:unhideWhenUsed/>
+    <w:rPr>
+      <w:sz w:val="20"/>
+      <w:szCs w:val="20"/>
+    </w:rPr>
   </w:style>
   <w:style w:type="character" w:customStyle="1" w:styleId="EndnoteTextChar">
     <w:name w:val="Endnote Text Char"/>
@@ -2690,6 +2954,51 @@
       <w:sz w:val="20"/>
       <w:szCs w:val="20"/>
     </w:rPr>
+  </w:style>
+  <w:style w:type="paragraph" w:styleId="TOCHeading">
+    <w:name w:val="TOC Heading"/>
+    <w:basedOn w:val="Heading1"/>
+    <w:next w:val="Normal"/>
+    <w:uiPriority w:val="39"/>
+    <w:unhideWhenUsed/>
+    <w:qFormat/>
+    <w:rsid w:val="00CE512B"/>
+    <w:pPr>
+      <w:keepNext/>
+      <w:keepLines/>
+      <w:spacing w:before="240" w:line="259" w:lineRule="auto"/>
+      <w:outlineLvl w:val="9"/>
+    </w:pPr>
+    <w:rPr>
+      <w:rFonts w:asciiTheme="majorHAnsi" w:eastAsiaTheme="majorEastAsia" w:hAnsiTheme="majorHAnsi" w:cstheme="majorBidi"/>
+      <w:color w:val="0F4761" w:themeColor="accent1" w:themeShade="BF"/>
+      <w:lang w:val="en-US" w:eastAsia="en-US"/>
+    </w:rPr>
+  </w:style>
+  <w:style w:type="paragraph" w:styleId="TOC1">
+    <w:name w:val="toc 1"/>
+    <w:basedOn w:val="Normal"/>
+    <w:next w:val="Normal"/>
+    <w:autoRedefine/>
+    <w:uiPriority w:val="39"/>
+    <w:unhideWhenUsed/>
+    <w:rsid w:val="00CE512B"/>
+    <w:pPr>
+      <w:spacing w:after="100"/>
+    </w:pPr>
+  </w:style>
+  <w:style w:type="paragraph" w:styleId="TOC2">
+    <w:name w:val="toc 2"/>
+    <w:basedOn w:val="Normal"/>
+    <w:next w:val="Normal"/>
+    <w:autoRedefine/>
+    <w:uiPriority w:val="39"/>
+    <w:unhideWhenUsed/>
+    <w:rsid w:val="00CE512B"/>
+    <w:pPr>
+      <w:spacing w:after="100"/>
+      <w:ind w:left="220"/>
+    </w:pPr>
   </w:style>
 </w:styles>
 </file>
@@ -3007,4 +3316,16 @@
     </a:ext>
   </a:extLst>
 </a:theme>
+</file>
+
+<file path=customXml/item1.xml><?xml version="1.0" encoding="utf-8"?>
+<b:Sources xmlns:b="http://schemas.openxmlformats.org/officeDocument/2006/bibliography" xmlns="http://schemas.openxmlformats.org/officeDocument/2006/bibliography" SelectedStyle="\APASixthEditionOfficeOnline.xsl" StyleName="APA" Version="6"/>
+</file>
+
+<file path=customXml/itemProps1.xml><?xml version="1.0" encoding="utf-8"?>
+<ds:datastoreItem xmlns:ds="http://schemas.openxmlformats.org/officeDocument/2006/customXml" ds:itemID="{E6D1D226-6C27-4B5F-B4A8-A2BF8F937966}">
+  <ds:schemaRefs>
+    <ds:schemaRef ds:uri="http://schemas.openxmlformats.org/officeDocument/2006/bibliography"/>
+  </ds:schemaRefs>
+</ds:datastoreItem>
 </file>
--- a/UX/Research/Design_Challenge_AI-coach_StudieStap.docx
+++ b/UX/Research/Design_Challenge_AI-coach_StudieStap.docx
@@ -4,1287 +4,817 @@
   <w:body>
     <w:p>
       <w:pPr>
-        <w:spacing w:before="2400" w:after="240"/>
-        <w:jc w:val="center"/>
-        <w:rPr>
-          <w:lang w:val="en-GB"/>
-        </w:rPr>
-      </w:pPr>
-      <w:r>
-        <w:rPr>
-          <w:rFonts w:ascii="Calibri Light" w:eastAsia="Calibri Light" w:hAnsi="Calibri Light" w:cs="Calibri Light"/>
+        <w:spacing w:before="2400"/>
+      </w:pPr>
+    </w:p>
+    <w:p>
+      <w:pPr>
+        <w:spacing w:after="200"/>
+      </w:pPr>
+      <w:r>
+        <w:rPr>
+          <w:rFonts w:ascii="Calibri" w:eastAsia="Calibri" w:hAnsi="Calibri" w:cs="Calibri"/>
+          <w:b/>
+          <w:bCs/>
+          <w:color w:val="000000"/>
+          <w:sz w:val="56"/>
+          <w:szCs w:val="56"/>
+        </w:rPr>
+        <w:t>Design Challenge</w:t>
+      </w:r>
+    </w:p>
+    <w:p>
+      <w:pPr>
+        <w:spacing w:after="100"/>
+      </w:pPr>
+      <w:r>
+        <w:rPr>
+          <w:rFonts w:ascii="Calibri" w:eastAsia="Calibri" w:hAnsi="Calibri" w:cs="Calibri"/>
+          <w:color w:val="2E74B5"/>
+          <w:sz w:val="28"/>
+          <w:szCs w:val="28"/>
+        </w:rPr>
+        <w:t>AI-coach StudieStap</w:t>
+      </w:r>
+    </w:p>
+    <w:p>
+      <w:pPr>
+        <w:spacing w:after="300"/>
+      </w:pPr>
+      <w:r>
+        <w:rPr>
+          <w:rFonts w:ascii="Calibri" w:eastAsia="Calibri" w:hAnsi="Calibri" w:cs="Calibri"/>
+          <w:color w:val="999999"/>
+          <w:sz w:val="22"/>
+          <w:szCs w:val="22"/>
+        </w:rPr>
+        <w:t>Hogeschool Leiden – 2026</w:t>
+      </w:r>
+    </w:p>
+    <w:p>
+      <w:pPr>
+        <w:spacing w:after="40"/>
+      </w:pPr>
+      <w:r>
+        <w:rPr>
+          <w:rFonts w:ascii="Calibri" w:eastAsia="Calibri" w:hAnsi="Calibri" w:cs="Calibri"/>
+          <w:sz w:val="22"/>
+          <w:szCs w:val="22"/>
+        </w:rPr>
+        <w:t>Carolina Sauselé</w:t>
+      </w:r>
+    </w:p>
+    <w:p>
+      <w:r>
+        <w:rPr>
+          <w:rFonts w:ascii="Calibri" w:eastAsia="Calibri" w:hAnsi="Calibri" w:cs="Calibri"/>
+          <w:sz w:val="22"/>
+          <w:szCs w:val="22"/>
+        </w:rPr>
+        <w:t>Studentnummer: s1146388</w:t>
+      </w:r>
+    </w:p>
+    <w:p>
+      <w:pPr>
+        <w:keepNext/>
+        <w:pageBreakBefore/>
+        <w:spacing w:before="480" w:after="120"/>
+      </w:pPr>
+      <w:r>
+        <w:rPr>
+          <w:rFonts w:ascii="Calibri" w:eastAsia="Calibri" w:hAnsi="Calibri" w:cs="Calibri"/>
           <w:b/>
           <w:bCs/>
           <w:color w:val="2E74B5"/>
-          <w:sz w:val="44"/>
-          <w:szCs w:val="44"/>
-          <w:lang w:val="en-GB"/>
-        </w:rPr>
-        <w:t>Design Challenge</w:t>
-      </w:r>
-    </w:p>
-    <w:p>
-      <w:pPr>
-        <w:spacing w:after="160"/>
-        <w:jc w:val="center"/>
-        <w:rPr>
-          <w:lang w:val="en-GB"/>
-        </w:rPr>
-      </w:pPr>
-      <w:r>
-        <w:rPr>
-          <w:rFonts w:ascii="Calibri Light" w:eastAsia="Calibri Light" w:hAnsi="Calibri Light" w:cs="Calibri Light"/>
+          <w:sz w:val="32"/>
+          <w:szCs w:val="32"/>
+        </w:rPr>
+        <w:lastRenderedPageBreak/>
+        <w:t>Inhoud</w:t>
+      </w:r>
+    </w:p>
+    <w:p>
+      <w:pPr>
+        <w:tabs>
+          <w:tab w:val="right" w:leader="dot" w:pos="9026"/>
+        </w:tabs>
+        <w:spacing w:after="80"/>
+      </w:pPr>
+      <w:r>
+        <w:rPr>
+          <w:rFonts w:ascii="Calibri" w:eastAsia="Calibri" w:hAnsi="Calibri" w:cs="Calibri"/>
+          <w:sz w:val="22"/>
+          <w:szCs w:val="22"/>
+        </w:rPr>
+        <w:t>1.  Inleiding</w:t>
+      </w:r>
+      <w:r>
+        <w:rPr>
+          <w:rFonts w:ascii="Calibri" w:eastAsia="Calibri" w:hAnsi="Calibri" w:cs="Calibri"/>
+          <w:sz w:val="22"/>
+          <w:szCs w:val="22"/>
+        </w:rPr>
+        <w:tab/>
+        <w:t>3</w:t>
+      </w:r>
+    </w:p>
+    <w:p>
+      <w:pPr>
+        <w:tabs>
+          <w:tab w:val="right" w:leader="dot" w:pos="9026"/>
+        </w:tabs>
+        <w:spacing w:after="80"/>
+      </w:pPr>
+      <w:r>
+        <w:rPr>
+          <w:rFonts w:ascii="Calibri" w:eastAsia="Calibri" w:hAnsi="Calibri" w:cs="Calibri"/>
+          <w:sz w:val="22"/>
+          <w:szCs w:val="22"/>
+        </w:rPr>
+        <w:t>2.  Probleemstelling</w:t>
+      </w:r>
+      <w:r>
+        <w:rPr>
+          <w:rFonts w:ascii="Calibri" w:eastAsia="Calibri" w:hAnsi="Calibri" w:cs="Calibri"/>
+          <w:sz w:val="22"/>
+          <w:szCs w:val="22"/>
+        </w:rPr>
+        <w:tab/>
+        <w:t>3</w:t>
+      </w:r>
+    </w:p>
+    <w:p>
+      <w:pPr>
+        <w:tabs>
+          <w:tab w:val="right" w:leader="dot" w:pos="9026"/>
+        </w:tabs>
+        <w:spacing w:after="80"/>
+      </w:pPr>
+      <w:r>
+        <w:rPr>
+          <w:rFonts w:ascii="Calibri" w:eastAsia="Calibri" w:hAnsi="Calibri" w:cs="Calibri"/>
+          <w:sz w:val="22"/>
+          <w:szCs w:val="22"/>
+        </w:rPr>
+        <w:t>3.  Design challenge</w:t>
+      </w:r>
+      <w:r>
+        <w:rPr>
+          <w:rFonts w:ascii="Calibri" w:eastAsia="Calibri" w:hAnsi="Calibri" w:cs="Calibri"/>
+          <w:sz w:val="22"/>
+          <w:szCs w:val="22"/>
+        </w:rPr>
+        <w:tab/>
+        <w:t>3</w:t>
+      </w:r>
+    </w:p>
+    <w:p>
+      <w:pPr>
+        <w:tabs>
+          <w:tab w:val="right" w:leader="dot" w:pos="9026"/>
+        </w:tabs>
+        <w:spacing w:after="80"/>
+        <w:ind w:left="300"/>
+      </w:pPr>
+      <w:r>
+        <w:rPr>
+          <w:rFonts w:ascii="Calibri" w:eastAsia="Calibri" w:hAnsi="Calibri" w:cs="Calibri"/>
+          <w:sz w:val="22"/>
+          <w:szCs w:val="22"/>
+        </w:rPr>
+        <w:t>3.1  Onderbouwing van de design challenge</w:t>
+      </w:r>
+      <w:r>
+        <w:rPr>
+          <w:rFonts w:ascii="Calibri" w:eastAsia="Calibri" w:hAnsi="Calibri" w:cs="Calibri"/>
+          <w:sz w:val="22"/>
+          <w:szCs w:val="22"/>
+        </w:rPr>
+        <w:tab/>
+        <w:t>3</w:t>
+      </w:r>
+    </w:p>
+    <w:p>
+      <w:pPr>
+        <w:tabs>
+          <w:tab w:val="right" w:leader="dot" w:pos="9026"/>
+        </w:tabs>
+        <w:spacing w:after="80"/>
+      </w:pPr>
+      <w:r>
+        <w:rPr>
+          <w:rFonts w:ascii="Calibri" w:eastAsia="Calibri" w:hAnsi="Calibri" w:cs="Calibri"/>
+          <w:sz w:val="22"/>
+          <w:szCs w:val="22"/>
+        </w:rPr>
+        <w:t>4.  Belangrijkste inzichten uit het onderzoek</w:t>
+      </w:r>
+      <w:r>
+        <w:rPr>
+          <w:rFonts w:ascii="Calibri" w:eastAsia="Calibri" w:hAnsi="Calibri" w:cs="Calibri"/>
+          <w:sz w:val="22"/>
+          <w:szCs w:val="22"/>
+        </w:rPr>
+        <w:tab/>
+        <w:t>4</w:t>
+      </w:r>
+    </w:p>
+    <w:p>
+      <w:pPr>
+        <w:tabs>
+          <w:tab w:val="right" w:leader="dot" w:pos="9026"/>
+        </w:tabs>
+        <w:spacing w:after="80"/>
+      </w:pPr>
+      <w:r>
+        <w:rPr>
+          <w:rFonts w:ascii="Calibri" w:eastAsia="Calibri" w:hAnsi="Calibri" w:cs="Calibri"/>
+          <w:sz w:val="22"/>
+          <w:szCs w:val="22"/>
+        </w:rPr>
+        <w:t>5.  Afbakening</w:t>
+      </w:r>
+      <w:r>
+        <w:rPr>
+          <w:rFonts w:ascii="Calibri" w:eastAsia="Calibri" w:hAnsi="Calibri" w:cs="Calibri"/>
+          <w:sz w:val="22"/>
+          <w:szCs w:val="22"/>
+        </w:rPr>
+        <w:tab/>
+        <w:t>4</w:t>
+      </w:r>
+    </w:p>
+    <w:p>
+      <w:pPr>
+        <w:tabs>
+          <w:tab w:val="right" w:leader="dot" w:pos="9026"/>
+        </w:tabs>
+        <w:spacing w:after="80"/>
+        <w:ind w:left="300"/>
+      </w:pPr>
+      <w:r>
+        <w:rPr>
+          <w:rFonts w:ascii="Calibri" w:eastAsia="Calibri" w:hAnsi="Calibri" w:cs="Calibri"/>
+          <w:sz w:val="22"/>
+          <w:szCs w:val="22"/>
+        </w:rPr>
+        <w:t>5.1  Bewust meegenomen</w:t>
+      </w:r>
+      <w:r>
+        <w:rPr>
+          <w:rFonts w:ascii="Calibri" w:eastAsia="Calibri" w:hAnsi="Calibri" w:cs="Calibri"/>
+          <w:sz w:val="22"/>
+          <w:szCs w:val="22"/>
+        </w:rPr>
+        <w:tab/>
+        <w:t>4</w:t>
+      </w:r>
+    </w:p>
+    <w:p>
+      <w:pPr>
+        <w:tabs>
+          <w:tab w:val="right" w:leader="dot" w:pos="9026"/>
+        </w:tabs>
+        <w:spacing w:after="80"/>
+        <w:ind w:left="300"/>
+      </w:pPr>
+      <w:r>
+        <w:rPr>
+          <w:rFonts w:ascii="Calibri" w:eastAsia="Calibri" w:hAnsi="Calibri" w:cs="Calibri"/>
+          <w:sz w:val="22"/>
+          <w:szCs w:val="22"/>
+        </w:rPr>
+        <w:t>5.2  Bewust niet meegenomen</w:t>
+      </w:r>
+      <w:r>
+        <w:rPr>
+          <w:rFonts w:ascii="Calibri" w:eastAsia="Calibri" w:hAnsi="Calibri" w:cs="Calibri"/>
+          <w:sz w:val="22"/>
+          <w:szCs w:val="22"/>
+        </w:rPr>
+        <w:tab/>
+        <w:t>4</w:t>
+      </w:r>
+    </w:p>
+    <w:p>
+      <w:pPr>
+        <w:tabs>
+          <w:tab w:val="right" w:leader="dot" w:pos="9026"/>
+        </w:tabs>
+        <w:spacing w:after="80"/>
+      </w:pPr>
+      <w:r>
+        <w:rPr>
+          <w:rFonts w:ascii="Calibri" w:eastAsia="Calibri" w:hAnsi="Calibri" w:cs="Calibri"/>
+          <w:sz w:val="22"/>
+          <w:szCs w:val="22"/>
+        </w:rPr>
+        <w:t>6.  Ontwerpuitgangspunten</w:t>
+      </w:r>
+      <w:r>
+        <w:rPr>
+          <w:rFonts w:ascii="Calibri" w:eastAsia="Calibri" w:hAnsi="Calibri" w:cs="Calibri"/>
+          <w:sz w:val="22"/>
+          <w:szCs w:val="22"/>
+        </w:rPr>
+        <w:tab/>
+        <w:t>5</w:t>
+      </w:r>
+    </w:p>
+    <w:p>
+      <w:pPr>
+        <w:tabs>
+          <w:tab w:val="right" w:leader="dot" w:pos="9026"/>
+        </w:tabs>
+        <w:spacing w:after="80"/>
+      </w:pPr>
+      <w:r>
+        <w:rPr>
+          <w:rFonts w:ascii="Calibri" w:eastAsia="Calibri" w:hAnsi="Calibri" w:cs="Calibri"/>
+          <w:sz w:val="22"/>
+          <w:szCs w:val="22"/>
+        </w:rPr>
+        <w:t>7.  Ontwerp</w:t>
+      </w:r>
+      <w:r>
+        <w:rPr>
+          <w:rFonts w:ascii="Calibri" w:eastAsia="Calibri" w:hAnsi="Calibri" w:cs="Calibri"/>
+          <w:sz w:val="22"/>
+          <w:szCs w:val="22"/>
+        </w:rPr>
+        <w:tab/>
+        <w:t>5</w:t>
+      </w:r>
+    </w:p>
+    <w:p>
+      <w:pPr>
+        <w:tabs>
+          <w:tab w:val="right" w:leader="dot" w:pos="9026"/>
+        </w:tabs>
+        <w:spacing w:after="80"/>
+        <w:ind w:left="300"/>
+      </w:pPr>
+      <w:r>
+        <w:rPr>
+          <w:rFonts w:ascii="Calibri" w:eastAsia="Calibri" w:hAnsi="Calibri" w:cs="Calibri"/>
+          <w:sz w:val="22"/>
+          <w:szCs w:val="22"/>
+        </w:rPr>
+        <w:t>7.1  Brainstormsessies</w:t>
+      </w:r>
+      <w:r>
+        <w:rPr>
+          <w:rFonts w:ascii="Calibri" w:eastAsia="Calibri" w:hAnsi="Calibri" w:cs="Calibri"/>
+          <w:sz w:val="22"/>
+          <w:szCs w:val="22"/>
+        </w:rPr>
+        <w:tab/>
+        <w:t>5</w:t>
+      </w:r>
+    </w:p>
+    <w:p>
+      <w:pPr>
+        <w:tabs>
+          <w:tab w:val="right" w:leader="dot" w:pos="9026"/>
+        </w:tabs>
+        <w:spacing w:after="80"/>
+        <w:ind w:left="500"/>
+      </w:pPr>
+      <w:r>
+        <w:rPr>
+          <w:rFonts w:ascii="Calibri" w:eastAsia="Calibri" w:hAnsi="Calibri" w:cs="Calibri"/>
+          <w:sz w:val="22"/>
+          <w:szCs w:val="22"/>
+        </w:rPr>
+        <w:t>7.1.1  COCD-box</w:t>
+      </w:r>
+      <w:r>
+        <w:rPr>
+          <w:rFonts w:ascii="Calibri" w:eastAsia="Calibri" w:hAnsi="Calibri" w:cs="Calibri"/>
+          <w:sz w:val="22"/>
+          <w:szCs w:val="22"/>
+        </w:rPr>
+        <w:tab/>
+        <w:t>6</w:t>
+      </w:r>
+    </w:p>
+    <w:p>
+      <w:pPr>
+        <w:tabs>
+          <w:tab w:val="right" w:leader="dot" w:pos="9026"/>
+        </w:tabs>
+        <w:spacing w:after="80"/>
+        <w:ind w:left="500"/>
+      </w:pPr>
+      <w:r>
+        <w:rPr>
+          <w:rFonts w:ascii="Calibri" w:eastAsia="Calibri" w:hAnsi="Calibri" w:cs="Calibri"/>
+          <w:sz w:val="22"/>
+          <w:szCs w:val="22"/>
+        </w:rPr>
+        <w:t>7.1.2  Crazy 8's</w:t>
+      </w:r>
+      <w:r>
+        <w:rPr>
+          <w:rFonts w:ascii="Calibri" w:eastAsia="Calibri" w:hAnsi="Calibri" w:cs="Calibri"/>
+          <w:sz w:val="22"/>
+          <w:szCs w:val="22"/>
+        </w:rPr>
+        <w:tab/>
+        <w:t>6</w:t>
+      </w:r>
+    </w:p>
+    <w:p>
+      <w:pPr>
+        <w:tabs>
+          <w:tab w:val="right" w:leader="dot" w:pos="9026"/>
+        </w:tabs>
+        <w:spacing w:after="80"/>
+      </w:pPr>
+      <w:r>
+        <w:rPr>
+          <w:rFonts w:ascii="Calibri" w:eastAsia="Calibri" w:hAnsi="Calibri" w:cs="Calibri"/>
+          <w:sz w:val="22"/>
+          <w:szCs w:val="22"/>
+        </w:rPr>
+        <w:t>8.  Bronnenlijst</w:t>
+      </w:r>
+      <w:r>
+        <w:rPr>
+          <w:rFonts w:ascii="Calibri" w:eastAsia="Calibri" w:hAnsi="Calibri" w:cs="Calibri"/>
+          <w:sz w:val="22"/>
+          <w:szCs w:val="22"/>
+        </w:rPr>
+        <w:tab/>
+        <w:t>7</w:t>
+      </w:r>
+    </w:p>
+    <w:p>
+      <w:pPr>
+        <w:keepNext/>
+        <w:pageBreakBefore/>
+        <w:spacing w:before="480" w:after="120"/>
+      </w:pPr>
+      <w:r>
+        <w:rPr>
+          <w:rFonts w:ascii="Calibri" w:eastAsia="Calibri" w:hAnsi="Calibri" w:cs="Calibri"/>
           <w:b/>
           <w:bCs/>
-          <w:color w:val="1F3864"/>
-          <w:sz w:val="28"/>
-          <w:szCs w:val="28"/>
-          <w:lang w:val="en-GB"/>
-        </w:rPr>
-        <w:t xml:space="preserve">AI-coach </w:t>
-      </w:r>
-      <w:proofErr w:type="spellStart"/>
-      <w:r>
-        <w:rPr>
-          <w:rFonts w:ascii="Calibri Light" w:eastAsia="Calibri Light" w:hAnsi="Calibri Light" w:cs="Calibri Light"/>
+          <w:color w:val="2E74B5"/>
+          <w:sz w:val="32"/>
+          <w:szCs w:val="32"/>
+        </w:rPr>
+        <w:lastRenderedPageBreak/>
+        <w:t>1.  Inleiding</w:t>
+      </w:r>
+    </w:p>
+    <w:p>
+      <w:pPr>
+        <w:spacing w:after="160"/>
+      </w:pPr>
+      <w:r>
+        <w:rPr>
+          <w:rFonts w:ascii="Calibri" w:eastAsia="Calibri" w:hAnsi="Calibri" w:cs="Calibri"/>
+          <w:sz w:val="22"/>
+          <w:szCs w:val="22"/>
+        </w:rPr>
+        <w:t>In dit document staat de design challenge voor de AI-coach die ik ontwerp tijdens mijn stage bij StudieStap. De design challenge is het resultaat van de empathize- en define-fase: mijn Plan van Aanpak, het vooronderzoek en het losse literatuuronderzoek naar feedback.</w:t>
+      </w:r>
+    </w:p>
+    <w:p>
+      <w:pPr>
+        <w:spacing w:after="160"/>
+      </w:pPr>
+      <w:r>
+        <w:rPr>
+          <w:rFonts w:ascii="Calibri" w:eastAsia="Calibri" w:hAnsi="Calibri" w:cs="Calibri"/>
+          <w:sz w:val="22"/>
+          <w:szCs w:val="22"/>
+        </w:rPr>
+        <w:t>StudieStap geeft workshops op middelbare scholen om leerlingen te helpen bij hun studiekeuze. Deze workshops worden gegeven door StudieStappers, een groep van ongeveer veertig mensen met heel uiteenlopende achtergronden, van psychologie tot data-analyse tot werktuigbouwkunde. Er is op dit moment geen vaste manier om te zien hoe een workshop is verlopen, omdat er niet bij elke workshop iemand kan meekijken. Daarom wordt er een AI-coach ontwikkeld die audio van een workshop analyseert en de StudieStapper daarna feedback geeft.</w:t>
+      </w:r>
+    </w:p>
+    <w:p>
+      <w:pPr>
+        <w:spacing w:after="160"/>
+      </w:pPr>
+      <w:r>
+        <w:rPr>
+          <w:rFonts w:ascii="Calibri" w:eastAsia="Calibri" w:hAnsi="Calibri" w:cs="Calibri"/>
+          <w:sz w:val="22"/>
+          <w:szCs w:val="22"/>
+        </w:rPr>
+        <w:t>Mijn rol in dit project is die van designer: ik ontwerp de AI-coach voor de frontend, van de eerste schetsen tot een klikbaar prototype. Wat de app laat zien komt uit de audioanalyse van mijn medestagiair, die zich richt op het datagedeelte. Mijn vraag is hoe de app eruitziet, hoe je erdoorheen gaat en hoe het voelt om hem te gebruiken.</w:t>
+      </w:r>
+    </w:p>
+    <w:p>
+      <w:pPr>
+        <w:keepNext/>
+        <w:spacing w:before="480" w:after="120"/>
+      </w:pPr>
+      <w:r>
+        <w:rPr>
+          <w:rFonts w:ascii="Calibri" w:eastAsia="Calibri" w:hAnsi="Calibri" w:cs="Calibri"/>
           <w:b/>
           <w:bCs/>
-          <w:color w:val="1F3864"/>
-          <w:sz w:val="28"/>
-          <w:szCs w:val="28"/>
-          <w:lang w:val="en-GB"/>
-        </w:rPr>
-        <w:t>StudieStap</w:t>
-      </w:r>
-      <w:proofErr w:type="spellEnd"/>
-    </w:p>
-    <w:p>
-      <w:pPr>
-        <w:spacing w:after="80"/>
-        <w:jc w:val="center"/>
-        <w:rPr>
-          <w:lang w:val="en-GB"/>
-        </w:rPr>
-      </w:pPr>
-      <w:r>
-        <w:rPr>
-          <w:lang w:val="en-GB"/>
-        </w:rPr>
-        <w:t>Carolina Sauselé</w:t>
-      </w:r>
-    </w:p>
-    <w:p>
-      <w:pPr>
-        <w:spacing w:after="80"/>
-        <w:jc w:val="center"/>
-      </w:pPr>
-      <w:r>
-        <w:t>Studentnummer: s1146388</w:t>
-      </w:r>
-    </w:p>
-    <w:p>
-      <w:pPr>
-        <w:spacing w:after="80"/>
-        <w:jc w:val="center"/>
-      </w:pPr>
-      <w:r>
-        <w:t>Hogeschool Leiden – 2026</w:t>
-      </w:r>
-    </w:p>
-    <w:sdt>
-      <w:sdtPr>
-        <w:rPr>
-          <w:rFonts w:ascii="Calibri" w:eastAsia="Calibri" w:hAnsi="Calibri" w:cs="Calibri"/>
-          <w:color w:val="auto"/>
-          <w:sz w:val="22"/>
-          <w:szCs w:val="22"/>
-          <w:lang w:val="nl-NL" w:eastAsia="nl-NL"/>
-        </w:rPr>
-        <w:id w:val="349457243"/>
-        <w:docPartObj>
-          <w:docPartGallery w:val="Table of Contents"/>
-          <w:docPartUnique/>
-        </w:docPartObj>
-      </w:sdtPr>
-      <w:sdtEndPr>
-        <w:rPr>
+          <w:color w:val="2E74B5"/>
+          <w:sz w:val="32"/>
+          <w:szCs w:val="32"/>
+        </w:rPr>
+        <w:t>2.  Probleemstelling</w:t>
+      </w:r>
+    </w:p>
+    <w:p>
+      <w:pPr>
+        <w:spacing w:after="160"/>
+      </w:pPr>
+      <w:r>
+        <w:rPr>
+          <w:rFonts w:ascii="Calibri" w:eastAsia="Calibri" w:hAnsi="Calibri" w:cs="Calibri"/>
+          <w:sz w:val="22"/>
+          <w:szCs w:val="22"/>
+        </w:rPr>
+        <w:t>StudieStappers geven workshops zonder dat er altijd iemand meekijkt om feedback te geven. Bestaande manieren om dat te doen schalen niet mee met (ongeveer) twintig StudieStappers die door het hele land workshops geven. Daarom laat StudieStap een AI-coach ontwikkelen die workshops analyseert.</w:t>
+      </w:r>
+    </w:p>
+    <w:p>
+      <w:pPr>
+        <w:spacing w:after="160"/>
+      </w:pPr>
+      <w:r>
+        <w:rPr>
+          <w:rFonts w:ascii="Calibri" w:eastAsia="Calibri" w:hAnsi="Calibri" w:cs="Calibri"/>
+          <w:sz w:val="22"/>
+          <w:szCs w:val="22"/>
+        </w:rPr>
+        <w:t>De techniek daarachter wordt gebouwd, maar er is nog geen ontwerp. Het is nog niet duidelijk hoe de app eruit moet zien, hoe je erdoorheen navigeert en hoe het voelt om hem te gebruiken. Een StudieStapper is vakexpert en geen ontwerper of docent, en heeft na een workshop weinig tijd. Als het ontwerp onduidelijk, druk of te streng aanvoelt, opent niemand de app een tweede keer.</w:t>
+      </w:r>
+    </w:p>
+    <w:p>
+      <w:pPr>
+        <w:keepNext/>
+        <w:spacing w:before="480" w:after="120"/>
+      </w:pPr>
+      <w:r>
+        <w:rPr>
+          <w:rFonts w:ascii="Calibri" w:eastAsia="Calibri" w:hAnsi="Calibri" w:cs="Calibri"/>
           <w:b/>
           <w:bCs/>
-          <w:noProof/>
-        </w:rPr>
-      </w:sdtEndPr>
-      <w:sdtContent>
-        <w:p>
-          <w:pPr>
-            <w:pStyle w:val="TOCHeading"/>
-            <w:pageBreakBefore/>
-          </w:pPr>
-          <w:r>
-            <w:t>Inhoudsopgave</w:t>
-          </w:r>
-        </w:p>
-        <w:p>
-          <w:pPr>
-            <w:pStyle w:val="TOC1"/>
-            <w:tabs>
-              <w:tab w:val="right" w:leader="dot" w:pos="9016"/>
-            </w:tabs>
-            <w:rPr>
-              <w:noProof/>
-            </w:rPr>
-          </w:pPr>
-          <w:r>
-            <w:fldChar w:fldCharType="begin"/>
-          </w:r>
-          <w:r>
-            <w:instrText xml:space="preserve"> TOC \o "1-3" \h \z \u </w:instrText>
-          </w:r>
-          <w:r>
-            <w:fldChar w:fldCharType="separate"/>
-          </w:r>
-          <w:hyperlink w:anchor="_Toc260400100" w:history="1">
-            <w:r>
-              <w:rPr>
-                <w:rStyle w:val="Hyperlink"/>
-                <w:rFonts w:ascii="Calibri Light" w:eastAsia="Calibri Light" w:hAnsi="Calibri Light" w:cs="Calibri Light"/>
-                <w:b/>
-                <w:bCs/>
-                <w:noProof/>
-              </w:rPr>
-              <w:t>1 Inleiding</w:t>
-            </w:r>
-            <w:r>
-              <w:rPr>
-                <w:noProof/>
-                <w:webHidden/>
-              </w:rPr>
-              <w:tab/>
-            </w:r>
-            <w:r>
-              <w:rPr>
-                <w:noProof/>
-                <w:webHidden/>
-              </w:rPr>
-              <w:fldChar w:fldCharType="begin"/>
-            </w:r>
-            <w:r>
-              <w:rPr>
-                <w:noProof/>
-                <w:webHidden/>
-              </w:rPr>
-              <w:instrText xml:space="preserve"> PAGEREF _Toc260400100 \h </w:instrText>
-            </w:r>
-            <w:r>
-              <w:rPr>
-                <w:noProof/>
-                <w:webHidden/>
-              </w:rPr>
-            </w:r>
-            <w:r>
-              <w:rPr>
-                <w:noProof/>
-                <w:webHidden/>
-              </w:rPr>
-              <w:fldChar w:fldCharType="separate"/>
-            </w:r>
-            <w:r>
-              <w:rPr>
-                <w:noProof/>
-                <w:webHidden/>
-              </w:rPr>
-              <w:t>3</w:t>
-            </w:r>
-            <w:r>
-              <w:rPr>
-                <w:noProof/>
-                <w:webHidden/>
-              </w:rPr>
-              <w:fldChar w:fldCharType="end"/>
-            </w:r>
-          </w:hyperlink>
-        </w:p>
-        <w:p>
-          <w:pPr>
-            <w:pStyle w:val="TOC1"/>
-            <w:tabs>
-              <w:tab w:val="right" w:leader="dot" w:pos="9016"/>
-            </w:tabs>
-            <w:rPr>
-              <w:noProof/>
-            </w:rPr>
-          </w:pPr>
-          <w:hyperlink w:anchor="_Toc260400101" w:history="1">
-            <w:r>
-              <w:rPr>
-                <w:rStyle w:val="Hyperlink"/>
-                <w:rFonts w:ascii="Calibri Light" w:eastAsia="Calibri Light" w:hAnsi="Calibri Light" w:cs="Calibri Light"/>
-                <w:b/>
-                <w:bCs/>
-                <w:noProof/>
-              </w:rPr>
-              <w:t>2 Probleemstelling</w:t>
-            </w:r>
-            <w:r>
-              <w:rPr>
-                <w:noProof/>
-                <w:webHidden/>
-              </w:rPr>
-              <w:tab/>
-            </w:r>
-            <w:r>
-              <w:rPr>
-                <w:noProof/>
-                <w:webHidden/>
-              </w:rPr>
-              <w:fldChar w:fldCharType="begin"/>
-            </w:r>
-            <w:r>
-              <w:rPr>
-                <w:noProof/>
-                <w:webHidden/>
-              </w:rPr>
-              <w:instrText xml:space="preserve"> PAGEREF _Toc260400101 \h </w:instrText>
-            </w:r>
-            <w:r>
-              <w:rPr>
-                <w:noProof/>
-                <w:webHidden/>
-              </w:rPr>
-            </w:r>
-            <w:r>
-              <w:rPr>
-                <w:noProof/>
-                <w:webHidden/>
-              </w:rPr>
-              <w:fldChar w:fldCharType="separate"/>
-            </w:r>
-            <w:r>
-              <w:rPr>
-                <w:noProof/>
-                <w:webHidden/>
-              </w:rPr>
-              <w:t>3</w:t>
-            </w:r>
-            <w:r>
-              <w:rPr>
-                <w:noProof/>
-                <w:webHidden/>
-              </w:rPr>
-              <w:fldChar w:fldCharType="end"/>
-            </w:r>
-          </w:hyperlink>
-        </w:p>
-        <w:p>
-          <w:pPr>
-            <w:pStyle w:val="TOC1"/>
-            <w:tabs>
-              <w:tab w:val="right" w:leader="dot" w:pos="9016"/>
-            </w:tabs>
-            <w:rPr>
-              <w:noProof/>
-            </w:rPr>
-          </w:pPr>
-          <w:hyperlink w:anchor="_Toc260400102" w:history="1">
-            <w:r>
-              <w:rPr>
-                <w:rStyle w:val="Hyperlink"/>
-                <w:rFonts w:ascii="Calibri Light" w:eastAsia="Calibri Light" w:hAnsi="Calibri Light" w:cs="Calibri Light"/>
-                <w:b/>
-                <w:bCs/>
-                <w:noProof/>
-              </w:rPr>
-              <w:t>3 Design challenge</w:t>
-            </w:r>
-            <w:r>
-              <w:rPr>
-                <w:noProof/>
-                <w:webHidden/>
-              </w:rPr>
-              <w:tab/>
-            </w:r>
-            <w:r>
-              <w:rPr>
-                <w:noProof/>
-                <w:webHidden/>
-              </w:rPr>
-              <w:fldChar w:fldCharType="begin"/>
-            </w:r>
-            <w:r>
-              <w:rPr>
-                <w:noProof/>
-                <w:webHidden/>
-              </w:rPr>
-              <w:instrText xml:space="preserve"> PAGEREF _Toc260400102 \h </w:instrText>
-            </w:r>
-            <w:r>
-              <w:rPr>
-                <w:noProof/>
-                <w:webHidden/>
-              </w:rPr>
-            </w:r>
-            <w:r>
-              <w:rPr>
-                <w:noProof/>
-                <w:webHidden/>
-              </w:rPr>
-              <w:fldChar w:fldCharType="separate"/>
-            </w:r>
-            <w:r>
-              <w:rPr>
-                <w:noProof/>
-                <w:webHidden/>
-              </w:rPr>
-              <w:t>3</w:t>
-            </w:r>
-            <w:r>
-              <w:rPr>
-                <w:noProof/>
-                <w:webHidden/>
-              </w:rPr>
-              <w:fldChar w:fldCharType="end"/>
-            </w:r>
-          </w:hyperlink>
-        </w:p>
-        <w:p>
-          <w:pPr>
-            <w:pStyle w:val="TOC2"/>
-            <w:tabs>
-              <w:tab w:val="right" w:leader="dot" w:pos="9016"/>
-            </w:tabs>
-            <w:rPr>
-              <w:noProof/>
-            </w:rPr>
-          </w:pPr>
-          <w:hyperlink w:anchor="_Toc260400103" w:history="1">
-            <w:r>
-              <w:rPr>
-                <w:rStyle w:val="Hyperlink"/>
-                <w:rFonts w:ascii="Calibri Light" w:eastAsia="Calibri Light" w:hAnsi="Calibri Light" w:cs="Calibri Light"/>
-                <w:b/>
-                <w:bCs/>
-                <w:noProof/>
-              </w:rPr>
-              <w:t>3.1 Onderbouwing van de design challenge</w:t>
-            </w:r>
-            <w:r>
-              <w:rPr>
-                <w:noProof/>
-                <w:webHidden/>
-              </w:rPr>
-              <w:tab/>
-            </w:r>
-            <w:r>
-              <w:rPr>
-                <w:noProof/>
-                <w:webHidden/>
-              </w:rPr>
-              <w:fldChar w:fldCharType="begin"/>
-            </w:r>
-            <w:r>
-              <w:rPr>
-                <w:noProof/>
-                <w:webHidden/>
-              </w:rPr>
-              <w:instrText xml:space="preserve"> PAGEREF _Toc260400103 \h </w:instrText>
-            </w:r>
-            <w:r>
-              <w:rPr>
-                <w:noProof/>
-                <w:webHidden/>
-              </w:rPr>
-            </w:r>
-            <w:r>
-              <w:rPr>
-                <w:noProof/>
-                <w:webHidden/>
-              </w:rPr>
-              <w:fldChar w:fldCharType="separate"/>
-            </w:r>
-            <w:r>
-              <w:rPr>
-                <w:noProof/>
-                <w:webHidden/>
-              </w:rPr>
-              <w:t>3</w:t>
-            </w:r>
-            <w:r>
-              <w:rPr>
-                <w:noProof/>
-                <w:webHidden/>
-              </w:rPr>
-              <w:fldChar w:fldCharType="end"/>
-            </w:r>
-          </w:hyperlink>
-        </w:p>
-        <w:p>
-          <w:pPr>
-            <w:pStyle w:val="TOC1"/>
-            <w:tabs>
-              <w:tab w:val="right" w:leader="dot" w:pos="9016"/>
-            </w:tabs>
-            <w:rPr>
-              <w:noProof/>
-            </w:rPr>
-          </w:pPr>
-          <w:hyperlink w:anchor="_Toc260400104" w:history="1">
-            <w:r>
-              <w:rPr>
-                <w:rStyle w:val="Hyperlink"/>
-                <w:rFonts w:ascii="Calibri Light" w:eastAsia="Calibri Light" w:hAnsi="Calibri Light" w:cs="Calibri Light"/>
-                <w:b/>
-                <w:bCs/>
-                <w:noProof/>
-              </w:rPr>
-              <w:t>4 Belangrijkste inzichten uit het onderzoek</w:t>
-            </w:r>
-            <w:r>
-              <w:rPr>
-                <w:noProof/>
-                <w:webHidden/>
-              </w:rPr>
-              <w:tab/>
-            </w:r>
-            <w:r>
-              <w:rPr>
-                <w:noProof/>
-                <w:webHidden/>
-              </w:rPr>
-              <w:fldChar w:fldCharType="begin"/>
-            </w:r>
-            <w:r>
-              <w:rPr>
-                <w:noProof/>
-                <w:webHidden/>
-              </w:rPr>
-              <w:instrText xml:space="preserve"> PAGEREF _Toc260400104 \h </w:instrText>
-            </w:r>
-            <w:r>
-              <w:rPr>
-                <w:noProof/>
-                <w:webHidden/>
-              </w:rPr>
-            </w:r>
-            <w:r>
-              <w:rPr>
-                <w:noProof/>
-                <w:webHidden/>
-              </w:rPr>
-              <w:fldChar w:fldCharType="separate"/>
-            </w:r>
-            <w:r>
-              <w:rPr>
-                <w:noProof/>
-                <w:webHidden/>
-              </w:rPr>
-              <w:t>4</w:t>
-            </w:r>
-            <w:r>
-              <w:rPr>
-                <w:noProof/>
-                <w:webHidden/>
-              </w:rPr>
-              <w:fldChar w:fldCharType="end"/>
-            </w:r>
-          </w:hyperlink>
-        </w:p>
-        <w:p>
-          <w:pPr>
-            <w:pStyle w:val="TOC1"/>
-            <w:tabs>
-              <w:tab w:val="right" w:leader="dot" w:pos="9016"/>
-            </w:tabs>
-            <w:rPr>
-              <w:noProof/>
-            </w:rPr>
-          </w:pPr>
-          <w:hyperlink w:anchor="_Toc260400105" w:history="1">
-            <w:r>
-              <w:rPr>
-                <w:rStyle w:val="Hyperlink"/>
-                <w:rFonts w:ascii="Calibri Light" w:eastAsia="Calibri Light" w:hAnsi="Calibri Light" w:cs="Calibri Light"/>
-                <w:b/>
-                <w:bCs/>
-                <w:noProof/>
-              </w:rPr>
-              <w:t>5 Afbakening</w:t>
-            </w:r>
-            <w:r>
-              <w:rPr>
-                <w:noProof/>
-                <w:webHidden/>
-              </w:rPr>
-              <w:tab/>
-            </w:r>
-            <w:r>
-              <w:rPr>
-                <w:noProof/>
-                <w:webHidden/>
-              </w:rPr>
-              <w:fldChar w:fldCharType="begin"/>
-            </w:r>
-            <w:r>
-              <w:rPr>
-                <w:noProof/>
-                <w:webHidden/>
-              </w:rPr>
-              <w:instrText xml:space="preserve"> PAGEREF _Toc260400105 \h </w:instrText>
-            </w:r>
-            <w:r>
-              <w:rPr>
-                <w:noProof/>
-                <w:webHidden/>
-              </w:rPr>
-            </w:r>
-            <w:r>
-              <w:rPr>
-                <w:noProof/>
-                <w:webHidden/>
-              </w:rPr>
-              <w:fldChar w:fldCharType="separate"/>
-            </w:r>
-            <w:r>
-              <w:rPr>
-                <w:noProof/>
-                <w:webHidden/>
-              </w:rPr>
-              <w:t>4</w:t>
-            </w:r>
-            <w:r>
-              <w:rPr>
-                <w:noProof/>
-                <w:webHidden/>
-              </w:rPr>
-              <w:fldChar w:fldCharType="end"/>
-            </w:r>
-          </w:hyperlink>
-        </w:p>
-        <w:p>
-          <w:pPr>
-            <w:pStyle w:val="TOC2"/>
-            <w:tabs>
-              <w:tab w:val="right" w:leader="dot" w:pos="9016"/>
-            </w:tabs>
-            <w:rPr>
-              <w:noProof/>
-            </w:rPr>
-          </w:pPr>
-          <w:hyperlink w:anchor="_Toc260400106" w:history="1">
-            <w:r>
-              <w:rPr>
-                <w:rStyle w:val="Hyperlink"/>
-                <w:rFonts w:ascii="Calibri Light" w:eastAsia="Calibri Light" w:hAnsi="Calibri Light" w:cs="Calibri Light"/>
-                <w:b/>
-                <w:bCs/>
-                <w:noProof/>
-              </w:rPr>
-              <w:t>5.1 Bewust meegenomen</w:t>
-            </w:r>
-            <w:r>
-              <w:rPr>
-                <w:noProof/>
-                <w:webHidden/>
-              </w:rPr>
-              <w:tab/>
-            </w:r>
-            <w:r>
-              <w:rPr>
-                <w:noProof/>
-                <w:webHidden/>
-              </w:rPr>
-              <w:fldChar w:fldCharType="begin"/>
-            </w:r>
-            <w:r>
-              <w:rPr>
-                <w:noProof/>
-                <w:webHidden/>
-              </w:rPr>
-              <w:instrText xml:space="preserve"> PAGEREF _Toc260400106 \h </w:instrText>
-            </w:r>
-            <w:r>
-              <w:rPr>
-                <w:noProof/>
-                <w:webHidden/>
-              </w:rPr>
-            </w:r>
-            <w:r>
-              <w:rPr>
-                <w:noProof/>
-                <w:webHidden/>
-              </w:rPr>
-              <w:fldChar w:fldCharType="separate"/>
-            </w:r>
-            <w:r>
-              <w:rPr>
-                <w:noProof/>
-                <w:webHidden/>
-              </w:rPr>
-              <w:t>4</w:t>
-            </w:r>
-            <w:r>
-              <w:rPr>
-                <w:noProof/>
-                <w:webHidden/>
-              </w:rPr>
-              <w:fldChar w:fldCharType="end"/>
-            </w:r>
-          </w:hyperlink>
-        </w:p>
-        <w:p>
-          <w:pPr>
-            <w:pStyle w:val="TOC2"/>
-            <w:tabs>
-              <w:tab w:val="right" w:leader="dot" w:pos="9016"/>
-            </w:tabs>
-            <w:rPr>
-              <w:noProof/>
-            </w:rPr>
-          </w:pPr>
-          <w:hyperlink w:anchor="_Toc260400107" w:history="1">
-            <w:r>
-              <w:rPr>
-                <w:rStyle w:val="Hyperlink"/>
-                <w:rFonts w:ascii="Calibri Light" w:eastAsia="Calibri Light" w:hAnsi="Calibri Light" w:cs="Calibri Light"/>
-                <w:b/>
-                <w:bCs/>
-                <w:noProof/>
-              </w:rPr>
-              <w:t>5.2 Bewust niet meegenomen</w:t>
-            </w:r>
-            <w:r>
-              <w:rPr>
-                <w:noProof/>
-                <w:webHidden/>
-              </w:rPr>
-              <w:tab/>
-            </w:r>
-            <w:r>
-              <w:rPr>
-                <w:noProof/>
-                <w:webHidden/>
-              </w:rPr>
-              <w:fldChar w:fldCharType="begin"/>
-            </w:r>
-            <w:r>
-              <w:rPr>
-                <w:noProof/>
-                <w:webHidden/>
-              </w:rPr>
-              <w:instrText xml:space="preserve"> PAGEREF _Toc260400107 \h </w:instrText>
-            </w:r>
-            <w:r>
-              <w:rPr>
-                <w:noProof/>
-                <w:webHidden/>
-              </w:rPr>
-            </w:r>
-            <w:r>
-              <w:rPr>
-                <w:noProof/>
-                <w:webHidden/>
-              </w:rPr>
-              <w:fldChar w:fldCharType="separate"/>
-            </w:r>
-            <w:r>
-              <w:rPr>
-                <w:noProof/>
-                <w:webHidden/>
-              </w:rPr>
-              <w:t>4</w:t>
-            </w:r>
-            <w:r>
-              <w:rPr>
-                <w:noProof/>
-                <w:webHidden/>
-              </w:rPr>
-              <w:fldChar w:fldCharType="end"/>
-            </w:r>
-          </w:hyperlink>
-        </w:p>
-        <w:p>
-          <w:pPr>
-            <w:pStyle w:val="TOC1"/>
-            <w:tabs>
-              <w:tab w:val="right" w:leader="dot" w:pos="9016"/>
-            </w:tabs>
-            <w:rPr>
-              <w:noProof/>
-            </w:rPr>
-          </w:pPr>
-          <w:hyperlink w:anchor="_Toc260400108" w:history="1">
-            <w:r>
-              <w:rPr>
-                <w:rStyle w:val="Hyperlink"/>
-                <w:rFonts w:ascii="Calibri Light" w:eastAsia="Calibri Light" w:hAnsi="Calibri Light" w:cs="Calibri Light"/>
-                <w:b/>
-                <w:bCs/>
-                <w:noProof/>
-              </w:rPr>
-              <w:t>6 Ontwerpuitgangspunten</w:t>
-            </w:r>
-            <w:r>
-              <w:rPr>
-                <w:noProof/>
-                <w:webHidden/>
-              </w:rPr>
-              <w:tab/>
-            </w:r>
-            <w:r>
-              <w:rPr>
-                <w:noProof/>
-                <w:webHidden/>
-              </w:rPr>
-              <w:fldChar w:fldCharType="begin"/>
-            </w:r>
-            <w:r>
-              <w:rPr>
-                <w:noProof/>
-                <w:webHidden/>
-              </w:rPr>
-              <w:instrText xml:space="preserve"> PAGEREF _Toc260400108 \h </w:instrText>
-            </w:r>
-            <w:r>
-              <w:rPr>
-                <w:noProof/>
-                <w:webHidden/>
-              </w:rPr>
-            </w:r>
-            <w:r>
-              <w:rPr>
-                <w:noProof/>
-                <w:webHidden/>
-              </w:rPr>
-              <w:fldChar w:fldCharType="separate"/>
-            </w:r>
-            <w:r>
-              <w:rPr>
-                <w:noProof/>
-                <w:webHidden/>
-              </w:rPr>
-              <w:t>5</w:t>
-            </w:r>
-            <w:r>
-              <w:rPr>
-                <w:noProof/>
-                <w:webHidden/>
-              </w:rPr>
-              <w:fldChar w:fldCharType="end"/>
-            </w:r>
-          </w:hyperlink>
-        </w:p>
-        <w:p>
-          <w:pPr>
-            <w:pStyle w:val="TOC1"/>
-            <w:tabs>
-              <w:tab w:val="right" w:leader="dot" w:pos="9016"/>
-            </w:tabs>
-            <w:rPr>
-              <w:noProof/>
-            </w:rPr>
-          </w:pPr>
-          <w:hyperlink w:anchor="_Toc260400109" w:history="1">
-            <w:r>
-              <w:rPr>
-                <w:rStyle w:val="Hyperlink"/>
-                <w:rFonts w:ascii="Calibri Light" w:eastAsia="Calibri Light" w:hAnsi="Calibri Light" w:cs="Calibri Light"/>
-                <w:b/>
-                <w:bCs/>
-                <w:noProof/>
-              </w:rPr>
-              <w:t>7 Ontwerp</w:t>
-            </w:r>
-            <w:r>
-              <w:rPr>
-                <w:noProof/>
-                <w:webHidden/>
-              </w:rPr>
-              <w:tab/>
-            </w:r>
-            <w:r>
-              <w:rPr>
-                <w:noProof/>
-                <w:webHidden/>
-              </w:rPr>
-              <w:fldChar w:fldCharType="begin"/>
-            </w:r>
-            <w:r>
-              <w:rPr>
-                <w:noProof/>
-                <w:webHidden/>
-              </w:rPr>
-              <w:instrText xml:space="preserve"> PAGEREF _Toc260400109 \h </w:instrText>
-            </w:r>
-            <w:r>
-              <w:rPr>
-                <w:noProof/>
-                <w:webHidden/>
-              </w:rPr>
-            </w:r>
-            <w:r>
-              <w:rPr>
-                <w:noProof/>
-                <w:webHidden/>
-              </w:rPr>
-              <w:fldChar w:fldCharType="separate"/>
-            </w:r>
-            <w:r>
-              <w:rPr>
-                <w:noProof/>
-                <w:webHidden/>
-              </w:rPr>
-              <w:t>5</w:t>
-            </w:r>
-            <w:r>
-              <w:rPr>
-                <w:noProof/>
-                <w:webHidden/>
-              </w:rPr>
-              <w:fldChar w:fldCharType="end"/>
-            </w:r>
-          </w:hyperlink>
-        </w:p>
-        <w:p>
-          <w:pPr>
-            <w:pStyle w:val="TOC2"/>
-            <w:tabs>
-              <w:tab w:val="right" w:leader="dot" w:pos="9016"/>
-            </w:tabs>
-            <w:rPr>
-              <w:noProof/>
-            </w:rPr>
-          </w:pPr>
-          <w:hyperlink w:anchor="_Toc260400110" w:history="1">
-            <w:r>
-              <w:rPr>
-                <w:rStyle w:val="Hyperlink"/>
-                <w:rFonts w:ascii="Calibri Light" w:eastAsia="Calibri Light" w:hAnsi="Calibri Light" w:cs="Calibri Light"/>
-                <w:b/>
-                <w:bCs/>
-                <w:noProof/>
-              </w:rPr>
-              <w:t>7.1 Brainstormsessies</w:t>
-            </w:r>
-            <w:r>
-              <w:rPr>
-                <w:noProof/>
-                <w:webHidden/>
-              </w:rPr>
-              <w:tab/>
-            </w:r>
-            <w:r>
-              <w:rPr>
-                <w:noProof/>
-                <w:webHidden/>
-              </w:rPr>
-              <w:fldChar w:fldCharType="begin"/>
-            </w:r>
-            <w:r>
-              <w:rPr>
-                <w:noProof/>
-                <w:webHidden/>
-              </w:rPr>
-              <w:instrText xml:space="preserve"> PAGEREF _Toc260400110 \h </w:instrText>
-            </w:r>
-            <w:r>
-              <w:rPr>
-                <w:noProof/>
-                <w:webHidden/>
-              </w:rPr>
-            </w:r>
-            <w:r>
-              <w:rPr>
-                <w:noProof/>
-                <w:webHidden/>
-              </w:rPr>
-              <w:fldChar w:fldCharType="separate"/>
-            </w:r>
-            <w:r>
-              <w:rPr>
-                <w:noProof/>
-                <w:webHidden/>
-              </w:rPr>
-              <w:t>5</w:t>
-            </w:r>
-            <w:r>
-              <w:rPr>
-                <w:noProof/>
-                <w:webHidden/>
-              </w:rPr>
-              <w:fldChar w:fldCharType="end"/>
-            </w:r>
-          </w:hyperlink>
-        </w:p>
-        <w:p>
-          <w:pPr>
-            <w:pStyle w:val="TOC1"/>
-            <w:tabs>
-              <w:tab w:val="right" w:leader="dot" w:pos="9016"/>
-            </w:tabs>
-            <w:rPr>
-              <w:noProof/>
-            </w:rPr>
-          </w:pPr>
-          <w:hyperlink w:anchor="_Toc260400111" w:history="1">
-            <w:r>
-              <w:rPr>
-                <w:rStyle w:val="Hyperlink"/>
-                <w:rFonts w:ascii="Calibri Light" w:eastAsia="Calibri Light" w:hAnsi="Calibri Light" w:cs="Calibri Light"/>
-                <w:b/>
-                <w:bCs/>
-                <w:noProof/>
-              </w:rPr>
-              <w:t>8 Bronnenlijst</w:t>
-            </w:r>
-            <w:r>
-              <w:rPr>
-                <w:noProof/>
-                <w:webHidden/>
-              </w:rPr>
-              <w:tab/>
-            </w:r>
-            <w:r>
-              <w:rPr>
-                <w:noProof/>
-                <w:webHidden/>
-              </w:rPr>
-              <w:fldChar w:fldCharType="begin"/>
-            </w:r>
-            <w:r>
-              <w:rPr>
-                <w:noProof/>
-                <w:webHidden/>
-              </w:rPr>
-              <w:instrText xml:space="preserve"> PAGEREF _Toc260400111 \h </w:instrText>
-            </w:r>
-            <w:r>
-              <w:rPr>
-                <w:noProof/>
-                <w:webHidden/>
-              </w:rPr>
-            </w:r>
-            <w:r>
-              <w:rPr>
-                <w:noProof/>
-                <w:webHidden/>
-              </w:rPr>
-              <w:fldChar w:fldCharType="separate"/>
-            </w:r>
-            <w:r>
-              <w:rPr>
-                <w:noProof/>
-                <w:webHidden/>
-              </w:rPr>
-              <w:t>5</w:t>
-            </w:r>
-            <w:r>
-              <w:rPr>
-                <w:noProof/>
-                <w:webHidden/>
-              </w:rPr>
-              <w:fldChar w:fldCharType="end"/>
-            </w:r>
-          </w:hyperlink>
-        </w:p>
-        <w:p>
-          <w:r>
-            <w:rPr>
-              <w:b/>
-              <w:bCs/>
-              <w:noProof/>
-            </w:rPr>
-            <w:fldChar w:fldCharType="end"/>
-          </w:r>
-        </w:p>
-      </w:sdtContent>
-    </w:sdt>
-    <w:p>
-      <w:pPr>
-        <w:pStyle w:val="Heading1"/>
-        <w:keepNext/>
-        <w:pageBreakBefore/>
-        <w:spacing w:before="480" w:after="200"/>
-      </w:pPr>
-      <w:bookmarkStart w:id="0" w:name="_Toc260400100"/>
-      <w:r>
-        <w:rPr>
-          <w:rFonts w:ascii="Calibri Light" w:eastAsia="Calibri Light" w:hAnsi="Calibri Light" w:cs="Calibri Light"/>
-          <w:b/>
-          <w:bCs/>
-        </w:rPr>
-        <w:lastRenderedPageBreak/>
-        <w:t>1 Inleiding</w:t>
-      </w:r>
-      <w:bookmarkEnd w:id="0"/>
-    </w:p>
-    <w:p>
-      <w:pPr>
-        <w:spacing w:after="240"/>
-      </w:pPr>
-      <w:r>
-        <w:t>In dit document staat de design challenge voor de AI-coach die ik ontwerp tijdens mijn stage bij StudieStap. De design challenge is het resultaat van de empathize- en define-fase: mijn Plan van Aanpak, het vooronderzoek, het losse literatuuronderzoek naar feedback en de opdrachtomschrijving van StudieStap.</w:t>
-      </w:r>
-    </w:p>
-    <w:p>
-      <w:pPr>
-        <w:spacing w:after="240"/>
-      </w:pPr>
-      <w:r>
-        <w:t>StudieStap geeft workshops op middelbare scholen om leerlingen te helpen bij hun studiekeuze. Deze workshops worden gegeven door StudieStappers, een groep van ongeveer veertig mensen met heel uiteenlopende achtergronden, van psychologie tot data-analyse tot werktuigbouwkunde. Er is op dit moment geen vaste manier om te zien hoe een workshop is verlopen, omdat er niet bij elke workshop iemand kan meekijken. Daarom wordt er een AI-coach ontwikkeld die audio van een workshop analyseert en de StudieStapper daarna feedback geeft.</w:t>
-      </w:r>
-    </w:p>
-    <w:p>
-      <w:r>
-        <w:t>Mijn rol in dit project is het UX-gedeelte</w:t>
-      </w:r>
-      <w:r>
-        <w:t>.</w:t>
-      </w:r>
-      <w:r>
-        <w:t xml:space="preserve"> </w:t>
-      </w:r>
-      <w:r>
-        <w:t>I</w:t>
-      </w:r>
-      <w:r>
-        <w:t>k onderzoek, ontwerp</w:t>
-      </w:r>
-      <w:r>
-        <w:t xml:space="preserve">, </w:t>
-      </w:r>
-      <w:r>
-        <w:t>test hoe die feedback-ervaring eruit moet zien</w:t>
-      </w:r>
-      <w:r>
-        <w:t xml:space="preserve"> en maak dit voor de frontend</w:t>
-      </w:r>
-      <w:r>
-        <w:t>. De audioanalyse en de techniek daarachter worden gedaan door mijn medestagiair, die zich richt op het datagedeelte.</w:t>
-      </w:r>
-    </w:p>
-    <w:p>
-      <w:pPr>
-        <w:pStyle w:val="Heading1"/>
-        <w:keepNext/>
-        <w:spacing w:before="480" w:after="200"/>
-      </w:pPr>
-      <w:bookmarkStart w:id="1" w:name="_Toc260400101"/>
-      <w:r>
-        <w:rPr>
-          <w:rFonts w:ascii="Calibri Light" w:eastAsia="Calibri Light" w:hAnsi="Calibri Light" w:cs="Calibri Light"/>
-          <w:b/>
-          <w:bCs/>
-        </w:rPr>
-        <w:t>2 Probleemstelling</w:t>
-      </w:r>
-      <w:bookmarkEnd w:id="1"/>
-    </w:p>
-    <w:p>
-      <w:pPr>
-        <w:spacing w:after="240"/>
-      </w:pPr>
-      <w:r>
-        <w:t>StudieStappers geven workshops zonder dat er structureel iemand meekijkt of feedback geeft. Daardoor weten ze niet goed of, en hoe, ze bijvoorbeeld genoeg vragen stellen die het denken van leerlingen stimuleren, checken of leerlingen iets echt begrepen hebben, goed reageren op wat leerlingen zeggen, en genoeg afwisseling houden tussen uitleg en interactie.</w:t>
-      </w:r>
-    </w:p>
-    <w:p>
-      <w:r>
-        <w:t>Bestaande manieren om feedback te krijgen schalen niet mee met veertig StudieStappers die door het hele land workshops geven. StudieStap wil dit oplossen met een AI-coach, maar mist op dit moment een uitgewerkt idee van hoe die feedback eruit moet zien, zodat StudieStappers er ook echt iets mee doen.</w:t>
-      </w:r>
-    </w:p>
-    <w:p>
-      <w:pPr>
-        <w:pStyle w:val="Heading1"/>
-        <w:keepNext/>
-        <w:spacing w:before="480" w:after="200"/>
-      </w:pPr>
-      <w:bookmarkStart w:id="2" w:name="_Toc260400102"/>
-      <w:r>
-        <w:rPr>
-          <w:rFonts w:ascii="Calibri Light" w:eastAsia="Calibri Light" w:hAnsi="Calibri Light" w:cs="Calibri Light"/>
-          <w:b/>
-          <w:bCs/>
-        </w:rPr>
-        <w:t>3 Design challenge</w:t>
-      </w:r>
-      <w:bookmarkEnd w:id="2"/>
-    </w:p>
-    <w:p>
-      <w:r>
-        <w:rPr>
+          <w:color w:val="2E74B5"/>
+          <w:sz w:val="32"/>
+          <w:szCs w:val="32"/>
+        </w:rPr>
+        <w:t>3.  Design challenge</w:t>
+      </w:r>
+    </w:p>
+    <w:p>
+      <w:pPr>
+        <w:spacing w:after="200"/>
+      </w:pPr>
+      <w:r>
+        <w:rPr>
+          <w:rFonts w:ascii="Calibri" w:eastAsia="Calibri" w:hAnsi="Calibri" w:cs="Calibri"/>
           <w:b/>
           <w:bCs/>
           <w:i/>
           <w:iCs/>
-        </w:rPr>
-        <w:t>Hoe kunnen we StudieStappers na een workshop feedback geven die ze begrijpen, vertrouwen en ook echt gebruiken om te verbeteren?</w:t>
-      </w:r>
-    </w:p>
-    <w:p>
-      <w:pPr>
-        <w:pStyle w:val="Heading2"/>
+          <w:sz w:val="22"/>
+          <w:szCs w:val="22"/>
+        </w:rPr>
+        <w:t>Hoe kunnen we een AI-coach ontwerpen die StudieStappers met uiteenlopende achtergronden in een paar minuten een helder overzicht geeft en die aanvoelt als een coach in plaats van een beoordeling?</w:t>
+      </w:r>
+    </w:p>
+    <w:p>
+      <w:pPr>
         <w:keepNext/>
-        <w:spacing w:before="320" w:after="160"/>
-      </w:pPr>
-      <w:bookmarkStart w:id="3" w:name="_Toc260400103"/>
-      <w:r>
-        <w:rPr>
-          <w:rFonts w:ascii="Calibri Light" w:eastAsia="Calibri Light" w:hAnsi="Calibri Light" w:cs="Calibri Light"/>
+        <w:spacing w:before="280" w:after="80"/>
+      </w:pPr>
+      <w:r>
+        <w:rPr>
+          <w:rFonts w:ascii="Calibri" w:eastAsia="Calibri" w:hAnsi="Calibri" w:cs="Calibri"/>
           <w:b/>
           <w:bCs/>
           <w:color w:val="1F3864"/>
-        </w:rPr>
-        <w:t>3.1 Onderbouwing van de design challenge</w:t>
-      </w:r>
-      <w:bookmarkEnd w:id="3"/>
-    </w:p>
-    <w:p>
-      <w:r>
-        <w:t>De keuzes voor de design challenge zijn gemaakt op basis van het vooronderzoek, het literatuuronderzoek en de opdrachtomschrijving van StudieStap.</w:t>
+          <w:sz w:val="26"/>
+          <w:szCs w:val="26"/>
+        </w:rPr>
+        <w:t>3.1  Onderbouwing van de design challenge</w:t>
+      </w:r>
+    </w:p>
+    <w:p>
+      <w:pPr>
+        <w:spacing w:after="160"/>
+      </w:pPr>
+      <w:r>
+        <w:rPr>
+          <w:rFonts w:ascii="Calibri" w:eastAsia="Calibri" w:hAnsi="Calibri" w:cs="Calibri"/>
+          <w:sz w:val="22"/>
+          <w:szCs w:val="22"/>
+        </w:rPr>
+        <w:t>De keuzes voor de design challenge zijn gemaakt op basis van het vooronderzoek en het literatuuronderzoek.</w:t>
       </w:r>
     </w:p>
     <w:p>
       <w:pPr>
         <w:keepNext/>
-        <w:spacing w:before="240" w:after="40"/>
-      </w:pPr>
-      <w:r>
-        <w:rPr>
+        <w:spacing w:before="120" w:after="40"/>
+      </w:pPr>
+      <w:r>
+        <w:rPr>
+          <w:rFonts w:ascii="Calibri" w:eastAsia="Calibri" w:hAnsi="Calibri" w:cs="Calibri"/>
           <w:b/>
           <w:bCs/>
-        </w:rPr>
-        <w:t>Waarom ‘begrijpen’?</w:t>
-      </w:r>
-    </w:p>
-    <w:p>
-      <w:r>
-        <w:t>StudieStappers hebben heel verschillende achtergronden en niet iedereen kent vaktaal. Uit het literatuuronderzoek kwam naar voren dat feedback het beste laag voor laag opgebouwd kan worden, bijvoorbeeld in een dashboard: eerst de hoofdlijn, met de mogelijkheid om door te klikken naar meer detail. Zo blijft de feedback voor iedereen te volgen, ongeacht ervaring of achtergrond.</w:t>
+          <w:sz w:val="22"/>
+          <w:szCs w:val="22"/>
+        </w:rPr>
+        <w:t>Waarom ‘in een paar minuten een helder overzicht’?</w:t>
+      </w:r>
+    </w:p>
+    <w:p>
+      <w:pPr>
+        <w:spacing w:after="160"/>
+      </w:pPr>
+      <w:r>
+        <w:rPr>
+          <w:rFonts w:ascii="Calibri" w:eastAsia="Calibri" w:hAnsi="Calibri" w:cs="Calibri"/>
+          <w:sz w:val="22"/>
+          <w:szCs w:val="22"/>
+        </w:rPr>
+        <w:t>StudieStappers hebben na een workshop weinig tijd en niet iedereen kent vaktaal. Het ontwerp moet daarom in één oogopslag duidelijk zijn. Het literatuuronderzoek wijst op een dashboard dat laag voor laag is opgebouwd: eerst de hoofdlijn, met de mogelijkheid om door te klikken naar meer detail. Dat is een ontwerpkeuze over indeling en navigatie.</w:t>
       </w:r>
     </w:p>
     <w:p>
       <w:pPr>
         <w:keepNext/>
-        <w:spacing w:before="240" w:after="40"/>
-      </w:pPr>
-      <w:r>
-        <w:rPr>
+        <w:spacing w:before="120" w:after="40"/>
+      </w:pPr>
+      <w:r>
+        <w:rPr>
+          <w:rFonts w:ascii="Calibri" w:eastAsia="Calibri" w:hAnsi="Calibri" w:cs="Calibri"/>
           <w:b/>
           <w:bCs/>
-        </w:rPr>
-        <w:t>Waarom ‘vertrouwen’?</w:t>
-      </w:r>
-    </w:p>
-    <w:p>
-      <w:r>
-        <w:t>Uit het literatuuronderzoek bleek dat feedback zich moet richten op gedrag in plaats van op de persoon, en dat transparant moet zijn hoe de AI tot die feedback komt. Als een StudieStapper niet snapt waar de feedback vandaan komt, zal die minder snel als eerlijk of terecht ervaren worden.</w:t>
+          <w:sz w:val="22"/>
+          <w:szCs w:val="22"/>
+        </w:rPr>
+        <w:t>Waarom ‘aanvoelt als een coach’?</w:t>
+      </w:r>
+    </w:p>
+    <w:p>
+      <w:pPr>
+        <w:spacing w:after="160"/>
+      </w:pPr>
+      <w:r>
+        <w:rPr>
+          <w:rFonts w:ascii="Calibri" w:eastAsia="Calibri" w:hAnsi="Calibri" w:cs="Calibri"/>
+          <w:sz w:val="22"/>
+          <w:szCs w:val="22"/>
+        </w:rPr>
+        <w:t>Hoe iets voelt bepaal je met ontwerp: kleur, vorm, illustraties en woordkeuze. Uit het literatuuronderzoek bleek dat het moet gaan over gedrag in plaats van over de persoon, en dat duidelijk moet zijn waar iets vandaan komt. Als het ontwerp dat goed laat zien, voelt de AI-coach eerlijk en vertrouwd. Als het ontwerp streng of ondoorzichtig is, voelt het als een beoordeling.</w:t>
       </w:r>
     </w:p>
     <w:p>
       <w:pPr>
         <w:keepNext/>
-        <w:spacing w:before="240" w:after="40"/>
-      </w:pPr>
-      <w:r>
-        <w:rPr>
+        <w:spacing w:before="120" w:after="40"/>
+      </w:pPr>
+      <w:r>
+        <w:rPr>
+          <w:rFonts w:ascii="Calibri" w:eastAsia="Calibri" w:hAnsi="Calibri" w:cs="Calibri"/>
           <w:b/>
           <w:bCs/>
+          <w:sz w:val="22"/>
+          <w:szCs w:val="22"/>
         </w:rPr>
         <w:lastRenderedPageBreak/>
-        <w:t>Waarom ‘gebruiken om te verbeteren’?</w:t>
-      </w:r>
-    </w:p>
-    <w:p>
-      <w:r>
-        <w:t>Feedback die alleen gelezen en daarna vergeten wordt, lost het schaalprobleem niet op. Het doel is dat StudieStappers de feedback ook echt meenemen naar hun volgende workshop, in plaats van dat het een eenmalig rapportje is.</w:t>
-      </w:r>
-    </w:p>
-    <w:p>
-      <w:pPr>
-        <w:pStyle w:val="Heading1"/>
+        <w:t>Waarom ‘uiteenlopende achtergronden’?</w:t>
+      </w:r>
+    </w:p>
+    <w:p>
+      <w:pPr>
+        <w:spacing w:after="160"/>
+      </w:pPr>
+      <w:r>
+        <w:rPr>
+          <w:rFonts w:ascii="Calibri" w:eastAsia="Calibri" w:hAnsi="Calibri" w:cs="Calibri"/>
+          <w:sz w:val="22"/>
+          <w:szCs w:val="22"/>
+        </w:rPr>
+        <w:t>StudieStappers verschillen sterk in achtergrond en ervaring, zoals mijn drie persona’s laten zien. Het ontwerp moet zonder uitleg werken voor iemand die net begint en tegelijk niet te simpel zijn voor een ervaren specialist.</w:t>
+      </w:r>
+    </w:p>
+    <w:p>
+      <w:pPr>
         <w:keepNext/>
-        <w:spacing w:before="480" w:after="200"/>
-      </w:pPr>
-      <w:bookmarkStart w:id="4" w:name="_Toc260400104"/>
-      <w:r>
-        <w:rPr>
-          <w:rFonts w:ascii="Calibri Light" w:eastAsia="Calibri Light" w:hAnsi="Calibri Light" w:cs="Calibri Light"/>
+        <w:spacing w:before="480" w:after="120"/>
+      </w:pPr>
+      <w:r>
+        <w:rPr>
+          <w:rFonts w:ascii="Calibri" w:eastAsia="Calibri" w:hAnsi="Calibri" w:cs="Calibri"/>
           <w:b/>
           <w:bCs/>
-        </w:rPr>
-        <w:t>4 Belangrijkste inzichten uit het onderzoek</w:t>
-      </w:r>
-      <w:bookmarkEnd w:id="4"/>
-    </w:p>
-    <w:p>
-      <w:pPr>
-        <w:spacing w:after="240"/>
-      </w:pPr>
-      <w:r>
-        <w:t>Uit het vooronderzoek kwam naar voren dat feedback zich het beste kan richten op vier concrete dingen: het soort vragen dat een StudieStapper stelt, of ze checken dat leerlingen iets echt begrepen hebben, hoe ze reageren op antwoorden van leerlingen, en of er genoeg afwisseling is tussen uitleg en interactie. Deze vier meetpunten vormen de kern van waar de AI-coach op gaat letten, en dus ook van de feedback die uiteindelijk getoond wordt.</w:t>
-      </w:r>
-    </w:p>
-    <w:p>
-      <w:pPr>
-        <w:spacing w:after="240"/>
-      </w:pPr>
-      <w:r>
-        <w:t>Het losse literatuuronderzoek naar feedback (‘Hoe geef je StudieStappers feedback die ze begrijpen, vertrouwen en gebruiken?’) leverde een aantal concrete richtlijnen op: feedback werkt het beste in een dashboardvorm die laag voor laag is opgebouwd, gericht op gedrag in plaats van op de persoon, en transparant over hoe de AI tot die feedback komt.</w:t>
-      </w:r>
-    </w:p>
-    <w:p>
-      <w:pPr>
-        <w:spacing w:after="240"/>
-      </w:pPr>
-      <w:r>
-        <w:t>De drie persona’s die ik heb uitgewerkt (Sanne, nieuw en met een achtergrond in psychologie; Daan, ervaren en data-analist; Omar, vakspecialist en werktuigbouwkundig ingenieur) laten zien hoe breed de doelgroep is. De feedback-ervaring moet dus voor een beginnende StudieStapper net zo goed werken als voor een ervaren specialist.</w:t>
-      </w:r>
-    </w:p>
-    <w:p>
-      <w:r>
-        <w:rPr>
-          <w:highlight w:val="red"/>
-        </w:rPr>
-        <w:t>De enquête onder StudieStappers zelf moet nog worden afgenomen. De inzichten hierboven zijn dus gebaseerd op het vooronderzoek en het literatuuronderzoek tot nu toe, en worden na de enquête verder aangescherpt.</w:t>
-      </w:r>
-    </w:p>
-    <w:p>
-      <w:pPr>
-        <w:pStyle w:val="Heading1"/>
+          <w:color w:val="2E74B5"/>
+          <w:sz w:val="32"/>
+          <w:szCs w:val="32"/>
+        </w:rPr>
+        <w:t>4.  Belangrijkste inzichten uit het onderzoek</w:t>
+      </w:r>
+    </w:p>
+    <w:p>
+      <w:pPr>
+        <w:spacing w:after="160"/>
+      </w:pPr>
+      <w:r>
+        <w:rPr>
+          <w:rFonts w:ascii="Calibri" w:eastAsia="Calibri" w:hAnsi="Calibri" w:cs="Calibri"/>
+          <w:sz w:val="22"/>
+          <w:szCs w:val="22"/>
+        </w:rPr>
+        <w:t>Uit het vooronderzoek kwam naar voren dat de AI-coach op vier dingen let: het soort vragen dat een StudieStapper stelt, of er wordt gecheckt dat leerlingen iets begrijpen, hoe er wordt gereageerd op antwoorden van leerlingen en of er genoeg afwisseling is tussen uitleg en interactie. Voor mij als designer betekent dit dat het ontwerp deze vier onderwerpen herkenbaar en overzichtelijk moet kunnen tonen, zonder dat het scherm overvol raakt.</w:t>
+      </w:r>
+    </w:p>
+    <w:p>
+      <w:pPr>
+        <w:spacing w:after="160"/>
+      </w:pPr>
+      <w:r>
+        <w:rPr>
+          <w:rFonts w:ascii="Calibri" w:eastAsia="Calibri" w:hAnsi="Calibri" w:cs="Calibri"/>
+          <w:sz w:val="22"/>
+          <w:szCs w:val="22"/>
+        </w:rPr>
+        <w:t>Het losse literatuuronderzoek leverde drie richtlijnen op die direct ontwerpkeuzes zijn: een dashboard dat laag voor laag is opgebouwd (indeling en navigatie), gericht op gedrag in plaats van op de persoon (toon en woordkeuze) en transparant over hoe de AI tot een conclusie komt (hoe je dat laat zien in het ontwerp).</w:t>
+      </w:r>
+    </w:p>
+    <w:p>
+      <w:pPr>
+        <w:spacing w:after="160"/>
+      </w:pPr>
+      <w:r>
+        <w:rPr>
+          <w:rFonts w:ascii="Calibri" w:eastAsia="Calibri" w:hAnsi="Calibri" w:cs="Calibri"/>
+          <w:sz w:val="22"/>
+          <w:szCs w:val="22"/>
+        </w:rPr>
+        <w:t>De drie persona’s die ik heb uitgewerkt (Sanne, nieuw en met een achtergrond in psychologie; Daan, ervaren en data-analist; Omar, vakspecialist en werktuigbouwkundig ingenieur) laten zien hoe breed de doelgroep is. Het ontwerp moet voor een beginnende StudieStapper net zo goed werken als voor een ervaren specialist.</w:t>
+      </w:r>
+    </w:p>
+    <w:p>
+      <w:pPr>
+        <w:spacing w:after="160"/>
+      </w:pPr>
+      <w:r>
+        <w:rPr>
+          <w:rFonts w:ascii="Calibri" w:eastAsia="Calibri" w:hAnsi="Calibri" w:cs="Calibri"/>
+          <w:sz w:val="22"/>
+          <w:szCs w:val="22"/>
+        </w:rPr>
+        <w:t>De enquête onder StudieStappers zelf moet nog worden afgenomen. De inzichten hierboven komen dus uit het vooronderzoek en het literatuuronderzoek, en het ontwerp wordt later getest en bijgesteld met StudieStappers.</w:t>
+      </w:r>
+    </w:p>
+    <w:p>
+      <w:pPr>
         <w:keepNext/>
-        <w:spacing w:before="480" w:after="200"/>
-      </w:pPr>
-      <w:bookmarkStart w:id="5" w:name="_Toc260400105"/>
-      <w:r>
-        <w:rPr>
-          <w:rFonts w:ascii="Calibri Light" w:eastAsia="Calibri Light" w:hAnsi="Calibri Light" w:cs="Calibri Light"/>
+        <w:spacing w:before="480" w:after="120"/>
+      </w:pPr>
+      <w:r>
+        <w:rPr>
+          <w:rFonts w:ascii="Calibri" w:eastAsia="Calibri" w:hAnsi="Calibri" w:cs="Calibri"/>
           <w:b/>
           <w:bCs/>
-        </w:rPr>
-        <w:t>5 Afbakening</w:t>
-      </w:r>
-      <w:bookmarkEnd w:id="5"/>
-    </w:p>
-    <w:p>
-      <w:pPr>
-        <w:pStyle w:val="Heading2"/>
+          <w:color w:val="2E74B5"/>
+          <w:sz w:val="32"/>
+          <w:szCs w:val="32"/>
+        </w:rPr>
+        <w:t>5.  Afbakening</w:t>
+      </w:r>
+    </w:p>
+    <w:p>
+      <w:pPr>
         <w:keepNext/>
-        <w:spacing w:before="320" w:after="160"/>
-      </w:pPr>
-      <w:bookmarkStart w:id="6" w:name="_Toc260400106"/>
-      <w:r>
-        <w:rPr>
-          <w:rFonts w:ascii="Calibri Light" w:eastAsia="Calibri Light" w:hAnsi="Calibri Light" w:cs="Calibri Light"/>
+        <w:spacing w:before="280" w:after="80"/>
+      </w:pPr>
+      <w:r>
+        <w:rPr>
+          <w:rFonts w:ascii="Calibri" w:eastAsia="Calibri" w:hAnsi="Calibri" w:cs="Calibri"/>
           <w:b/>
           <w:bCs/>
           <w:color w:val="1F3864"/>
-        </w:rPr>
-        <w:t>5.1 Bewust meegenomen</w:t>
-      </w:r>
-      <w:bookmarkEnd w:id="6"/>
-    </w:p>
-    <w:p>
-      <w:pPr>
-        <w:spacing w:after="120"/>
-      </w:pPr>
-      <w:r>
+          <w:sz w:val="26"/>
+          <w:szCs w:val="26"/>
+        </w:rPr>
+        <w:t>5.1  Bewust meegenomen</w:t>
+      </w:r>
+    </w:p>
+    <w:p>
+      <w:pPr>
+        <w:spacing w:after="160"/>
+      </w:pPr>
+      <w:r>
+        <w:rPr>
+          <w:rFonts w:ascii="Calibri" w:eastAsia="Calibri" w:hAnsi="Calibri" w:cs="Calibri"/>
+          <w:sz w:val="22"/>
+          <w:szCs w:val="22"/>
+        </w:rPr>
         <w:t>Om aan alle betrokkenen duidelijk te maken waar dit project wel over gaat, staat hieronder wat ik bewust meeneem:</w:t>
       </w:r>
     </w:p>
@@ -1295,10 +825,15 @@
           <w:ilvl w:val="0"/>
           <w:numId w:val="1"/>
         </w:numPr>
-        <w:spacing w:after="80"/>
-      </w:pPr>
-      <w:r>
-        <w:t>Onderzoek naar hoe StudieStappers feedback het liefst ontvangen: welke vorm, welke toon en hoeveel detail.</w:t>
+        <w:spacing w:after="100"/>
+      </w:pPr>
+      <w:r>
+        <w:rPr>
+          <w:rFonts w:ascii="Calibri" w:eastAsia="Calibri" w:hAnsi="Calibri" w:cs="Calibri"/>
+          <w:sz w:val="22"/>
+          <w:szCs w:val="22"/>
+        </w:rPr>
+        <w:t>Het ontwerpen van de AI-coach voor de frontend: user flows, wireframes, visuele stijl en een klikbaar prototype.</w:t>
       </w:r>
     </w:p>
     <w:p>
@@ -1308,10 +843,15 @@
           <w:ilvl w:val="0"/>
           <w:numId w:val="1"/>
         </w:numPr>
-        <w:spacing w:after="80"/>
-      </w:pPr>
-      <w:r>
-        <w:t>Het ontwerpen van de feedback-interface, bijvoorbeeld een dashboard, die na een workshop wordt getoond.</w:t>
+        <w:spacing w:after="100"/>
+      </w:pPr>
+      <w:r>
+        <w:rPr>
+          <w:rFonts w:ascii="Calibri" w:eastAsia="Calibri" w:hAnsi="Calibri" w:cs="Calibri"/>
+          <w:sz w:val="22"/>
+          <w:szCs w:val="22"/>
+        </w:rPr>
+        <w:t>Een look &amp; feel die aansluit bij StudieStap en voor StudieStappers als coach aanvoelt, met kleur, vorm, illustraties en toon.</w:t>
       </w:r>
     </w:p>
     <w:p>
@@ -1321,10 +861,15 @@
           <w:ilvl w:val="0"/>
           <w:numId w:val="1"/>
         </w:numPr>
-        <w:spacing w:after="80"/>
-      </w:pPr>
-      <w:r>
-        <w:t>Het testen van dat ontwerp met (een deel van) de StudieStappers en/of de persona’s.</w:t>
+        <w:spacing w:after="100"/>
+      </w:pPr>
+      <w:r>
+        <w:rPr>
+          <w:rFonts w:ascii="Calibri" w:eastAsia="Calibri" w:hAnsi="Calibri" w:cs="Calibri"/>
+          <w:sz w:val="22"/>
+          <w:szCs w:val="22"/>
+        </w:rPr>
+        <w:t>Onderzoek naar wat StudieStappers nodig hebben om het ontwerp te begrijpen en prettig te vinden, met een enquête en een paar korte gesprekken.</w:t>
       </w:r>
     </w:p>
     <w:p>
@@ -1334,35 +879,15 @@
           <w:ilvl w:val="0"/>
           <w:numId w:val="1"/>
         </w:numPr>
-      </w:pPr>
-      <w:r>
-        <w:t>Nauw samenwerken met mijn medestagiair, zodat het ontwerp aansluit op wat er technisch mogelijk is.</w:t>
-      </w:r>
-    </w:p>
-    <w:p>
-      <w:pPr>
-        <w:pStyle w:val="Heading2"/>
-        <w:keepNext/>
-        <w:spacing w:before="320" w:after="160"/>
-      </w:pPr>
-      <w:bookmarkStart w:id="7" w:name="_Toc260400107"/>
-      <w:r>
-        <w:rPr>
-          <w:rFonts w:ascii="Calibri Light" w:eastAsia="Calibri Light" w:hAnsi="Calibri Light" w:cs="Calibri Light"/>
-          <w:b/>
-          <w:bCs/>
-          <w:color w:val="1F3864"/>
-        </w:rPr>
-        <w:t>5.2 Bewust niet meegenomen</w:t>
-      </w:r>
-      <w:bookmarkEnd w:id="7"/>
-    </w:p>
-    <w:p>
-      <w:pPr>
-        <w:spacing w:after="120"/>
-      </w:pPr>
-      <w:r>
-        <w:t>Net zo belangrijk is wat ik niet meeneem, om realistisch te blijven over tijd en haalbaarheid:</w:t>
+        <w:spacing w:after="100"/>
+      </w:pPr>
+      <w:r>
+        <w:rPr>
+          <w:rFonts w:ascii="Calibri" w:eastAsia="Calibri" w:hAnsi="Calibri" w:cs="Calibri"/>
+          <w:sz w:val="22"/>
+          <w:szCs w:val="22"/>
+        </w:rPr>
+        <w:t>Het testen en bijstellen van het ontwerp met StudieStappers.</w:t>
       </w:r>
     </w:p>
     <w:p>
@@ -1372,10 +897,45 @@
           <w:ilvl w:val="0"/>
           <w:numId w:val="1"/>
         </w:numPr>
-        <w:spacing w:after="80"/>
-      </w:pPr>
-      <w:r>
-        <w:t>De audioanalyse en het herkennen van gedrag in de opname zelf — dat is het datagedeelte van mijn medestagiair.</w:t>
+        <w:spacing w:after="100"/>
+      </w:pPr>
+      <w:r>
+        <w:rPr>
+          <w:rFonts w:ascii="Calibri" w:eastAsia="Calibri" w:hAnsi="Calibri" w:cs="Calibri"/>
+          <w:sz w:val="22"/>
+          <w:szCs w:val="22"/>
+        </w:rPr>
+        <w:t>Nauw samenwerken met mijn medestagiair, zodat het ontwerp aansluit op wat er technisch mogelijk is.</w:t>
+      </w:r>
+    </w:p>
+    <w:p>
+      <w:pPr>
+        <w:keepNext/>
+        <w:spacing w:before="280" w:after="80"/>
+      </w:pPr>
+      <w:r>
+        <w:rPr>
+          <w:rFonts w:ascii="Calibri" w:eastAsia="Calibri" w:hAnsi="Calibri" w:cs="Calibri"/>
+          <w:b/>
+          <w:bCs/>
+          <w:color w:val="1F3864"/>
+          <w:sz w:val="26"/>
+          <w:szCs w:val="26"/>
+        </w:rPr>
+        <w:t>5.2  Bewust niet meegenomen</w:t>
+      </w:r>
+    </w:p>
+    <w:p>
+      <w:pPr>
+        <w:spacing w:after="160"/>
+      </w:pPr>
+      <w:r>
+        <w:rPr>
+          <w:rFonts w:ascii="Calibri" w:eastAsia="Calibri" w:hAnsi="Calibri" w:cs="Calibri"/>
+          <w:sz w:val="22"/>
+          <w:szCs w:val="22"/>
+        </w:rPr>
+        <w:t>Net zo belangrijk is wat ik niet meeneem, om realistisch te blijven over tijd en haalbaarheid:</w:t>
       </w:r>
     </w:p>
     <w:p>
@@ -1385,10 +945,15 @@
           <w:ilvl w:val="0"/>
           <w:numId w:val="1"/>
         </w:numPr>
-        <w:spacing w:after="80"/>
-      </w:pPr>
-      <w:r>
-        <w:t>Het bouwen van de volledige backend en de AI-analyse.</w:t>
+        <w:spacing w:after="100"/>
+      </w:pPr>
+      <w:r>
+        <w:rPr>
+          <w:rFonts w:ascii="Calibri" w:eastAsia="Calibri" w:hAnsi="Calibri" w:cs="Calibri"/>
+          <w:sz w:val="22"/>
+          <w:szCs w:val="22"/>
+        </w:rPr>
+        <w:t>De audioanalyse en het herkennen van gedrag in de opname zelf, dat is het datagedeelte van mijn medestagiair.</w:t>
       </w:r>
     </w:p>
     <w:p>
@@ -1398,11 +963,15 @@
           <w:ilvl w:val="0"/>
           <w:numId w:val="1"/>
         </w:numPr>
-        <w:spacing w:after="80"/>
-      </w:pPr>
-      <w:r>
-        <w:lastRenderedPageBreak/>
-        <w:t>Herontwerp van de digitale leeromgeving van StudieStap — dit staat los van de hoofdopdracht en pak ik alleen op als er tijd over is.</w:t>
+        <w:spacing w:after="100"/>
+      </w:pPr>
+      <w:r>
+        <w:rPr>
+          <w:rFonts w:ascii="Calibri" w:eastAsia="Calibri" w:hAnsi="Calibri" w:cs="Calibri"/>
+          <w:sz w:val="22"/>
+          <w:szCs w:val="22"/>
+        </w:rPr>
+        <w:t>Het bouwen van de volledige backend en de AI-analyse.</w:t>
       </w:r>
     </w:p>
     <w:p>
@@ -1412,34 +981,64 @@
           <w:ilvl w:val="0"/>
           <w:numId w:val="1"/>
         </w:numPr>
-      </w:pPr>
-      <w:r>
-        <w:t>Grootschalig kwantitatief onderzoek; met veertig StudieStappers is een enquête plus een paar gesprekken realistischer dan brede gebruikerstests.</w:t>
-      </w:r>
-    </w:p>
-    <w:p>
-      <w:pPr>
-        <w:pStyle w:val="Heading1"/>
+        <w:spacing w:after="100"/>
+      </w:pPr>
+      <w:r>
+        <w:rPr>
+          <w:rFonts w:ascii="Calibri" w:eastAsia="Calibri" w:hAnsi="Calibri" w:cs="Calibri"/>
+          <w:sz w:val="22"/>
+          <w:szCs w:val="22"/>
+        </w:rPr>
+        <w:lastRenderedPageBreak/>
+        <w:t>Nog meer onderzoek naar wat goede feedback inhoudelijk is, dat is al gedaan in het literatuuronderzoek.</w:t>
+      </w:r>
+    </w:p>
+    <w:p>
+      <w:pPr>
+        <w:pStyle w:val="ListParagraph"/>
+        <w:numPr>
+          <w:ilvl w:val="0"/>
+          <w:numId w:val="1"/>
+        </w:numPr>
+        <w:spacing w:after="100"/>
+      </w:pPr>
+      <w:r>
+        <w:rPr>
+          <w:rFonts w:ascii="Calibri" w:eastAsia="Calibri" w:hAnsi="Calibri" w:cs="Calibri"/>
+          <w:sz w:val="22"/>
+          <w:szCs w:val="22"/>
+        </w:rPr>
+        <w:t>Grootschalig kwantitatief onderzoek; met een klein team StudieStappers is een enquête plus een paar gesprekken realistischer dan brede gebruikerstests.</w:t>
+      </w:r>
+    </w:p>
+    <w:p>
+      <w:pPr>
         <w:keepNext/>
-        <w:spacing w:before="480" w:after="200"/>
-      </w:pPr>
-      <w:bookmarkStart w:id="8" w:name="_Toc260400108"/>
-      <w:r>
-        <w:rPr>
-          <w:rFonts w:ascii="Calibri Light" w:eastAsia="Calibri Light" w:hAnsi="Calibri Light" w:cs="Calibri Light"/>
+        <w:spacing w:before="480" w:after="120"/>
+      </w:pPr>
+      <w:r>
+        <w:rPr>
+          <w:rFonts w:ascii="Calibri" w:eastAsia="Calibri" w:hAnsi="Calibri" w:cs="Calibri"/>
           <w:b/>
           <w:bCs/>
-        </w:rPr>
-        <w:t>6 Ontwerpuitgangspunten</w:t>
-      </w:r>
-      <w:bookmarkEnd w:id="8"/>
+          <w:color w:val="2E74B5"/>
+          <w:sz w:val="32"/>
+          <w:szCs w:val="32"/>
+        </w:rPr>
+        <w:t>6.  Ontwerpuitgangspunten</w:t>
+      </w:r>
     </w:p>
     <w:p>
       <w:pPr>
         <w:spacing w:after="160"/>
       </w:pPr>
       <w:r>
-        <w:t>Op basis van de onderzoeksresultaten heb ik ontwerpuitgangspunten opgesteld. Deze dienen als richtlijn voor het ontwerpproces en helpen om keuzes te maken die aansluiten bij de behoeften van StudieStappers en de verwachtingen van de opdrachtgever.</w:t>
+        <w:rPr>
+          <w:rFonts w:ascii="Calibri" w:eastAsia="Calibri" w:hAnsi="Calibri" w:cs="Calibri"/>
+          <w:sz w:val="22"/>
+          <w:szCs w:val="22"/>
+        </w:rPr>
+        <w:t>Op basis van de onderzoeksresultaten heb ik ontwerpuitgangspunten opgesteld. Deze dienen als richtlijn voor het ontwerpproces en helpen om ontwerpkeuzes te maken die aansluiten bij de behoeften van StudieStappers en de verwachtingen van de opdrachtgever.</w:t>
       </w:r>
     </w:p>
     <w:tbl>
@@ -1457,7 +1056,7 @@
           <w:left w:w="10" w:type="dxa"/>
           <w:right w:w="10" w:type="dxa"/>
         </w:tblCellMar>
-        <w:tblLook w:val="0000" w:firstRow="0" w:lastRow="0" w:firstColumn="0" w:lastColumn="0" w:noHBand="0" w:noVBand="0"/>
+        <w:tblLook w:val="04A0" w:firstRow="1" w:lastRow="0" w:firstColumn="1" w:lastColumn="0" w:noHBand="0" w:noVBand="1"/>
       </w:tblPr>
       <w:tblGrid>
         <w:gridCol w:w="500"/>
@@ -1465,7 +1064,14 @@
         <w:gridCol w:w="5926"/>
       </w:tblGrid>
       <w:tr>
+        <w:tblPrEx>
+          <w:tblCellMar>
+            <w:top w:w="0" w:type="dxa"/>
+            <w:bottom w:w="0" w:type="dxa"/>
+          </w:tblCellMar>
+        </w:tblPrEx>
         <w:trPr>
+          <w:cantSplit/>
           <w:tblHeader/>
         </w:trPr>
         <w:tc>
@@ -1489,8 +1095,11 @@
           <w:p>
             <w:r>
               <w:rPr>
+                <w:rFonts w:ascii="Calibri" w:eastAsia="Calibri" w:hAnsi="Calibri" w:cs="Calibri"/>
                 <w:b/>
                 <w:bCs/>
+                <w:sz w:val="22"/>
+                <w:szCs w:val="22"/>
               </w:rPr>
               <w:t>#</w:t>
             </w:r>
@@ -1517,8 +1126,11 @@
           <w:p>
             <w:r>
               <w:rPr>
+                <w:rFonts w:ascii="Calibri" w:eastAsia="Calibri" w:hAnsi="Calibri" w:cs="Calibri"/>
                 <w:b/>
                 <w:bCs/>
+                <w:sz w:val="22"/>
+                <w:szCs w:val="22"/>
               </w:rPr>
               <w:t>Principe</w:t>
             </w:r>
@@ -1545,8 +1157,11 @@
           <w:p>
             <w:r>
               <w:rPr>
+                <w:rFonts w:ascii="Calibri" w:eastAsia="Calibri" w:hAnsi="Calibri" w:cs="Calibri"/>
                 <w:b/>
                 <w:bCs/>
+                <w:sz w:val="22"/>
+                <w:szCs w:val="22"/>
               </w:rPr>
               <w:t>Onderbouwing</w:t>
             </w:r>
@@ -1554,6 +1169,15 @@
         </w:tc>
       </w:tr>
       <w:tr>
+        <w:tblPrEx>
+          <w:tblCellMar>
+            <w:top w:w="0" w:type="dxa"/>
+            <w:bottom w:w="0" w:type="dxa"/>
+          </w:tblCellMar>
+        </w:tblPrEx>
+        <w:trPr>
+          <w:cantSplit/>
+        </w:trPr>
         <w:tc>
           <w:tcPr>
             <w:tcW w:w="500" w:type="dxa"/>
@@ -1573,6 +1197,11 @@
           </w:tcPr>
           <w:p>
             <w:r>
+              <w:rPr>
+                <w:rFonts w:ascii="Calibri" w:eastAsia="Calibri" w:hAnsi="Calibri" w:cs="Calibri"/>
+                <w:sz w:val="22"/>
+                <w:szCs w:val="22"/>
+              </w:rPr>
               <w:t>1</w:t>
             </w:r>
           </w:p>
@@ -1597,10 +1226,13 @@
           <w:p>
             <w:r>
               <w:rPr>
+                <w:rFonts w:ascii="Calibri" w:eastAsia="Calibri" w:hAnsi="Calibri" w:cs="Calibri"/>
                 <w:b/>
                 <w:bCs/>
+                <w:sz w:val="22"/>
+                <w:szCs w:val="22"/>
               </w:rPr>
-              <w:t>Feedback in eenvoudige taal</w:t>
+              <w:t>Helder en rustig</w:t>
             </w:r>
           </w:p>
         </w:tc>
@@ -1623,12 +1255,26 @@
           </w:tcPr>
           <w:p>
             <w:r>
-              <w:t>Geen vaktaal, zodat feedback te begrijpen is voor StudieStappers met heel uiteenlopende achtergronden.</w:t>
+              <w:rPr>
+                <w:rFonts w:ascii="Calibri" w:eastAsia="Calibri" w:hAnsi="Calibri" w:cs="Calibri"/>
+                <w:sz w:val="22"/>
+                <w:szCs w:val="22"/>
+              </w:rPr>
+              <w:t>Per scherm één hoofdboodschap en veel witruimte, zodat een StudieStapper na een workshop niet wordt overladen.</w:t>
             </w:r>
           </w:p>
         </w:tc>
       </w:tr>
       <w:tr>
+        <w:tblPrEx>
+          <w:tblCellMar>
+            <w:top w:w="0" w:type="dxa"/>
+            <w:bottom w:w="0" w:type="dxa"/>
+          </w:tblCellMar>
+        </w:tblPrEx>
+        <w:trPr>
+          <w:cantSplit/>
+        </w:trPr>
         <w:tc>
           <w:tcPr>
             <w:tcW w:w="500" w:type="dxa"/>
@@ -1648,6 +1294,11 @@
           </w:tcPr>
           <w:p>
             <w:r>
+              <w:rPr>
+                <w:rFonts w:ascii="Calibri" w:eastAsia="Calibri" w:hAnsi="Calibri" w:cs="Calibri"/>
+                <w:sz w:val="22"/>
+                <w:szCs w:val="22"/>
+              </w:rPr>
               <w:t>2</w:t>
             </w:r>
           </w:p>
@@ -1672,10 +1323,13 @@
           <w:p>
             <w:r>
               <w:rPr>
+                <w:rFonts w:ascii="Calibri" w:eastAsia="Calibri" w:hAnsi="Calibri" w:cs="Calibri"/>
                 <w:b/>
                 <w:bCs/>
+                <w:sz w:val="22"/>
+                <w:szCs w:val="22"/>
               </w:rPr>
-              <w:t>Laag voor laag opgebouwd (dashboard)</w:t>
+              <w:t>Laag voor laag</w:t>
             </w:r>
           </w:p>
         </w:tc>
@@ -1698,12 +1352,26 @@
           </w:tcPr>
           <w:p>
             <w:r>
-              <w:t>Uit het literatuuronderzoek: voorkomt dat een StudieStapper meteen wordt overladen. Begint met de hoofdlijn en biedt ruimte om door te klikken naar detail.</w:t>
+              <w:rPr>
+                <w:rFonts w:ascii="Calibri" w:eastAsia="Calibri" w:hAnsi="Calibri" w:cs="Calibri"/>
+                <w:sz w:val="22"/>
+                <w:szCs w:val="22"/>
+              </w:rPr>
+              <w:t>Begin met de hoofdlijn en laat mensen zelf doorklikken naar detail. Dat werkt voor een beginner én een ervaren StudieStapper.</w:t>
             </w:r>
           </w:p>
         </w:tc>
       </w:tr>
       <w:tr>
+        <w:tblPrEx>
+          <w:tblCellMar>
+            <w:top w:w="0" w:type="dxa"/>
+            <w:bottom w:w="0" w:type="dxa"/>
+          </w:tblCellMar>
+        </w:tblPrEx>
+        <w:trPr>
+          <w:cantSplit/>
+        </w:trPr>
         <w:tc>
           <w:tcPr>
             <w:tcW w:w="500" w:type="dxa"/>
@@ -1723,6 +1391,11 @@
           </w:tcPr>
           <w:p>
             <w:r>
+              <w:rPr>
+                <w:rFonts w:ascii="Calibri" w:eastAsia="Calibri" w:hAnsi="Calibri" w:cs="Calibri"/>
+                <w:sz w:val="22"/>
+                <w:szCs w:val="22"/>
+              </w:rPr>
               <w:t>3</w:t>
             </w:r>
           </w:p>
@@ -1747,10 +1420,13 @@
           <w:p>
             <w:r>
               <w:rPr>
+                <w:rFonts w:ascii="Calibri" w:eastAsia="Calibri" w:hAnsi="Calibri" w:cs="Calibri"/>
                 <w:b/>
                 <w:bCs/>
+                <w:sz w:val="22"/>
+                <w:szCs w:val="22"/>
               </w:rPr>
-              <w:t>Gericht op gedrag, niet op de persoon</w:t>
+              <w:t>Coach, geen inspecteur</w:t>
             </w:r>
           </w:p>
         </w:tc>
@@ -1773,12 +1449,26 @@
           </w:tcPr>
           <w:p>
             <w:r>
-              <w:t>Feedback voelt minder als een beoordeling en dus veiliger, waardoor een StudieStapper eerder openstaat voor het advies.</w:t>
+              <w:rPr>
+                <w:rFonts w:ascii="Calibri" w:eastAsia="Calibri" w:hAnsi="Calibri" w:cs="Calibri"/>
+                <w:sz w:val="22"/>
+                <w:szCs w:val="22"/>
+              </w:rPr>
+              <w:t>Vriendelijke kleuren, ronde vormen en een warme toon in de teksten. Geen rode kruisjes of harde cijfers: het gaat over gedrag, niet over de persoon.</w:t>
             </w:r>
           </w:p>
         </w:tc>
       </w:tr>
       <w:tr>
+        <w:tblPrEx>
+          <w:tblCellMar>
+            <w:top w:w="0" w:type="dxa"/>
+            <w:bottom w:w="0" w:type="dxa"/>
+          </w:tblCellMar>
+        </w:tblPrEx>
+        <w:trPr>
+          <w:cantSplit/>
+        </w:trPr>
         <w:tc>
           <w:tcPr>
             <w:tcW w:w="500" w:type="dxa"/>
@@ -1798,6 +1488,11 @@
           </w:tcPr>
           <w:p>
             <w:r>
+              <w:rPr>
+                <w:rFonts w:ascii="Calibri" w:eastAsia="Calibri" w:hAnsi="Calibri" w:cs="Calibri"/>
+                <w:sz w:val="22"/>
+                <w:szCs w:val="22"/>
+              </w:rPr>
               <w:t>4</w:t>
             </w:r>
           </w:p>
@@ -1822,10 +1517,13 @@
           <w:p>
             <w:r>
               <w:rPr>
+                <w:rFonts w:ascii="Calibri" w:eastAsia="Calibri" w:hAnsi="Calibri" w:cs="Calibri"/>
                 <w:b/>
                 <w:bCs/>
+                <w:sz w:val="22"/>
+                <w:szCs w:val="22"/>
               </w:rPr>
-              <w:t>Transparant over hoe de AI tot feedback komt</w:t>
+              <w:t>Zichtbaar waar het vandaan komt</w:t>
             </w:r>
           </w:p>
         </w:tc>
@@ -1848,12 +1546,26 @@
           </w:tcPr>
           <w:p>
             <w:r>
-              <w:t>Vertrouwen ontstaat door begrijpen: als duidelijk is waarop feedback gebaseerd is, wordt die sneller geaccepteerd.</w:t>
+              <w:rPr>
+                <w:rFonts w:ascii="Calibri" w:eastAsia="Calibri" w:hAnsi="Calibri" w:cs="Calibri"/>
+                <w:sz w:val="22"/>
+                <w:szCs w:val="22"/>
+              </w:rPr>
+              <w:t>Bij elke conclusie kun je zien waarop die is gebaseerd, bijvoorbeeld via een uitklapbaar fragment. Zo ontstaat vertrouwen.</w:t>
             </w:r>
           </w:p>
         </w:tc>
       </w:tr>
       <w:tr>
+        <w:tblPrEx>
+          <w:tblCellMar>
+            <w:top w:w="0" w:type="dxa"/>
+            <w:bottom w:w="0" w:type="dxa"/>
+          </w:tblCellMar>
+        </w:tblPrEx>
+        <w:trPr>
+          <w:cantSplit/>
+        </w:trPr>
         <w:tc>
           <w:tcPr>
             <w:tcW w:w="500" w:type="dxa"/>
@@ -1873,6 +1585,11 @@
           </w:tcPr>
           <w:p>
             <w:r>
+              <w:rPr>
+                <w:rFonts w:ascii="Calibri" w:eastAsia="Calibri" w:hAnsi="Calibri" w:cs="Calibri"/>
+                <w:sz w:val="22"/>
+                <w:szCs w:val="22"/>
+              </w:rPr>
               <w:t>5</w:t>
             </w:r>
           </w:p>
@@ -1897,10 +1614,13 @@
           <w:p>
             <w:r>
               <w:rPr>
+                <w:rFonts w:ascii="Calibri" w:eastAsia="Calibri" w:hAnsi="Calibri" w:cs="Calibri"/>
                 <w:b/>
                 <w:bCs/>
+                <w:sz w:val="22"/>
+                <w:szCs w:val="22"/>
               </w:rPr>
-              <w:t>Gebouwd rond de vier meetpunten</w:t>
+              <w:t>Beeld boven tekst</w:t>
             </w:r>
           </w:p>
         </w:tc>
@@ -1923,12 +1643,26 @@
           </w:tcPr>
           <w:p>
             <w:r>
-              <w:t>Vraaggedrag, controleren van begrip, reageren op antwoorden en de afwisseling tussen uitleg en interactie vormen de kern van de feedback.</w:t>
+              <w:rPr>
+                <w:rFonts w:ascii="Calibri" w:eastAsia="Calibri" w:hAnsi="Calibri" w:cs="Calibri"/>
+                <w:sz w:val="22"/>
+                <w:szCs w:val="22"/>
+              </w:rPr>
+              <w:t>Iconen, kleur en eenvoudige visualisaties in plaats van lange teksten en vaktaal, zodat iedereen het meteen snapt.</w:t>
             </w:r>
           </w:p>
         </w:tc>
       </w:tr>
       <w:tr>
+        <w:tblPrEx>
+          <w:tblCellMar>
+            <w:top w:w="0" w:type="dxa"/>
+            <w:bottom w:w="0" w:type="dxa"/>
+          </w:tblCellMar>
+        </w:tblPrEx>
+        <w:trPr>
+          <w:cantSplit/>
+        </w:trPr>
         <w:tc>
           <w:tcPr>
             <w:tcW w:w="500" w:type="dxa"/>
@@ -1948,6 +1682,11 @@
           </w:tcPr>
           <w:p>
             <w:r>
+              <w:rPr>
+                <w:rFonts w:ascii="Calibri" w:eastAsia="Calibri" w:hAnsi="Calibri" w:cs="Calibri"/>
+                <w:sz w:val="22"/>
+                <w:szCs w:val="22"/>
+              </w:rPr>
               <w:t>6</w:t>
             </w:r>
           </w:p>
@@ -1972,10 +1711,13 @@
           <w:p>
             <w:r>
               <w:rPr>
+                <w:rFonts w:ascii="Calibri" w:eastAsia="Calibri" w:hAnsi="Calibri" w:cs="Calibri"/>
                 <w:b/>
                 <w:bCs/>
+                <w:sz w:val="22"/>
+                <w:szCs w:val="22"/>
               </w:rPr>
-              <w:t>Bruikbaar voor een brede doelgroep</w:t>
+              <w:t>Werkt voor iedereen</w:t>
             </w:r>
           </w:p>
         </w:tc>
@@ -1998,12 +1740,26 @@
           </w:tcPr>
           <w:p>
             <w:r>
-              <w:t>StudieStappers lopen sterk uiteen in achtergrond en ervaring. Het ontwerp moet voor een startende én een ervaren StudieStapper werken.</w:t>
+              <w:rPr>
+                <w:rFonts w:ascii="Calibri" w:eastAsia="Calibri" w:hAnsi="Calibri" w:cs="Calibri"/>
+                <w:sz w:val="22"/>
+                <w:szCs w:val="22"/>
+              </w:rPr>
+              <w:t>StudieStappers lopen sterk uiteen in achtergrond en ervaring. De navigatie moet zonder uitleg te begrijpen zijn.</w:t>
             </w:r>
           </w:p>
         </w:tc>
       </w:tr>
       <w:tr>
+        <w:tblPrEx>
+          <w:tblCellMar>
+            <w:top w:w="0" w:type="dxa"/>
+            <w:bottom w:w="0" w:type="dxa"/>
+          </w:tblCellMar>
+        </w:tblPrEx>
+        <w:trPr>
+          <w:cantSplit/>
+        </w:trPr>
         <w:tc>
           <w:tcPr>
             <w:tcW w:w="500" w:type="dxa"/>
@@ -2023,6 +1779,11 @@
           </w:tcPr>
           <w:p>
             <w:r>
+              <w:rPr>
+                <w:rFonts w:ascii="Calibri" w:eastAsia="Calibri" w:hAnsi="Calibri" w:cs="Calibri"/>
+                <w:sz w:val="22"/>
+                <w:szCs w:val="22"/>
+              </w:rPr>
               <w:t>7</w:t>
             </w:r>
           </w:p>
@@ -2047,10 +1808,13 @@
           <w:p>
             <w:r>
               <w:rPr>
+                <w:rFonts w:ascii="Calibri" w:eastAsia="Calibri" w:hAnsi="Calibri" w:cs="Calibri"/>
                 <w:b/>
                 <w:bCs/>
+                <w:sz w:val="22"/>
+                <w:szCs w:val="22"/>
               </w:rPr>
-              <w:t>Snel te doorgronden na een workshop</w:t>
+              <w:t>Snel en overal bruikbaar</w:t>
             </w:r>
           </w:p>
         </w:tc>
@@ -2073,7 +1837,12 @@
           </w:tcPr>
           <w:p>
             <w:r>
-              <w:t>StudieStappers hebben na een workshop weinig tijd. Feedback moet binnen een paar minuten te begrijpen zijn.</w:t>
+              <w:rPr>
+                <w:rFonts w:ascii="Calibri" w:eastAsia="Calibri" w:hAnsi="Calibri" w:cs="Calibri"/>
+                <w:sz w:val="22"/>
+                <w:szCs w:val="22"/>
+              </w:rPr>
+              <w:t>StudieStappers hebben na een workshop weinig tijd. Het ontwerp werkt op telefoon en laptop en is binnen een paar minuten te overzien.</w:t>
             </w:r>
           </w:p>
         </w:tc>
@@ -2081,83 +1850,808 @@
     </w:tbl>
     <w:p>
       <w:pPr>
-        <w:pStyle w:val="Heading1"/>
         <w:keepNext/>
-        <w:spacing w:before="480" w:after="200"/>
-      </w:pPr>
-      <w:bookmarkStart w:id="9" w:name="_Toc260400109"/>
-      <w:r>
-        <w:rPr>
-          <w:rFonts w:ascii="Calibri Light" w:eastAsia="Calibri Light" w:hAnsi="Calibri Light" w:cs="Calibri Light"/>
+        <w:spacing w:before="480" w:after="120"/>
+      </w:pPr>
+      <w:r>
+        <w:rPr>
+          <w:rFonts w:ascii="Calibri" w:eastAsia="Calibri" w:hAnsi="Calibri" w:cs="Calibri"/>
           <w:b/>
           <w:bCs/>
-        </w:rPr>
-        <w:t>7 Ontwerp</w:t>
-      </w:r>
-      <w:bookmarkEnd w:id="9"/>
-    </w:p>
-    <w:p>
-      <w:pPr>
-        <w:pStyle w:val="Heading2"/>
+          <w:color w:val="2E74B5"/>
+          <w:sz w:val="32"/>
+          <w:szCs w:val="32"/>
+        </w:rPr>
+        <w:t>7.  Ontwerp</w:t>
+      </w:r>
+    </w:p>
+    <w:p>
+      <w:pPr>
         <w:keepNext/>
-        <w:spacing w:before="320" w:after="160"/>
-      </w:pPr>
-      <w:bookmarkStart w:id="10" w:name="_Toc260400110"/>
-      <w:r>
-        <w:rPr>
-          <w:rFonts w:ascii="Calibri Light" w:eastAsia="Calibri Light" w:hAnsi="Calibri Light" w:cs="Calibri Light"/>
+        <w:spacing w:before="280" w:after="80"/>
+      </w:pPr>
+      <w:r>
+        <w:rPr>
+          <w:rFonts w:ascii="Calibri" w:eastAsia="Calibri" w:hAnsi="Calibri" w:cs="Calibri"/>
           <w:b/>
           <w:bCs/>
           <w:color w:val="1F3864"/>
-        </w:rPr>
-        <w:t>7.1 Brainstormsessies</w:t>
-      </w:r>
-      <w:bookmarkEnd w:id="10"/>
-    </w:p>
-    <w:p>
-      <w:r>
-        <w:rPr>
+          <w:sz w:val="26"/>
+          <w:szCs w:val="26"/>
+        </w:rPr>
+        <w:t>7.1  Brainstormsessies</w:t>
+      </w:r>
+    </w:p>
+    <w:p>
+      <w:pPr>
+        <w:spacing w:after="160"/>
+      </w:pPr>
+      <w:r>
+        <w:rPr>
+          <w:rFonts w:ascii="Calibri" w:eastAsia="Calibri" w:hAnsi="Calibri" w:cs="Calibri"/>
+          <w:sz w:val="22"/>
+          <w:szCs w:val="22"/>
+        </w:rPr>
+        <w:t>In dit hoofdstuk staan de brainstormsessies over hoe de AI-coach eruit kan zien en hoe je erdoorheen gaat, en waarom ik voor deze brainstormmethodes heb gekozen. Niet elk idee heeft het gehaald tot de uiteindelijke conceptrichting. Dat hoort bij brainstormen en is belangrijk om in het achterhoofd te houden bij het doornemen van dit hoofdstuk.</w:t>
+      </w:r>
+    </w:p>
+    <w:p>
+      <w:pPr>
+        <w:keepNext/>
+        <w:spacing w:before="200" w:after="60"/>
+      </w:pPr>
+      <w:r>
+        <w:rPr>
+          <w:rFonts w:ascii="Calibri" w:eastAsia="Calibri" w:hAnsi="Calibri" w:cs="Calibri"/>
+          <w:b/>
+          <w:bCs/>
+          <w:color w:val="1F3864"/>
+          <w:sz w:val="24"/>
+          <w:szCs w:val="24"/>
+        </w:rPr>
+        <w:t>7.1.1  COCD-box</w:t>
+      </w:r>
+    </w:p>
+    <w:p>
+      <w:pPr>
+        <w:spacing w:after="160"/>
+      </w:pPr>
+      <w:r>
+        <w:rPr>
+          <w:rFonts w:ascii="Calibri" w:eastAsia="Calibri" w:hAnsi="Calibri" w:cs="Calibri"/>
+          <w:sz w:val="22"/>
+          <w:szCs w:val="22"/>
+        </w:rPr>
+        <w:t>Een COCD-box is een brainstormmethode waarbij ideeën worden ingedeeld op haalbaarheid en originaliteit. Dit voorkomt dat ik meteen voor de meest voor de hand liggende oplossing kies en helpt om ideeën met elkaar te vergelijken op wat binnen deze stage haalbaar én origineel is.</w:t>
+      </w:r>
+    </w:p>
+    <w:tbl>
+      <w:tblPr>
+        <w:tblW w:w="9026" w:type="dxa"/>
+        <w:tblBorders>
+          <w:top w:val="single" w:sz="4" w:space="0" w:color="auto"/>
+          <w:left w:val="single" w:sz="4" w:space="0" w:color="auto"/>
+          <w:bottom w:val="single" w:sz="4" w:space="0" w:color="auto"/>
+          <w:right w:val="single" w:sz="4" w:space="0" w:color="auto"/>
+          <w:insideH w:val="single" w:sz="4" w:space="0" w:color="auto"/>
+          <w:insideV w:val="single" w:sz="4" w:space="0" w:color="auto"/>
+        </w:tblBorders>
+        <w:tblCellMar>
+          <w:left w:w="10" w:type="dxa"/>
+          <w:right w:w="10" w:type="dxa"/>
+        </w:tblCellMar>
+        <w:tblLook w:val="04A0" w:firstRow="1" w:lastRow="0" w:firstColumn="1" w:lastColumn="0" w:noHBand="0" w:noVBand="1"/>
+      </w:tblPr>
+      <w:tblGrid>
+        <w:gridCol w:w="2026"/>
+        <w:gridCol w:w="3500"/>
+        <w:gridCol w:w="3500"/>
+      </w:tblGrid>
+      <w:tr>
+        <w:tblPrEx>
+          <w:tblCellMar>
+            <w:top w:w="0" w:type="dxa"/>
+            <w:bottom w:w="0" w:type="dxa"/>
+          </w:tblCellMar>
+        </w:tblPrEx>
+        <w:trPr>
+          <w:cantSplit/>
+        </w:trPr>
+        <w:tc>
+          <w:tcPr>
+            <w:tcW w:w="2026" w:type="dxa"/>
+            <w:tcBorders>
+              <w:top w:val="single" w:sz="4" w:space="0" w:color="999999"/>
+              <w:left w:val="single" w:sz="4" w:space="0" w:color="999999"/>
+              <w:bottom w:val="single" w:sz="4" w:space="0" w:color="999999"/>
+              <w:right w:val="single" w:sz="4" w:space="0" w:color="999999"/>
+            </w:tcBorders>
+            <w:shd w:val="clear" w:color="auto" w:fill="F2F2F2"/>
+            <w:tcMar>
+              <w:top w:w="60" w:type="dxa"/>
+              <w:left w:w="100" w:type="dxa"/>
+              <w:bottom w:w="60" w:type="dxa"/>
+              <w:right w:w="100" w:type="dxa"/>
+            </w:tcMar>
+            <w:vAlign w:val="center"/>
+          </w:tcPr>
+          <w:p>
+            <w:pPr>
+              <w:jc w:val="center"/>
+            </w:pPr>
+          </w:p>
+        </w:tc>
+        <w:tc>
+          <w:tcPr>
+            <w:tcW w:w="3500" w:type="dxa"/>
+            <w:tcBorders>
+              <w:top w:val="single" w:sz="4" w:space="0" w:color="999999"/>
+              <w:left w:val="single" w:sz="4" w:space="0" w:color="999999"/>
+              <w:bottom w:val="single" w:sz="4" w:space="0" w:color="999999"/>
+              <w:right w:val="single" w:sz="4" w:space="0" w:color="999999"/>
+            </w:tcBorders>
+            <w:shd w:val="clear" w:color="auto" w:fill="F2F2F2"/>
+            <w:tcMar>
+              <w:top w:w="60" w:type="dxa"/>
+              <w:left w:w="100" w:type="dxa"/>
+              <w:bottom w:w="60" w:type="dxa"/>
+              <w:right w:w="100" w:type="dxa"/>
+            </w:tcMar>
+            <w:vAlign w:val="center"/>
+          </w:tcPr>
+          <w:p>
+            <w:pPr>
+              <w:jc w:val="center"/>
+            </w:pPr>
+            <w:r>
+              <w:rPr>
+                <w:rFonts w:ascii="Calibri" w:eastAsia="Calibri" w:hAnsi="Calibri" w:cs="Calibri"/>
+                <w:b/>
+                <w:bCs/>
+                <w:sz w:val="22"/>
+                <w:szCs w:val="22"/>
+              </w:rPr>
+              <w:t>Conventioneel</w:t>
+            </w:r>
+          </w:p>
+        </w:tc>
+        <w:tc>
+          <w:tcPr>
+            <w:tcW w:w="3500" w:type="dxa"/>
+            <w:tcBorders>
+              <w:top w:val="single" w:sz="4" w:space="0" w:color="999999"/>
+              <w:left w:val="single" w:sz="4" w:space="0" w:color="999999"/>
+              <w:bottom w:val="single" w:sz="4" w:space="0" w:color="999999"/>
+              <w:right w:val="single" w:sz="4" w:space="0" w:color="999999"/>
+            </w:tcBorders>
+            <w:shd w:val="clear" w:color="auto" w:fill="F2F2F2"/>
+            <w:tcMar>
+              <w:top w:w="60" w:type="dxa"/>
+              <w:left w:w="100" w:type="dxa"/>
+              <w:bottom w:w="60" w:type="dxa"/>
+              <w:right w:w="100" w:type="dxa"/>
+            </w:tcMar>
+            <w:vAlign w:val="center"/>
+          </w:tcPr>
+          <w:p>
+            <w:pPr>
+              <w:jc w:val="center"/>
+            </w:pPr>
+            <w:r>
+              <w:rPr>
+                <w:rFonts w:ascii="Calibri" w:eastAsia="Calibri" w:hAnsi="Calibri" w:cs="Calibri"/>
+                <w:b/>
+                <w:bCs/>
+                <w:sz w:val="22"/>
+                <w:szCs w:val="22"/>
+              </w:rPr>
+              <w:t>Origineel</w:t>
+            </w:r>
+          </w:p>
+        </w:tc>
+      </w:tr>
+      <w:tr>
+        <w:tblPrEx>
+          <w:tblCellMar>
+            <w:top w:w="0" w:type="dxa"/>
+            <w:bottom w:w="0" w:type="dxa"/>
+          </w:tblCellMar>
+        </w:tblPrEx>
+        <w:trPr>
+          <w:cantSplit/>
+        </w:trPr>
+        <w:tc>
+          <w:tcPr>
+            <w:tcW w:w="2026" w:type="dxa"/>
+            <w:tcBorders>
+              <w:top w:val="single" w:sz="4" w:space="0" w:color="999999"/>
+              <w:left w:val="single" w:sz="4" w:space="0" w:color="999999"/>
+              <w:bottom w:val="single" w:sz="4" w:space="0" w:color="999999"/>
+              <w:right w:val="single" w:sz="4" w:space="0" w:color="999999"/>
+            </w:tcBorders>
+            <w:shd w:val="clear" w:color="auto" w:fill="F2F2F2"/>
+            <w:tcMar>
+              <w:top w:w="60" w:type="dxa"/>
+              <w:left w:w="100" w:type="dxa"/>
+              <w:bottom w:w="60" w:type="dxa"/>
+              <w:right w:w="100" w:type="dxa"/>
+            </w:tcMar>
+            <w:vAlign w:val="center"/>
+          </w:tcPr>
+          <w:p>
+            <w:pPr>
+              <w:jc w:val="center"/>
+            </w:pPr>
+            <w:r>
+              <w:rPr>
+                <w:rFonts w:ascii="Calibri" w:eastAsia="Calibri" w:hAnsi="Calibri" w:cs="Calibri"/>
+                <w:b/>
+                <w:bCs/>
+                <w:sz w:val="22"/>
+                <w:szCs w:val="22"/>
+              </w:rPr>
+              <w:lastRenderedPageBreak/>
+              <w:t>Haalbaar binnen de stage</w:t>
+            </w:r>
+          </w:p>
+        </w:tc>
+        <w:tc>
+          <w:tcPr>
+            <w:tcW w:w="3500" w:type="dxa"/>
+            <w:tcBorders>
+              <w:top w:val="single" w:sz="4" w:space="0" w:color="999999"/>
+              <w:left w:val="single" w:sz="4" w:space="0" w:color="999999"/>
+              <w:bottom w:val="single" w:sz="4" w:space="0" w:color="999999"/>
+              <w:right w:val="single" w:sz="4" w:space="0" w:color="999999"/>
+            </w:tcBorders>
+            <w:shd w:val="clear" w:color="auto" w:fill="EAF1F8"/>
+            <w:tcMar>
+              <w:top w:w="100" w:type="dxa"/>
+              <w:left w:w="100" w:type="dxa"/>
+              <w:bottom w:w="100" w:type="dxa"/>
+              <w:right w:w="100" w:type="dxa"/>
+            </w:tcMar>
+            <w:vAlign w:val="center"/>
+          </w:tcPr>
+          <w:p>
+            <w:pPr>
+              <w:spacing w:after="80"/>
+            </w:pPr>
+            <w:r>
+              <w:rPr>
+                <w:rFonts w:ascii="Calibri" w:eastAsia="Calibri" w:hAnsi="Calibri" w:cs="Calibri"/>
+                <w:sz w:val="22"/>
+                <w:szCs w:val="22"/>
+              </w:rPr>
+              <w:t>Idee 1 — Kaarten-dashboard</w:t>
+            </w:r>
+          </w:p>
+          <w:p>
+            <w:r>
+              <w:rPr>
+                <w:rFonts w:ascii="Calibri" w:eastAsia="Calibri" w:hAnsi="Calibri" w:cs="Calibri"/>
+                <w:sz w:val="22"/>
+                <w:szCs w:val="22"/>
+              </w:rPr>
+              <w:t>Idee 7 — Uitklappen voor detail</w:t>
+            </w:r>
+          </w:p>
+        </w:tc>
+        <w:tc>
+          <w:tcPr>
+            <w:tcW w:w="3500" w:type="dxa"/>
+            <w:tcBorders>
+              <w:top w:val="single" w:sz="4" w:space="0" w:color="999999"/>
+              <w:left w:val="single" w:sz="4" w:space="0" w:color="999999"/>
+              <w:bottom w:val="single" w:sz="4" w:space="0" w:color="999999"/>
+              <w:right w:val="single" w:sz="4" w:space="0" w:color="999999"/>
+            </w:tcBorders>
+            <w:shd w:val="clear" w:color="auto" w:fill="DCEBD8"/>
+            <w:tcMar>
+              <w:top w:w="100" w:type="dxa"/>
+              <w:left w:w="100" w:type="dxa"/>
+              <w:bottom w:w="100" w:type="dxa"/>
+              <w:right w:w="100" w:type="dxa"/>
+            </w:tcMar>
+            <w:vAlign w:val="center"/>
+          </w:tcPr>
+          <w:p>
+            <w:pPr>
+              <w:spacing w:after="80"/>
+            </w:pPr>
+            <w:r>
+              <w:rPr>
+                <w:rFonts w:ascii="Calibri" w:eastAsia="Calibri" w:hAnsi="Calibri" w:cs="Calibri"/>
+                <w:sz w:val="22"/>
+                <w:szCs w:val="22"/>
+              </w:rPr>
+              <w:t>Idee 2 — Coach-mascotte</w:t>
+            </w:r>
+          </w:p>
+          <w:p>
+            <w:pPr>
+              <w:spacing w:after="80"/>
+            </w:pPr>
+            <w:r>
+              <w:rPr>
+                <w:rFonts w:ascii="Calibri" w:eastAsia="Calibri" w:hAnsi="Calibri" w:cs="Calibri"/>
+                <w:sz w:val="22"/>
+                <w:szCs w:val="22"/>
+              </w:rPr>
+              <w:t>Idee 3 — Verhaalvorm</w:t>
+            </w:r>
+          </w:p>
+          <w:p>
+            <w:r>
+              <w:rPr>
+                <w:rFonts w:ascii="Calibri" w:eastAsia="Calibri" w:hAnsi="Calibri" w:cs="Calibri"/>
+                <w:sz w:val="22"/>
+                <w:szCs w:val="22"/>
+              </w:rPr>
+              <w:t>Idee 6 — Beeld in plaats van cijfers</w:t>
+            </w:r>
+          </w:p>
+        </w:tc>
+      </w:tr>
+      <w:tr>
+        <w:tblPrEx>
+          <w:tblCellMar>
+            <w:top w:w="0" w:type="dxa"/>
+            <w:bottom w:w="0" w:type="dxa"/>
+          </w:tblCellMar>
+        </w:tblPrEx>
+        <w:trPr>
+          <w:cantSplit/>
+        </w:trPr>
+        <w:tc>
+          <w:tcPr>
+            <w:tcW w:w="2026" w:type="dxa"/>
+            <w:tcBorders>
+              <w:top w:val="single" w:sz="4" w:space="0" w:color="999999"/>
+              <w:left w:val="single" w:sz="4" w:space="0" w:color="999999"/>
+              <w:bottom w:val="single" w:sz="4" w:space="0" w:color="999999"/>
+              <w:right w:val="single" w:sz="4" w:space="0" w:color="999999"/>
+            </w:tcBorders>
+            <w:shd w:val="clear" w:color="auto" w:fill="F2F2F2"/>
+            <w:tcMar>
+              <w:top w:w="60" w:type="dxa"/>
+              <w:left w:w="100" w:type="dxa"/>
+              <w:bottom w:w="60" w:type="dxa"/>
+              <w:right w:w="100" w:type="dxa"/>
+            </w:tcMar>
+            <w:vAlign w:val="center"/>
+          </w:tcPr>
+          <w:p>
+            <w:pPr>
+              <w:jc w:val="center"/>
+            </w:pPr>
+            <w:r>
+              <w:rPr>
+                <w:rFonts w:ascii="Calibri" w:eastAsia="Calibri" w:hAnsi="Calibri" w:cs="Calibri"/>
+                <w:b/>
+                <w:bCs/>
+                <w:sz w:val="22"/>
+                <w:szCs w:val="22"/>
+              </w:rPr>
+              <w:t>Nog niet haalbaar binnen de stage</w:t>
+            </w:r>
+          </w:p>
+        </w:tc>
+        <w:tc>
+          <w:tcPr>
+            <w:tcW w:w="3500" w:type="dxa"/>
+            <w:tcBorders>
+              <w:top w:val="single" w:sz="4" w:space="0" w:color="999999"/>
+              <w:left w:val="single" w:sz="4" w:space="0" w:color="999999"/>
+              <w:bottom w:val="single" w:sz="4" w:space="0" w:color="999999"/>
+              <w:right w:val="single" w:sz="4" w:space="0" w:color="999999"/>
+            </w:tcBorders>
+            <w:tcMar>
+              <w:top w:w="100" w:type="dxa"/>
+              <w:left w:w="100" w:type="dxa"/>
+              <w:bottom w:w="100" w:type="dxa"/>
+              <w:right w:w="100" w:type="dxa"/>
+            </w:tcMar>
+            <w:vAlign w:val="center"/>
+          </w:tcPr>
+          <w:p>
+            <w:pPr>
+              <w:spacing w:after="80"/>
+            </w:pPr>
+            <w:r>
+              <w:rPr>
+                <w:rFonts w:ascii="Calibri" w:eastAsia="Calibri" w:hAnsi="Calibri" w:cs="Calibri"/>
+                <w:sz w:val="22"/>
+                <w:szCs w:val="22"/>
+              </w:rPr>
+              <w:t>Idee 4 — Tijdlijn van de workshop</w:t>
+            </w:r>
+          </w:p>
+          <w:p>
+            <w:r>
+              <w:rPr>
+                <w:rFonts w:ascii="Calibri" w:eastAsia="Calibri" w:hAnsi="Calibri" w:cs="Calibri"/>
+                <w:sz w:val="22"/>
+                <w:szCs w:val="22"/>
+              </w:rPr>
+              <w:t>Idee 8 — Persoonlijk startscherm</w:t>
+            </w:r>
+          </w:p>
+        </w:tc>
+        <w:tc>
+          <w:tcPr>
+            <w:tcW w:w="3500" w:type="dxa"/>
+            <w:tcBorders>
+              <w:top w:val="single" w:sz="4" w:space="0" w:color="999999"/>
+              <w:left w:val="single" w:sz="4" w:space="0" w:color="999999"/>
+              <w:bottom w:val="single" w:sz="4" w:space="0" w:color="999999"/>
+              <w:right w:val="single" w:sz="4" w:space="0" w:color="999999"/>
+            </w:tcBorders>
+            <w:tcMar>
+              <w:top w:w="100" w:type="dxa"/>
+              <w:left w:w="100" w:type="dxa"/>
+              <w:bottom w:w="100" w:type="dxa"/>
+              <w:right w:w="100" w:type="dxa"/>
+            </w:tcMar>
+            <w:vAlign w:val="center"/>
+          </w:tcPr>
+          <w:p>
+            <w:r>
+              <w:rPr>
+                <w:rFonts w:ascii="Calibri" w:eastAsia="Calibri" w:hAnsi="Calibri" w:cs="Calibri"/>
+                <w:sz w:val="22"/>
+                <w:szCs w:val="22"/>
+              </w:rPr>
+              <w:t>Idee 5 — Chatten met de coach</w:t>
+            </w:r>
+          </w:p>
+        </w:tc>
+      </w:tr>
+    </w:tbl>
+    <w:p>
+      <w:pPr>
+        <w:spacing w:before="160" w:after="160"/>
+      </w:pPr>
+      <w:r>
+        <w:rPr>
+          <w:rFonts w:ascii="Calibri" w:eastAsia="Calibri" w:hAnsi="Calibri" w:cs="Calibri"/>
+          <w:sz w:val="22"/>
+          <w:szCs w:val="22"/>
+        </w:rPr>
+        <w:t>De ideeën in het haalbare vak geven samen een eerste conceptrichting: een kaarten-dashboard (idee 1) dat laag voor laag openklapt (idee 7), met een coach-mascotte (idee 2), korte verhaalachtige samenvattingen (idee 3) en beeld in plaats van cijfers (idee 6). Dat sluit aan bij de ontwerpuitgangspunten uit hoofdstuk 6. Idee 4, 5 en 8 laat ik voor nu liggen, omdat ze extra data, een extra AI-laag of persoonlijke accounts vragen die binnen deze stage niet haalbaar zijn.</w:t>
+      </w:r>
+    </w:p>
+    <w:p>
+      <w:pPr>
+        <w:keepNext/>
+        <w:spacing w:before="200" w:after="60"/>
+      </w:pPr>
+      <w:r>
+        <w:rPr>
+          <w:rFonts w:ascii="Calibri" w:eastAsia="Calibri" w:hAnsi="Calibri" w:cs="Calibri"/>
+          <w:b/>
+          <w:bCs/>
+          <w:color w:val="1F3864"/>
+          <w:sz w:val="24"/>
+          <w:szCs w:val="24"/>
+        </w:rPr>
+        <w:t>7.1.2  Crazy 8’s</w:t>
+      </w:r>
+    </w:p>
+    <w:p>
+      <w:pPr>
+        <w:spacing w:after="160"/>
+      </w:pPr>
+      <w:r>
+        <w:rPr>
+          <w:rFonts w:ascii="Calibri" w:eastAsia="Calibri" w:hAnsi="Calibri" w:cs="Calibri"/>
+          <w:sz w:val="22"/>
+          <w:szCs w:val="22"/>
+        </w:rPr>
+        <w:t>Tijdens de Crazy 8’s-brainstormmethode heb ik in korte tijd acht verschillende ideeën bedacht voor het ontwerp van de AI-coach. Het doel was om zoveel mogelijk richtingen te verkennen voor de indeling, de navigatie en de uitstraling.</w:t>
+      </w:r>
+    </w:p>
+    <w:p>
+      <w:pPr>
+        <w:keepNext/>
+        <w:spacing w:before="120" w:after="20"/>
+      </w:pPr>
+      <w:r>
+        <w:rPr>
+          <w:rFonts w:ascii="Calibri" w:eastAsia="Calibri" w:hAnsi="Calibri" w:cs="Calibri"/>
+          <w:b/>
+          <w:bCs/>
           <w:i/>
           <w:iCs/>
-          <w:highlight w:val="red"/>
-        </w:rPr>
-        <w:t>Dit hoofdstuk vul ik aan zodra de brainstormsessies voor de feedback-interface zijn uitgevoerd, bijvoorbeeld met een COCD-box en Crazy 8’s, zoals ik die ook bij eerdere projecten heb gebruikt. De uitkomsten daarvan werk ik hier verder uit, samen met de onderbouwing van de conceptrichting die ik kies.</w:t>
-      </w:r>
-    </w:p>
-    <w:p>
-      <w:pPr>
-        <w:pStyle w:val="Heading1"/>
+          <w:color w:val="2E74B5"/>
+          <w:sz w:val="22"/>
+          <w:szCs w:val="22"/>
+        </w:rPr>
+        <w:t>Idee 1 — Kaarten-dashboard</w:t>
+      </w:r>
+    </w:p>
+    <w:p>
+      <w:pPr>
+        <w:spacing w:after="160"/>
+      </w:pPr>
+      <w:r>
+        <w:rPr>
+          <w:rFonts w:ascii="Calibri" w:eastAsia="Calibri" w:hAnsi="Calibri" w:cs="Calibri"/>
+          <w:sz w:val="22"/>
+          <w:szCs w:val="22"/>
+        </w:rPr>
+        <w:t>Eén startscherm met een paar grote kaarten, elk met een icoon, een kleur en één zin. Tik je op een kaart, dan zie je meer.</w:t>
+      </w:r>
+    </w:p>
+    <w:p>
+      <w:pPr>
         <w:keepNext/>
-        <w:spacing w:before="480" w:after="200"/>
-      </w:pPr>
-      <w:bookmarkStart w:id="11" w:name="_Toc260400111"/>
-      <w:r>
-        <w:rPr>
-          <w:rFonts w:ascii="Calibri Light" w:eastAsia="Calibri Light" w:hAnsi="Calibri Light" w:cs="Calibri Light"/>
+        <w:spacing w:before="120" w:after="20"/>
+      </w:pPr>
+      <w:r>
+        <w:rPr>
+          <w:rFonts w:ascii="Calibri" w:eastAsia="Calibri" w:hAnsi="Calibri" w:cs="Calibri"/>
           <w:b/>
           <w:bCs/>
-        </w:rPr>
-        <w:t>8 Bronnenlijst</w:t>
-      </w:r>
-      <w:bookmarkEnd w:id="11"/>
-    </w:p>
-    <w:p>
-      <w:pPr>
-        <w:spacing w:after="240"/>
-      </w:pPr>
-      <w:r>
+          <w:i/>
+          <w:iCs/>
+          <w:color w:val="2E74B5"/>
+          <w:sz w:val="22"/>
+          <w:szCs w:val="22"/>
+        </w:rPr>
+        <w:t>Idee 2 — Coach-mascotte</w:t>
+      </w:r>
+    </w:p>
+    <w:p>
+      <w:pPr>
+        <w:spacing w:after="160"/>
+      </w:pPr>
+      <w:r>
+        <w:rPr>
+          <w:rFonts w:ascii="Calibri" w:eastAsia="Calibri" w:hAnsi="Calibri" w:cs="Calibri"/>
+          <w:sz w:val="22"/>
+          <w:szCs w:val="22"/>
+        </w:rPr>
+        <w:t>Een vriendelijk personage in de stijl van StudieStap dat de resultaten in gewone taal vertelt, zodat het als een gesprek voelt in plaats van een rapport.</w:t>
+      </w:r>
+    </w:p>
+    <w:p>
+      <w:pPr>
+        <w:keepNext/>
+        <w:spacing w:before="120" w:after="20"/>
+      </w:pPr>
+      <w:r>
+        <w:rPr>
+          <w:rFonts w:ascii="Calibri" w:eastAsia="Calibri" w:hAnsi="Calibri" w:cs="Calibri"/>
+          <w:b/>
+          <w:bCs/>
+          <w:i/>
+          <w:iCs/>
+          <w:color w:val="2E74B5"/>
+          <w:sz w:val="22"/>
+          <w:szCs w:val="22"/>
+        </w:rPr>
+        <w:t>Idee 3 — Verhaalvorm</w:t>
+      </w:r>
+    </w:p>
+    <w:p>
+      <w:pPr>
+        <w:spacing w:after="160"/>
+      </w:pPr>
+      <w:r>
+        <w:rPr>
+          <w:rFonts w:ascii="Calibri" w:eastAsia="Calibri" w:hAnsi="Calibri" w:cs="Calibri"/>
+          <w:sz w:val="22"/>
+          <w:szCs w:val="22"/>
+        </w:rPr>
+        <w:t>De resultaten als korte, swipebare schermen, zoals stories: één boodschap per scherm, met beeld en weinig tekst.</w:t>
+      </w:r>
+    </w:p>
+    <w:p>
+      <w:pPr>
+        <w:keepNext/>
+        <w:spacing w:before="120" w:after="20"/>
+      </w:pPr>
+      <w:r>
+        <w:rPr>
+          <w:rFonts w:ascii="Calibri" w:eastAsia="Calibri" w:hAnsi="Calibri" w:cs="Calibri"/>
+          <w:b/>
+          <w:bCs/>
+          <w:i/>
+          <w:iCs/>
+          <w:color w:val="2E74B5"/>
+          <w:sz w:val="22"/>
+          <w:szCs w:val="22"/>
+        </w:rPr>
+        <w:t>Idee 4 — Tijdlijn van de workshop</w:t>
+      </w:r>
+    </w:p>
+    <w:p>
+      <w:pPr>
+        <w:spacing w:after="160"/>
+      </w:pPr>
+      <w:r>
+        <w:rPr>
+          <w:rFonts w:ascii="Calibri" w:eastAsia="Calibri" w:hAnsi="Calibri" w:cs="Calibri"/>
+          <w:sz w:val="22"/>
+          <w:szCs w:val="22"/>
+        </w:rPr>
+        <w:t>De hele workshop als een lijn waarop je momenten kunt aantikken, zodat je ziet wanneer iets gebeurde.</w:t>
+      </w:r>
+    </w:p>
+    <w:p>
+      <w:pPr>
+        <w:keepNext/>
+        <w:spacing w:before="120" w:after="20"/>
+      </w:pPr>
+      <w:r>
+        <w:rPr>
+          <w:rFonts w:ascii="Calibri" w:eastAsia="Calibri" w:hAnsi="Calibri" w:cs="Calibri"/>
+          <w:b/>
+          <w:bCs/>
+          <w:i/>
+          <w:iCs/>
+          <w:color w:val="2E74B5"/>
+          <w:sz w:val="22"/>
+          <w:szCs w:val="22"/>
+        </w:rPr>
+        <w:t>Idee 5 — Chatten met de coach</w:t>
+      </w:r>
+    </w:p>
+    <w:p>
+      <w:pPr>
+        <w:spacing w:after="160"/>
+      </w:pPr>
+      <w:r>
+        <w:rPr>
+          <w:rFonts w:ascii="Calibri" w:eastAsia="Calibri" w:hAnsi="Calibri" w:cs="Calibri"/>
+          <w:sz w:val="22"/>
+          <w:szCs w:val="22"/>
+        </w:rPr>
+        <w:t>Een chatscherm waar de StudieStapper zelf vragen stelt en antwoord krijgt in gewone taal.</w:t>
+      </w:r>
+    </w:p>
+    <w:p>
+      <w:pPr>
+        <w:keepNext/>
+        <w:spacing w:before="120" w:after="20"/>
+      </w:pPr>
+      <w:r>
+        <w:rPr>
+          <w:rFonts w:ascii="Calibri" w:eastAsia="Calibri" w:hAnsi="Calibri" w:cs="Calibri"/>
+          <w:b/>
+          <w:bCs/>
+          <w:i/>
+          <w:iCs/>
+          <w:color w:val="2E74B5"/>
+          <w:sz w:val="22"/>
+          <w:szCs w:val="22"/>
+        </w:rPr>
+        <w:t>Idee 6 — Beeld in plaats van cijfers</w:t>
+      </w:r>
+    </w:p>
+    <w:p>
+      <w:pPr>
+        <w:spacing w:after="160"/>
+      </w:pPr>
+      <w:r>
+        <w:rPr>
+          <w:rFonts w:ascii="Calibri" w:eastAsia="Calibri" w:hAnsi="Calibri" w:cs="Calibri"/>
+          <w:sz w:val="22"/>
+          <w:szCs w:val="22"/>
+        </w:rPr>
+        <w:t>Kleuren, vormen of een groeiende plant in plaats van scores, zodat het niet als een cijfer voelt.</w:t>
+      </w:r>
+    </w:p>
+    <w:p>
+      <w:pPr>
+        <w:keepNext/>
+        <w:spacing w:before="120" w:after="20"/>
+      </w:pPr>
+      <w:r>
+        <w:rPr>
+          <w:rFonts w:ascii="Calibri" w:eastAsia="Calibri" w:hAnsi="Calibri" w:cs="Calibri"/>
+          <w:b/>
+          <w:bCs/>
+          <w:i/>
+          <w:iCs/>
+          <w:color w:val="2E74B5"/>
+          <w:sz w:val="22"/>
+          <w:szCs w:val="22"/>
+        </w:rPr>
+        <w:t>Idee 7 — Uitklappen voor detail</w:t>
+      </w:r>
+    </w:p>
+    <w:p>
+      <w:pPr>
+        <w:spacing w:after="160"/>
+      </w:pPr>
+      <w:r>
+        <w:rPr>
+          <w:rFonts w:ascii="Calibri" w:eastAsia="Calibri" w:hAnsi="Calibri" w:cs="Calibri"/>
+          <w:sz w:val="22"/>
+          <w:szCs w:val="22"/>
+        </w:rPr>
+        <w:t>Elke kaart klapt open naar een korte toelichting en het fragment waarop die is gebaseerd, zodat je kunt zien waar iets vandaan komt.</w:t>
+      </w:r>
+    </w:p>
+    <w:p>
+      <w:pPr>
+        <w:keepNext/>
+        <w:spacing w:before="120" w:after="20"/>
+      </w:pPr>
+      <w:r>
+        <w:rPr>
+          <w:rFonts w:ascii="Calibri" w:eastAsia="Calibri" w:hAnsi="Calibri" w:cs="Calibri"/>
+          <w:b/>
+          <w:bCs/>
+          <w:i/>
+          <w:iCs/>
+          <w:color w:val="2E74B5"/>
+          <w:sz w:val="22"/>
+          <w:szCs w:val="22"/>
+        </w:rPr>
+        <w:t>Idee 8 — Persoonlijk startscherm</w:t>
+      </w:r>
+    </w:p>
+    <w:p>
+      <w:pPr>
+        <w:spacing w:after="160"/>
+      </w:pPr>
+      <w:r>
+        <w:rPr>
+          <w:rFonts w:ascii="Calibri" w:eastAsia="Calibri" w:hAnsi="Calibri" w:cs="Calibri"/>
+          <w:sz w:val="22"/>
+          <w:szCs w:val="22"/>
+        </w:rPr>
+        <w:t>Een startscherm dat je begroet met je naam en één focus voor je volgende workshop toont.</w:t>
+      </w:r>
+    </w:p>
+    <w:p>
+      <w:pPr>
+        <w:keepNext/>
+        <w:spacing w:before="480" w:after="120"/>
+      </w:pPr>
+      <w:r>
+        <w:rPr>
+          <w:rFonts w:ascii="Calibri" w:eastAsia="Calibri" w:hAnsi="Calibri" w:cs="Calibri"/>
+          <w:b/>
+          <w:bCs/>
+          <w:color w:val="2E74B5"/>
+          <w:sz w:val="32"/>
+          <w:szCs w:val="32"/>
+        </w:rPr>
+        <w:t>8.  Bronnenlijst</w:t>
+      </w:r>
+    </w:p>
+    <w:p>
+      <w:pPr>
+        <w:spacing w:after="160"/>
+      </w:pPr>
+      <w:r>
+        <w:rPr>
+          <w:rFonts w:ascii="Calibri" w:eastAsia="Calibri" w:hAnsi="Calibri" w:cs="Calibri"/>
+          <w:sz w:val="22"/>
+          <w:szCs w:val="22"/>
+        </w:rPr>
         <w:t>Sauselé, C. (2026). Vooronderzoek AI-coach StudieStap [Vooronderzoek]. Niet gepubliceerd.</w:t>
       </w:r>
     </w:p>
     <w:p>
       <w:pPr>
-        <w:spacing w:after="240"/>
-      </w:pPr>
-      <w:r>
+        <w:spacing w:after="160"/>
+      </w:pPr>
+      <w:r>
+        <w:rPr>
+          <w:rFonts w:ascii="Calibri" w:eastAsia="Calibri" w:hAnsi="Calibri" w:cs="Calibri"/>
+          <w:sz w:val="22"/>
+          <w:szCs w:val="22"/>
+        </w:rPr>
         <w:t>Sauselé, C. (2026). Hoe geef je StudieStappers feedback die ze begrijpen, vertrouwen en gebruiken? [Literatuuronderzoek]. Niet gepubliceerd.</w:t>
       </w:r>
     </w:p>
     <w:sectPr>
+      <w:headerReference w:type="default" r:id="rId7"/>
       <w:footerReference w:type="default" r:id="rId8"/>
       <w:pgSz w:w="11906" w:h="16838"/>
       <w:pgMar w:top="1440" w:right="1440" w:bottom="1440" w:left="1440" w:header="708" w:footer="708" w:gutter="0"/>
@@ -2192,14 +2686,15 @@
   <w:p>
     <w:pPr>
       <w:pBdr>
-        <w:top w:val="single" w:sz="4" w:space="4" w:color="A6A6A6"/>
+        <w:top w:val="single" w:sz="4" w:space="1" w:color="CCCCCC"/>
       </w:pBdr>
-      <w:spacing w:before="120"/>
+      <w:spacing w:before="80"/>
       <w:jc w:val="right"/>
     </w:pPr>
     <w:r>
       <w:rPr>
-        <w:color w:val="595959"/>
+        <w:rFonts w:ascii="Calibri" w:eastAsia="Calibri" w:hAnsi="Calibri" w:cs="Calibri"/>
+        <w:color w:val="999999"/>
         <w:sz w:val="18"/>
         <w:szCs w:val="18"/>
       </w:rPr>
@@ -2207,7 +2702,8 @@
     </w:r>
     <w:r>
       <w:rPr>
-        <w:color w:val="595959"/>
+        <w:rFonts w:ascii="Calibri" w:eastAsia="Calibri" w:hAnsi="Calibri" w:cs="Calibri"/>
+        <w:color w:val="999999"/>
         <w:sz w:val="18"/>
         <w:szCs w:val="18"/>
       </w:rPr>
@@ -2215,7 +2711,8 @@
     </w:r>
     <w:r>
       <w:rPr>
-        <w:color w:val="595959"/>
+        <w:rFonts w:ascii="Calibri" w:eastAsia="Calibri" w:hAnsi="Calibri" w:cs="Calibri"/>
+        <w:color w:val="999999"/>
         <w:sz w:val="18"/>
         <w:szCs w:val="18"/>
       </w:rPr>
@@ -2223,8 +2720,9 @@
     </w:r>
     <w:r>
       <w:rPr>
+        <w:rFonts w:ascii="Calibri" w:eastAsia="Calibri" w:hAnsi="Calibri" w:cs="Calibri"/>
         <w:noProof/>
-        <w:color w:val="595959"/>
+        <w:color w:val="999999"/>
         <w:sz w:val="18"/>
         <w:szCs w:val="18"/>
       </w:rPr>
@@ -2232,7 +2730,8 @@
     </w:r>
     <w:r>
       <w:rPr>
-        <w:color w:val="595959"/>
+        <w:rFonts w:ascii="Calibri" w:eastAsia="Calibri" w:hAnsi="Calibri" w:cs="Calibri"/>
+        <w:color w:val="999999"/>
         <w:sz w:val="18"/>
         <w:szCs w:val="18"/>
       </w:rPr>
@@ -2261,13 +2760,35 @@
 </w:footnotes>
 </file>
 
+<file path=word/header1.xml><?xml version="1.0" encoding="utf-8"?>
+<w:hdr xmlns:wpc="http://schemas.microsoft.com/office/word/2010/wordprocessingCanvas" xmlns:cx="http://schemas.microsoft.com/office/drawing/2014/chartex" xmlns:cx1="http://schemas.microsoft.com/office/drawing/2015/9/8/chartex" xmlns:cx2="http://schemas.microsoft.com/office/drawing/2015/10/21/chartex" xmlns:cx3="http://schemas.microsoft.com/office/drawing/2016/5/9/chartex" xmlns:cx4="http://schemas.microsoft.com/office/drawing/2016/5/10/chartex" xmlns:cx5="http://schemas.microsoft.com/office/drawing/2016/5/11/chartex" xmlns:cx6="http://schemas.microsoft.com/office/drawing/2016/5/12/chartex" xmlns:cx7="http://schemas.microsoft.com/office/drawing/2016/5/13/chartex" xmlns:cx8="http://schemas.microsoft.com/office/drawing/2016/5/14/chartex" xmlns:mc="http://schemas.openxmlformats.org/markup-compatibility/2006" xmlns:aink="http://schemas.microsoft.com/office/drawing/2016/ink" xmlns:am3d="http://schemas.microsoft.com/office/drawing/2017/model3d" xmlns:o="urn:schemas-microsoft-com:office:office" xmlns:oel="http://schemas.microsoft.com/office/2019/extlst" xmlns:r="http://schemas.openxmlformats.org/officeDocument/2006/relationships" xmlns:m="http://schemas.openxmlformats.org/officeDocument/2006/math" xmlns:v="urn:schemas-microsoft-com:vml" xmlns:wp14="http://schemas.microsoft.com/office/word/2010/wordprocessingDrawing" xmlns:wp="http://schemas.openxmlformats.org/drawingml/2006/wordprocessingDrawing" xmlns:w10="urn:schemas-microsoft-com:office:word" xmlns:w="http://schemas.openxmlformats.org/wordprocessingml/2006/main" xmlns:w14="http://schemas.microsoft.com/office/word/2010/wordml" xmlns:w15="http://schemas.microsoft.com/office/word/2012/wordml" xmlns:w16cex="http://schemas.microsoft.com/office/word/2018/wordml/cex" xmlns:w16cid="http://schemas.microsoft.com/office/word/2016/wordml/cid" xmlns:w16="http://schemas.microsoft.com/office/word/2018/wordml" xmlns:w16du="http://schemas.microsoft.com/office/word/2023/wordml/word16du" xmlns:w16sdtdh="http://schemas.microsoft.com/office/word/2020/wordml/sdtdatahash" xmlns:w16sdtfl="http://schemas.microsoft.com/office/word/2024/wordml/sdtformatlock" xmlns:w16se="http://schemas.microsoft.com/office/word/2015/wordml/symex" xmlns:wpg="http://schemas.microsoft.com/office/word/2010/wordprocessingGroup" xmlns:wpi="http://schemas.microsoft.com/office/word/2010/wordprocessingInk" xmlns:wne="http://schemas.microsoft.com/office/word/2006/wordml" xmlns:wps="http://schemas.microsoft.com/office/word/2010/wordprocessingShape" mc:Ignorable="w14 w15 w16se w16cid w16 w16cex w16sdtdh w16sdtfl w16du wp14">
+  <w:p>
+    <w:pPr>
+      <w:pBdr>
+        <w:bottom w:val="single" w:sz="4" w:space="1" w:color="CCCCCC"/>
+      </w:pBdr>
+      <w:spacing w:after="80"/>
+    </w:pPr>
+    <w:r>
+      <w:rPr>
+        <w:rFonts w:ascii="Calibri" w:eastAsia="Calibri" w:hAnsi="Calibri" w:cs="Calibri"/>
+        <w:color w:val="999999"/>
+        <w:sz w:val="18"/>
+        <w:szCs w:val="18"/>
+      </w:rPr>
+      <w:t>Design Challenge — AI-coach StudieStap</w:t>
+    </w:r>
+  </w:p>
+</w:hdr>
+</file>
+
 <file path=word/numbering.xml><?xml version="1.0" encoding="utf-8"?>
 <w:numbering xmlns:wpc="http://schemas.microsoft.com/office/word/2010/wordprocessingCanvas" xmlns:cx="http://schemas.microsoft.com/office/drawing/2014/chartex" xmlns:cx1="http://schemas.microsoft.com/office/drawing/2015/9/8/chartex" xmlns:cx2="http://schemas.microsoft.com/office/drawing/2015/10/21/chartex" xmlns:cx3="http://schemas.microsoft.com/office/drawing/2016/5/9/chartex" xmlns:cx4="http://schemas.microsoft.com/office/drawing/2016/5/10/chartex" xmlns:cx5="http://schemas.microsoft.com/office/drawing/2016/5/11/chartex" xmlns:cx6="http://schemas.microsoft.com/office/drawing/2016/5/12/chartex" xmlns:cx7="http://schemas.microsoft.com/office/drawing/2016/5/13/chartex" xmlns:cx8="http://schemas.microsoft.com/office/drawing/2016/5/14/chartex" xmlns:mc="http://schemas.openxmlformats.org/markup-compatibility/2006" xmlns:aink="http://schemas.microsoft.com/office/drawing/2016/ink" xmlns:am3d="http://schemas.microsoft.com/office/drawing/2017/model3d" xmlns:o="urn:schemas-microsoft-com:office:office" xmlns:oel="http://schemas.microsoft.com/office/2019/extlst" xmlns:r="http://schemas.openxmlformats.org/officeDocument/2006/relationships" xmlns:m="http://schemas.openxmlformats.org/officeDocument/2006/math" xmlns:v="urn:schemas-microsoft-com:vml" xmlns:wp14="http://schemas.microsoft.com/office/word/2010/wordprocessingDrawing" xmlns:wp="http://schemas.openxmlformats.org/drawingml/2006/wordprocessingDrawing" xmlns:w10="urn:schemas-microsoft-com:office:word" xmlns:w="http://schemas.openxmlformats.org/wordprocessingml/2006/main" xmlns:w14="http://schemas.microsoft.com/office/word/2010/wordml" xmlns:w15="http://schemas.microsoft.com/office/word/2012/wordml" xmlns:w16cex="http://schemas.microsoft.com/office/word/2018/wordml/cex" xmlns:w16cid="http://schemas.microsoft.com/office/word/2016/wordml/cid" xmlns:w16="http://schemas.microsoft.com/office/word/2018/wordml" xmlns:w16du="http://schemas.microsoft.com/office/word/2023/wordml/word16du" xmlns:w16sdtdh="http://schemas.microsoft.com/office/word/2020/wordml/sdtdatahash" xmlns:w16sdtfl="http://schemas.microsoft.com/office/word/2024/wordml/sdtformatlock" xmlns:w16se="http://schemas.microsoft.com/office/word/2015/wordml/symex" xmlns:wpg="http://schemas.microsoft.com/office/word/2010/wordprocessingGroup" xmlns:wpi="http://schemas.microsoft.com/office/word/2010/wordprocessingInk" xmlns:wne="http://schemas.microsoft.com/office/word/2006/wordml" xmlns:wps="http://schemas.microsoft.com/office/word/2010/wordprocessingShape" mc:Ignorable="w14 w15 w16se w16cid w16 w16cex w16sdtdh w16sdtfl w16du wp14">
   <w:abstractNum w:abstractNumId="0" w15:restartNumberingAfterBreak="0">
-    <w:nsid w:val="15D3658F"/>
+    <w:nsid w:val="5EBC2A61"/>
     <w:multiLevelType w:val="hybridMultilevel"/>
-    <w:tmpl w:val="CD1E9CCC"/>
-    <w:lvl w:ilvl="0" w:tplc="C7C0C6CE">
+    <w:tmpl w:val="3C9A48D4"/>
+    <w:lvl w:ilvl="0" w:tplc="68A60AD6">
       <w:start w:val="1"/>
       <w:numFmt w:val="bullet"/>
       <w:lvlText w:val="●"/>
@@ -2276,7 +2797,7 @@
         <w:ind w:left="720" w:hanging="360"/>
       </w:pPr>
     </w:lvl>
-    <w:lvl w:ilvl="1" w:tplc="6604199A">
+    <w:lvl w:ilvl="1" w:tplc="0700E546">
       <w:start w:val="1"/>
       <w:numFmt w:val="bullet"/>
       <w:lvlText w:val="○"/>
@@ -2285,7 +2806,7 @@
         <w:ind w:left="1440" w:hanging="360"/>
       </w:pPr>
     </w:lvl>
-    <w:lvl w:ilvl="2" w:tplc="8A58DF6E">
+    <w:lvl w:ilvl="2" w:tplc="4528988C">
       <w:start w:val="1"/>
       <w:numFmt w:val="bullet"/>
       <w:lvlText w:val="■"/>
@@ -2294,7 +2815,7 @@
         <w:ind w:left="2160" w:hanging="360"/>
       </w:pPr>
     </w:lvl>
-    <w:lvl w:ilvl="3" w:tplc="194CD73E">
+    <w:lvl w:ilvl="3" w:tplc="C9DC7B80">
       <w:start w:val="1"/>
       <w:numFmt w:val="bullet"/>
       <w:lvlText w:val="●"/>
@@ -2303,7 +2824,7 @@
         <w:ind w:left="2880" w:hanging="360"/>
       </w:pPr>
     </w:lvl>
-    <w:lvl w:ilvl="4" w:tplc="ECA4EB72">
+    <w:lvl w:ilvl="4" w:tplc="40AC7938">
       <w:start w:val="1"/>
       <w:numFmt w:val="bullet"/>
       <w:lvlText w:val="○"/>
@@ -2312,7 +2833,7 @@
         <w:ind w:left="3600" w:hanging="360"/>
       </w:pPr>
     </w:lvl>
-    <w:lvl w:ilvl="5" w:tplc="14348B9E">
+    <w:lvl w:ilvl="5" w:tplc="D12C3C52">
       <w:start w:val="1"/>
       <w:numFmt w:val="bullet"/>
       <w:lvlText w:val="■"/>
@@ -2321,7 +2842,7 @@
         <w:ind w:left="4320" w:hanging="360"/>
       </w:pPr>
     </w:lvl>
-    <w:lvl w:ilvl="6" w:tplc="9CC81872">
+    <w:lvl w:ilvl="6" w:tplc="74B4A284">
       <w:start w:val="1"/>
       <w:numFmt w:val="bullet"/>
       <w:lvlText w:val="●"/>
@@ -2330,7 +2851,7 @@
         <w:ind w:left="5040" w:hanging="360"/>
       </w:pPr>
     </w:lvl>
-    <w:lvl w:ilvl="7" w:tplc="24204924">
+    <w:lvl w:ilvl="7" w:tplc="539C021C">
       <w:start w:val="1"/>
       <w:numFmt w:val="bullet"/>
       <w:lvlText w:val="●"/>
@@ -2339,7 +2860,7 @@
         <w:ind w:left="5760" w:hanging="360"/>
       </w:pPr>
     </w:lvl>
-    <w:lvl w:ilvl="8" w:tplc="6EF2C1C6">
+    <w:lvl w:ilvl="8" w:tplc="4F20E0AA">
       <w:start w:val="1"/>
       <w:numFmt w:val="bullet"/>
       <w:lvlText w:val="●"/>
@@ -2349,7 +2870,7 @@
       </w:pPr>
     </w:lvl>
   </w:abstractNum>
-  <w:num w:numId="1" w16cid:durableId="2028602808">
+  <w:num w:numId="1" w16cid:durableId="1157039690">
     <w:abstractNumId w:val="0"/>
     <w:lvlOverride w:ilvl="0">
       <w:startOverride w:val="1"/>
@@ -2363,9 +2884,7 @@
   <w:docDefaults>
     <w:rPrDefault>
       <w:rPr>
-        <w:rFonts w:ascii="Calibri" w:eastAsia="Calibri" w:hAnsi="Calibri" w:cs="Calibri"/>
-        <w:sz w:val="22"/>
-        <w:szCs w:val="22"/>
+        <w:rFonts w:ascii="Times New Roman" w:eastAsia="Times New Roman" w:hAnsi="Times New Roman" w:cs="Times New Roman"/>
         <w:lang w:val="nl-NL" w:eastAsia="nl-NL" w:bidi="ar-SA"/>
       </w:rPr>
     </w:rPrDefault>
@@ -2769,6 +3288,7 @@
   <w:style w:type="paragraph" w:styleId="Heading2">
     <w:name w:val="heading 2"/>
     <w:uiPriority w:val="9"/>
+    <w:semiHidden/>
     <w:unhideWhenUsed/>
     <w:qFormat/>
     <w:pPr>
@@ -2908,10 +3428,6 @@
     <w:uiPriority w:val="99"/>
     <w:semiHidden/>
     <w:unhideWhenUsed/>
-    <w:rPr>
-      <w:sz w:val="20"/>
-      <w:szCs w:val="20"/>
-    </w:rPr>
   </w:style>
   <w:style w:type="character" w:customStyle="1" w:styleId="FootnoteTextChar">
     <w:name w:val="Footnote Text Char"/>
@@ -2939,10 +3455,6 @@
     <w:uiPriority w:val="99"/>
     <w:semiHidden/>
     <w:unhideWhenUsed/>
-    <w:rPr>
-      <w:sz w:val="20"/>
-      <w:szCs w:val="20"/>
-    </w:rPr>
   </w:style>
   <w:style w:type="character" w:customStyle="1" w:styleId="EndnoteTextChar">
     <w:name w:val="Endnote Text Char"/>
@@ -2954,51 +3466,6 @@
       <w:sz w:val="20"/>
       <w:szCs w:val="20"/>
     </w:rPr>
-  </w:style>
-  <w:style w:type="paragraph" w:styleId="TOCHeading">
-    <w:name w:val="TOC Heading"/>
-    <w:basedOn w:val="Heading1"/>
-    <w:next w:val="Normal"/>
-    <w:uiPriority w:val="39"/>
-    <w:unhideWhenUsed/>
-    <w:qFormat/>
-    <w:rsid w:val="00CE512B"/>
-    <w:pPr>
-      <w:keepNext/>
-      <w:keepLines/>
-      <w:spacing w:before="240" w:line="259" w:lineRule="auto"/>
-      <w:outlineLvl w:val="9"/>
-    </w:pPr>
-    <w:rPr>
-      <w:rFonts w:asciiTheme="majorHAnsi" w:eastAsiaTheme="majorEastAsia" w:hAnsiTheme="majorHAnsi" w:cstheme="majorBidi"/>
-      <w:color w:val="0F4761" w:themeColor="accent1" w:themeShade="BF"/>
-      <w:lang w:val="en-US" w:eastAsia="en-US"/>
-    </w:rPr>
-  </w:style>
-  <w:style w:type="paragraph" w:styleId="TOC1">
-    <w:name w:val="toc 1"/>
-    <w:basedOn w:val="Normal"/>
-    <w:next w:val="Normal"/>
-    <w:autoRedefine/>
-    <w:uiPriority w:val="39"/>
-    <w:unhideWhenUsed/>
-    <w:rsid w:val="00CE512B"/>
-    <w:pPr>
-      <w:spacing w:after="100"/>
-    </w:pPr>
-  </w:style>
-  <w:style w:type="paragraph" w:styleId="TOC2">
-    <w:name w:val="toc 2"/>
-    <w:basedOn w:val="Normal"/>
-    <w:next w:val="Normal"/>
-    <w:autoRedefine/>
-    <w:uiPriority w:val="39"/>
-    <w:unhideWhenUsed/>
-    <w:rsid w:val="00CE512B"/>
-    <w:pPr>
-      <w:spacing w:after="100"/>
-      <w:ind w:left="220"/>
-    </w:pPr>
   </w:style>
 </w:styles>
 </file>
@@ -3316,16 +3783,4 @@
     </a:ext>
   </a:extLst>
 </a:theme>
-</file>
-
-<file path=customXml/item1.xml><?xml version="1.0" encoding="utf-8"?>
-<b:Sources xmlns:b="http://schemas.openxmlformats.org/officeDocument/2006/bibliography" xmlns="http://schemas.openxmlformats.org/officeDocument/2006/bibliography" SelectedStyle="\APASixthEditionOfficeOnline.xsl" StyleName="APA" Version="6"/>
-</file>
-
-<file path=customXml/itemProps1.xml><?xml version="1.0" encoding="utf-8"?>
-<ds:datastoreItem xmlns:ds="http://schemas.openxmlformats.org/officeDocument/2006/customXml" ds:itemID="{E6D1D226-6C27-4B5F-B4A8-A2BF8F937966}">
-  <ds:schemaRefs>
-    <ds:schemaRef ds:uri="http://schemas.openxmlformats.org/officeDocument/2006/bibliography"/>
-  </ds:schemaRefs>
-</ds:datastoreItem>
 </file>
--- a/UX/Research/Design_Challenge_AI-coach_StudieStap.docx
+++ b/UX/Research/Design_Challenge_AI-coach_StudieStap.docx
@@ -491,7 +491,7 @@
           <w:sz w:val="22"/>
           <w:szCs w:val="22"/>
         </w:rPr>
-        <w:t>StudieStap geeft workshops op middelbare scholen om leerlingen te helpen bij hun studiekeuze. Deze workshops worden gegeven door StudieStappers, een groep van ongeveer veertig mensen met heel uiteenlopende achtergronden, van psychologie tot data-analyse tot werktuigbouwkunde. Er is op dit moment geen vaste manier om te zien hoe een workshop is verlopen, omdat er niet bij elke workshop iemand kan meekijken. Daarom wordt er een AI-coach ontwikkeld die audio van een workshop analyseert en de StudieStapper daarna feedback geeft.</w:t>
+        <w:t>StudieStap geeft workshops op middelbare scholen om leerlingen te helpen bij hun studiekeuze. Deze workshops worden gegeven door StudieStappers, een groep van ongeveer twintig mensen met heel uiteenlopende achtergronden, van psychologie tot data-analyse tot werktuigbouwkunde. Er is op dit moment geen vaste manier om te zien hoe een workshop is verlopen, omdat er niet bij elke workshop iemand kan meekijken. Daarom wordt er een AI-coach ontwikkeld die audio van een workshop analyseert en de StudieStapper daarna feedback geeft.</w:t>
       </w:r>
     </w:p>
     <w:p>
@@ -768,7 +768,140 @@
           <w:sz w:val="22"/>
           <w:szCs w:val="22"/>
         </w:rPr>
-        <w:t>De enquête onder StudieStappers zelf moet nog worden afgenomen. De inzichten hierboven komen dus uit het vooronderzoek en het literatuuronderzoek, en het ontwerp wordt later getest en bijgesteld met StudieStappers.</w:t>
+        <w:t xml:space="preserve">Om te checken of deze inzichten ook voor StudieStappers zelf gelden, heb ik een enquête uitgezet die door 11 StudieStappers is ingevuld. Die bevestigt de design challenge grotendeels, met één belangrijke nuance. StudieStappers willen vooral een uitgebreide toelichting: negen van de elf kozen daarvoor, en maar één voor alleen korte cijfers of een grafiek (afbeelding 1). ‘In een paar minuten een helder overzicht’ blijft het startpunt, maar achter dat overzicht moet een duidelijke uitleg in gewone taal zitten.</w:t>
+      </w:r>
+    </w:p>
+    <w:p>
+      <w:pPr>
+        <w:keepNext/>
+        <w:spacing w:after="80" w:line="240" w:lineRule="auto"/>
+        <w:ind w:firstLine="0" w:left="0"/>
+        <w:jc w:val="center"/>
+      </w:pPr>
+      <w:r>
+        <w:drawing>
+          <wp:inline xmlns:a="http://schemas.openxmlformats.org/drawingml/2006/main" xmlns:pic="http://schemas.openxmlformats.org/drawingml/2006/picture">
+            <wp:extent cx="4680000" cy="2241057"/>
+            <wp:docPr id="1" name="Picture 1"/>
+            <wp:cNvGraphicFramePr>
+              <a:graphicFrameLocks noChangeAspect="1"/>
+            </wp:cNvGraphicFramePr>
+            <a:graphic>
+              <a:graphicData uri="http://schemas.openxmlformats.org/drawingml/2006/picture">
+                <pic:pic>
+                  <pic:nvPicPr>
+                    <pic:cNvPr id="0" name="caee1ab4-image.png"/>
+                    <pic:cNvPicPr/>
+                  </pic:nvPicPr>
+                  <pic:blipFill>
+                    <a:blip r:embed="rId11"/>
+                    <a:stretch>
+                      <a:fillRect/>
+                    </a:stretch>
+                  </pic:blipFill>
+                  <pic:spPr>
+                    <a:xfrm>
+                      <a:off x="0" y="0"/>
+                      <a:ext cx="4680000" cy="2241057"/>
+                    </a:xfrm>
+                    <a:prstGeom prst="rect"/>
+                  </pic:spPr>
+                </pic:pic>
+              </a:graphicData>
+            </a:graphic>
+          </wp:inline>
+        </w:drawing>
+      </w:r>
+    </w:p>
+    <w:p>
+      <w:pPr>
+        <w:keepNext w:val="0"/>
+        <w:spacing w:after="160"/>
+        <w:ind w:firstLine="0"/>
+      </w:pPr>
+      <w:r>
+        <w:rPr>
+          <w:rFonts w:ascii="Calibri" w:eastAsia="Calibri" w:hAnsi="Calibri" w:cs="Calibri"/>
+          <w:i/>
+          <w:iCs/>
+          <w:color w:val="595959"/>
+          <w:sz w:val="18"/>
+          <w:szCs w:val="18"/>
+        </w:rPr>
+        <w:t xml:space="preserve">Afbeelding 1: Diagram over welke vorm van feedback de respondenten het meest aanspreekt</w:t>
+      </w:r>
+    </w:p>
+    <w:p>
+      <w:pPr>
+        <w:spacing w:after="160"/>
+      </w:pPr>
+      <w:r>
+        <w:rPr>
+          <w:rFonts w:ascii="Calibri" w:eastAsia="Calibri" w:hAnsi="Calibri" w:cs="Calibri"/>
+          <w:sz w:val="22"/>
+          <w:szCs w:val="22"/>
+        </w:rPr>
+        <w:t xml:space="preserve">Voor ‘aanvoelt als een coach’ geeft de enquête steun. Negen van de elf vinden ‘warm &amp; persoonlijk’ het best passen bij StudieStap en acht ‘speels &amp; kleurrijk’. Niemand koos ‘strak &amp; zakelijk’ (afbeelding 2). Wel is het vertrouwen in AI-feedback laag en willen StudieStappers zelf bepalen wat er met hun opname gebeurt. Dat maakt het uitgangspunt ‘zichtbaar waar het vandaan komt’ extra belangrijk. Het ontwerp wordt later getest en bijgesteld met StudieStappers.</w:t>
+      </w:r>
+    </w:p>
+    <w:p>
+      <w:pPr>
+        <w:keepNext/>
+        <w:spacing w:after="80" w:line="240" w:lineRule="auto"/>
+        <w:ind w:firstLine="0" w:left="0"/>
+        <w:jc w:val="center"/>
+      </w:pPr>
+      <w:r>
+        <w:drawing>
+          <wp:inline xmlns:a="http://schemas.openxmlformats.org/drawingml/2006/main" xmlns:pic="http://schemas.openxmlformats.org/drawingml/2006/picture">
+            <wp:extent cx="4680000" cy="2134910"/>
+            <wp:docPr id="2" name="Picture 2"/>
+            <wp:cNvGraphicFramePr>
+              <a:graphicFrameLocks noChangeAspect="1"/>
+            </wp:cNvGraphicFramePr>
+            <a:graphic>
+              <a:graphicData uri="http://schemas.openxmlformats.org/drawingml/2006/picture">
+                <pic:pic>
+                  <pic:nvPicPr>
+                    <pic:cNvPr id="0" name="118f5772-image.png"/>
+                    <pic:cNvPicPr/>
+                  </pic:nvPicPr>
+                  <pic:blipFill>
+                    <a:blip r:embed="rId12"/>
+                    <a:stretch>
+                      <a:fillRect/>
+                    </a:stretch>
+                  </pic:blipFill>
+                  <pic:spPr>
+                    <a:xfrm>
+                      <a:off x="0" y="0"/>
+                      <a:ext cx="4680000" cy="2134910"/>
+                    </a:xfrm>
+                    <a:prstGeom prst="rect"/>
+                  </pic:spPr>
+                </pic:pic>
+              </a:graphicData>
+            </a:graphic>
+          </wp:inline>
+        </w:drawing>
+      </w:r>
+    </w:p>
+    <w:p>
+      <w:pPr>
+        <w:keepNext w:val="0"/>
+        <w:spacing w:after="160"/>
+        <w:ind w:firstLine="0"/>
+      </w:pPr>
+      <w:r>
+        <w:rPr>
+          <w:rFonts w:ascii="Calibri" w:eastAsia="Calibri" w:hAnsi="Calibri" w:cs="Calibri"/>
+          <w:i/>
+          <w:iCs/>
+          <w:color w:val="595959"/>
+          <w:sz w:val="18"/>
+          <w:szCs w:val="18"/>
+        </w:rPr>
+        <w:t xml:space="preserve">Afbeelding 2: Diagram over welke stijl volgens de respondenten het best past bij StudieStap</w:t>
       </w:r>
     </w:p>
     <w:p>
